--- a/Documentacion/TESIS/Trabajo de Titulación - Kevin Urbano.docx
+++ b/Documentacion/TESIS/Trabajo de Titulación - Kevin Urbano.docx
@@ -2728,30 +2728,51 @@
       <w:bookmarkEnd w:id="5"/>
     </w:p>
     <w:p/>
-    <w:p/>
     <w:p>
       <w:pPr>
         <w:rPr>
           <w:szCs w:val="22"/>
+          <w:lang w:val="es-EC"/>
         </w:rPr>
       </w:pPr>
       <w:r>
         <w:rPr>
           <w:szCs w:val="22"/>
-        </w:rPr>
-        <w:t>Redactar</w:t>
-      </w:r>
+          <w:lang w:val="es-EC"/>
+        </w:rPr>
+        <w:t xml:space="preserve">El presente trabajo de titulación aborda el diseño y desarrollo de una aplicación web para la gestión de servicios y mantenimiento de equipos informáticos en la empresa “Hospital del Computador”, en la ciudad de Riobamba. Tradicionalmente, la organización operaba mediante un sistema local monousuario y un flujo de comunicación informal a través de WhatsApp, lo que limitaba la trazabilidad y generaba retrasos en la atención. Con el fin de mitigar estos problemas, se propuso el desarrollo de un ecosistema digital multiusuario integrando principios de experiencia de usuario (UX/UI) y accesibilidad web. La investigación se sustentó en un enfoque analítico y evaluativo bajo la metodología ágil Scrum, estructurada en ocho sprints de desarrollo. Para la implementación del software se utilizó una arquitectura cliente-servidor desacoplada con Next.js (App </w:t>
+      </w:r>
+      <w:proofErr w:type="spellStart"/>
       <w:r>
         <w:rPr>
           <w:szCs w:val="22"/>
-        </w:rPr>
-        <w:t xml:space="preserve"> el resumen según lo descrito en la guía</w:t>
-      </w:r>
+          <w:lang w:val="es-EC"/>
+        </w:rPr>
+        <w:t>Router</w:t>
+      </w:r>
+      <w:proofErr w:type="spellEnd"/>
       <w:r>
         <w:rPr>
           <w:szCs w:val="22"/>
-        </w:rPr>
-        <w:t xml:space="preserve"> (Un solo párrafo; entre 200 y 300 palabras)</w:t>
+          <w:lang w:val="es-EC"/>
+        </w:rPr>
+        <w:t xml:space="preserve">) en el frontend, NestJS en el backend y PostgreSQL como motor de base de datos relacional mapeado con </w:t>
+      </w:r>
+      <w:proofErr w:type="spellStart"/>
+      <w:r>
+        <w:rPr>
+          <w:szCs w:val="22"/>
+          <w:lang w:val="es-EC"/>
+        </w:rPr>
+        <w:t>TypeORM</w:t>
+      </w:r>
+      <w:proofErr w:type="spellEnd"/>
+      <w:r>
+        <w:rPr>
+          <w:szCs w:val="22"/>
+          <w:lang w:val="es-EC"/>
+        </w:rPr>
+        <w:t>. Los principales resultados incluyeron la automatización del registro de clientes mediante la validación tributaria asíncrona del SRI, un módulo de diagnóstico técnico estructurado a través de listas de verificación dinámicas en formato JSONB, y un portal web público que permite a los clientes consultar sus órdenes y autorizar presupuestos en tiempo real. Finalmente, la validación del sistema se realizó combinando auditorías automáticas mediante WAVE y Lighthouse. Los resultados evidenciaron el cumplimiento de los criterios de conformidad Nivel AA de las pautas de accesibilidad WCAG 2.1, demostrando la viabilidad de la plataforma para reducir la carga cognitiva de los operarios, agilizar los tiempos de respuesta y ofrecer un servicio inclusivo y eficiente."</w:t>
       </w:r>
     </w:p>
     <w:p>
@@ -2770,14 +2791,7 @@
     </w:p>
     <w:p>
       <w:r>
-        <w:rPr>
-          <w:b/>
-          <w:bCs/>
-        </w:rPr>
-        <w:t>Palabras clave:</w:t>
-      </w:r>
-      <w:r>
-        <w:t xml:space="preserve"> &lt; &gt;, &lt; &gt;, &lt; &gt;, &lt; &gt;, &lt; &gt;, &lt; &gt;, &lt; &gt;, &lt; &gt;. [máximo cinco descriptores que definan el contenido de la investigación]</w:t>
+        <w:t>Palabras clave: Aplicación web, Gestión de servicios, Accesibilidad web, Diseño UX/UI, Metodología Scrum.</w:t>
       </w:r>
     </w:p>
     <w:p/>
@@ -2832,23 +2846,6 @@
         <w:t>TITULACIÓN</w:t>
       </w:r>
     </w:p>
-    <w:p/>
-    <w:p/>
-    <w:p/>
-    <w:p/>
-    <w:p/>
-    <w:p/>
-    <w:p/>
-    <w:p/>
-    <w:p/>
-    <w:p/>
-    <w:p/>
-    <w:p/>
-    <w:p/>
-    <w:p/>
-    <w:p/>
-    <w:p/>
-    <w:p/>
     <w:p/>
     <w:p/>
     <w:p/>
@@ -11233,82 +11230,62 @@
         </w:rPr>
       </w:pPr>
       <w:r>
-        <w:rPr>
-          <w:lang w:val="es-EC"/>
-        </w:rPr>
-        <w:t>Describ</w:t>
-      </w:r>
-      <w:r>
-        <w:rPr>
-          <w:lang w:val="es-EC"/>
-        </w:rPr>
-        <w:t>a</w:t>
-      </w:r>
-      <w:r>
-        <w:rPr>
-          <w:lang w:val="es-EC"/>
-        </w:rPr>
-        <w:t xml:space="preserve"> la introducción</w:t>
-      </w:r>
-    </w:p>
-    <w:p>
-      <w:pPr>
-        <w:rPr>
-          <w:lang w:val="es-EC"/>
-        </w:rPr>
-      </w:pPr>
-    </w:p>
-    <w:p>
-      <w:pPr>
-        <w:rPr>
-          <w:lang w:val="es-EC"/>
-        </w:rPr>
-      </w:pPr>
-      <w:r>
-        <w:rPr>
-          <w:lang w:val="es-EC"/>
-        </w:rPr>
-        <w:t>Si contiene otro párrafo debe transcribir dejando el espacio correspondiente</w:t>
-      </w:r>
-    </w:p>
-    <w:p>
-      <w:pPr>
-        <w:rPr>
-          <w:lang w:val="es-EC"/>
-        </w:rPr>
-      </w:pPr>
-    </w:p>
-    <w:p>
-      <w:pPr>
-        <w:rPr>
-          <w:lang w:val="es-EC"/>
-        </w:rPr>
-      </w:pPr>
-      <w:r>
-        <w:rPr>
-          <w:lang w:val="es-EC"/>
-        </w:rPr>
-        <w:t>Siguiente párrafo</w:t>
-      </w:r>
-    </w:p>
-    <w:p>
-      <w:pPr>
-        <w:rPr>
-          <w:lang w:val="es-EC"/>
-        </w:rPr>
-      </w:pPr>
-    </w:p>
-    <w:p>
-      <w:pPr>
-        <w:rPr>
-          <w:lang w:val="es-EC"/>
-        </w:rPr>
-      </w:pPr>
-      <w:r>
-        <w:rPr>
-          <w:lang w:val="es-EC"/>
-        </w:rPr>
-        <w:t>Siguiente párrafo</w:t>
+        <w:t>En la actualidad, la transformación digital se ha convertido en un pilar fundamental para optimizar la competitividad y eficiencia de las pequeñas y medianas empresas. En el sector de los servicios técnicos informáticos, la incorporación de plataformas basadas en la nube y arquitecturas cliente-servidor dinámicas permite centralizar la información operativa, automatizar flujos de trabajo administrativos y mitigar los errores humanos inherentes al registro manual. Las aplicaciones web modernas no solo facilitan una gestión multiusuario en tiempo real, sino que también promueven interacciones más transparentes y eficientes entre los proveedores de servicios y los clientes finales.</w:t>
+      </w:r>
+    </w:p>
+    <w:p>
+      <w:pPr>
+        <w:rPr>
+          <w:lang w:val="es-EC"/>
+        </w:rPr>
+      </w:pPr>
+    </w:p>
+    <w:p>
+      <w:pPr>
+        <w:rPr>
+          <w:lang w:val="es-EC"/>
+        </w:rPr>
+      </w:pPr>
+      <w:r>
+        <w:t>La empresa “Hospital del Computador”, con sede en la ciudad de Riobamba, enfrentaba severas limitaciones en su control operativo debido al uso de un sistema de escritorio monousuario y a la dependencia de canales de mensajería informal como WhatsApp para notificar a los clientes sobre el avance de sus reparaciones. Esta falta de centralización impedía el acceso simultáneo del personal administrativo y técnico al historial de servicio, obstaculizaba la asignación organizada de casilleros físicos en el laboratorio, y limitaba la trazabilidad del stock de repuestos utilizados en las reparaciones, lo que repercutía en tiempos de espera prolongados y en una baja satisfacción del usuario.</w:t>
+      </w:r>
+    </w:p>
+    <w:p>
+      <w:pPr>
+        <w:rPr>
+          <w:lang w:val="es-EC"/>
+        </w:rPr>
+      </w:pPr>
+    </w:p>
+    <w:p>
+      <w:pPr>
+        <w:rPr>
+          <w:lang w:val="es-EC"/>
+        </w:rPr>
+      </w:pPr>
+      <w:r>
+        <w:t>Para solventar esta problemática, el presente trabajo de titulación detalla el diseño, desarrollo e implementación de una aplicación web multiusuario orientada a la gestión de servicios y control de inventarios. Para la construcción del software se adoptó una arquitectura robusta y desacoplada con Next.js (App Router) en el frontend y NestJS en el backend, soportada en PostgreSQL. Un rasgo diferenciador del proyecto consiste en la integración metodológica de principios de diseño centrado en el usuario (UX/UI) y criterios de accesibilidad web bajo el estándar internacional WCAG 2.1 (Nivel AA), asegurando que las interfaces sean intuitivas para el personal técnico del taller, disminuyendo la carga cognitiva y garantizando un acceso inclusivo desde múltiples dispositivos.</w:t>
+      </w:r>
+    </w:p>
+    <w:p>
+      <w:pPr>
+        <w:rPr>
+          <w:lang w:val="es-EC"/>
+        </w:rPr>
+      </w:pPr>
+    </w:p>
+    <w:p>
+      <w:pPr>
+        <w:rPr>
+          <w:lang w:val="es-EC"/>
+        </w:rPr>
+      </w:pPr>
+      <w:r>
+        <w:t xml:space="preserve">Este documento de investigación se encuentra estructurado en cuatro capítulos principales. El Capítulo I detalla el diagnóstico situacional, los antecedentes de la empresa y la formulación del problema y los objetivos del proyecto. El Capítulo II expone el marco teórico que fundamenta los conceptos de desarrollo web, calidad del software, bases de datos y accesibilidad. El Capítulo III describe el marco metodológico sustentado en la metodología ágil Scrum, describiendo los roles, factibilidad, riesgos de desarrollo y la planificación por sprints. Por último, el Capítulo IV detalla </w:t>
+      </w:r>
+      <w:r>
+        <w:lastRenderedPageBreak/>
+        <w:t>los resultados cuantitativos y cualitativos de la evaluación de accesibilidad del software, las conclusiones y las recomendaciones del proyecto.</w:t>
       </w:r>
     </w:p>
     <w:p>
@@ -12035,15 +12012,15 @@
           <w:lang w:val="es-EC"/>
         </w:rPr>
       </w:pPr>
-      <w:bookmarkStart w:id="19" w:name="_Hlk230606199"/>
-      <w:bookmarkStart w:id="20" w:name="_Toc232025449"/>
+      <w:bookmarkStart w:id="19" w:name="_Toc232025449"/>
+      <w:bookmarkStart w:id="20" w:name="_Hlk230606199"/>
       <w:r>
         <w:rPr>
           <w:lang w:val="es-EC"/>
         </w:rPr>
         <w:t>Objetivos</w:t>
       </w:r>
-      <w:bookmarkEnd w:id="20"/>
+      <w:bookmarkEnd w:id="19"/>
     </w:p>
     <w:p>
       <w:pPr>
@@ -12219,7 +12196,7 @@
         <w:t>.</w:t>
       </w:r>
     </w:p>
-    <w:bookmarkEnd w:id="19"/>
+    <w:bookmarkEnd w:id="20"/>
     <w:p>
       <w:pPr>
         <w:pStyle w:val="Prrafodelista"/>
@@ -14351,18 +14328,18 @@
       <w:pPr>
         <w:pStyle w:val="Ttulo3"/>
       </w:pPr>
-      <w:bookmarkStart w:id="29" w:name="_Hlk197376160"/>
-      <w:bookmarkStart w:id="30" w:name="_Toc232025458"/>
+      <w:bookmarkStart w:id="29" w:name="_Toc232025458"/>
+      <w:bookmarkStart w:id="30" w:name="_Hlk197376160"/>
       <w:r>
         <w:t xml:space="preserve">Sistemas de </w:t>
       </w:r>
       <w:r>
         <w:t>Gestión de servicios</w:t>
       </w:r>
-      <w:bookmarkEnd w:id="30"/>
+      <w:bookmarkEnd w:id="29"/>
     </w:p>
     <w:p/>
-    <w:bookmarkEnd w:id="29"/>
+    <w:bookmarkEnd w:id="30"/>
     <w:p>
       <w:r>
         <w:t xml:space="preserve">Según </w:t>
@@ -22632,10 +22609,43 @@
         </w:rPr>
       </w:pPr>
       <w:r>
-        <w:rPr>
-          <w:lang w:val="es-EC"/>
-        </w:rPr>
-        <w:t>Estos requerimientos sirvieron como base para la construcción del Product Backlog y la planificación de los módulos del sistema.</w:t>
+        <w:t>Estos requerimientos sirvieron como base para la construcción del Product Backlog y la planificación de los módulos del sistema. El catálogo completo y la especificación detallada de requerimientos funcionales y no funcionales estructurados bajo el estándar IEEE 830 se encuentran documentados en la Sección 6 del Manual Técnico</w:t>
+      </w:r>
+      <w:r>
+        <w:t xml:space="preserve"> </w:t>
+      </w:r>
+      <w:sdt>
+        <w:sdtPr>
+          <w:id w:val="-685056793"/>
+          <w:citation/>
+        </w:sdtPr>
+        <w:sdtContent>
+          <w:r>
+            <w:fldChar w:fldCharType="begin"/>
+          </w:r>
+          <w:r>
+            <w:rPr>
+              <w:lang w:val="es-MX"/>
+            </w:rPr>
+            <w:instrText xml:space="preserve">CITATION Urb26 \p 13-20 \l 2058 </w:instrText>
+          </w:r>
+          <w:r>
+            <w:fldChar w:fldCharType="separate"/>
+          </w:r>
+          <w:r>
+            <w:rPr>
+              <w:noProof/>
+              <w:lang w:val="es-MX"/>
+            </w:rPr>
+            <w:t>(Urbano, 2026 págs. 13-20)</w:t>
+          </w:r>
+          <w:r>
+            <w:fldChar w:fldCharType="end"/>
+          </w:r>
+        </w:sdtContent>
+      </w:sdt>
+      <w:r>
+        <w:t>.</w:t>
       </w:r>
     </w:p>
     <w:p/>
@@ -23049,13 +23059,13 @@
         <w:pStyle w:val="Ttulo4"/>
       </w:pPr>
       <w:r>
+        <w:lastRenderedPageBreak/>
         <w:t>Estudio de Factibilidad</w:t>
       </w:r>
     </w:p>
     <w:p/>
     <w:p>
       <w:r>
-        <w:lastRenderedPageBreak/>
         <w:t>Con la finalidad de determinar la viabilidad del desarrollo e implementación de la aplicación web para la gestión de servicios en la empresa “Hospital del Computador”, se realizó un estudio de factibilidad enfocado en los aspectos técnicos, operativos y económicos del proyecto. Este análisis permitió verificar si la solución propuesta podía desarrollarse adecuadamente utilizando los recursos disponibles y si respondía a las necesidades reales de la empresa.</w:t>
       </w:r>
     </w:p>
@@ -23098,7 +23108,43 @@
     <w:p/>
     <w:p>
       <w:r>
-        <w:t>Además, el equipo de desarrollo cuenta con los conocimientos necesarios para la implementación y mantenimiento de dichas tecnologías, permitiendo desarrollar una solución web funcional, escalable y adaptable a las necesidades de la empresa “Hospital del Computador”.</w:t>
+        <w:t>Además, el equipo de desarrollo cuenta con los conocimientos necesarios para la implementación y mantenimiento de dichas tecnologías, permitiendo desarrollar una solución web funcional, escalable y adaptable a las necesidades de la empresa “Hospital del Computador”. Los requerimientos mínimos de hardware, configuraciones de software y estándares de codificación aplicados en el proyecto se describen de manera detallada en la Sección 3 del Manual Técnico</w:t>
+      </w:r>
+      <w:r>
+        <w:t xml:space="preserve"> </w:t>
+      </w:r>
+      <w:sdt>
+        <w:sdtPr>
+          <w:id w:val="1704599349"/>
+          <w:citation/>
+        </w:sdtPr>
+        <w:sdtContent>
+          <w:r>
+            <w:fldChar w:fldCharType="begin"/>
+          </w:r>
+          <w:r>
+            <w:rPr>
+              <w:lang w:val="es-MX"/>
+            </w:rPr>
+            <w:instrText xml:space="preserve">CITATION Urb26 \p 2-4 \l 2058 </w:instrText>
+          </w:r>
+          <w:r>
+            <w:fldChar w:fldCharType="separate"/>
+          </w:r>
+          <w:r>
+            <w:rPr>
+              <w:noProof/>
+              <w:lang w:val="es-MX"/>
+            </w:rPr>
+            <w:t>(Urbano, 2026 págs. 2-4)</w:t>
+          </w:r>
+          <w:r>
+            <w:fldChar w:fldCharType="end"/>
+          </w:r>
+        </w:sdtContent>
+      </w:sdt>
+      <w:r>
+        <w:t>.</w:t>
       </w:r>
     </w:p>
     <w:p/>
@@ -23155,13 +23201,13 @@
     <w:p/>
     <w:p>
       <w:r>
+        <w:lastRenderedPageBreak/>
         <w:t>La factibilidad operativa se determinó a partir del análisis del entorno de trabajo y de los procesos que actualmente se realizan dentro de la empresa mediante un sistema local limitado y herramientas externas como WhatsApp.</w:t>
       </w:r>
     </w:p>
     <w:p/>
     <w:p>
       <w:r>
-        <w:lastRenderedPageBreak/>
         <w:t>La aplicación web propuesta se adapta al flujo de trabajo existente, permitiendo optimizar actividades relacionadas con el registro de órdenes de trabajo, seguimiento de reparaciones, gestión de servicios y consulta del estado de equipos por parte de los clientes.</w:t>
       </w:r>
     </w:p>
@@ -23171,7 +23217,16 @@
         <w:t>Asimismo, el personal administrativo y técnico posee conocimientos básicos en el uso de sistemas informáticos, lo que facilita la adopción de la plataforma sin requerir procesos complejos de capacitación. De igual manera, el sistema permitirá mejorar la organización de la información y reducir los tiempos de atención ocasionados por el uso del sistema local actual.</w:t>
       </w:r>
     </w:p>
-    <w:p/>
+    <w:p>
+      <w:pPr>
+        <w:tabs>
+          <w:tab w:val="left" w:pos="5137"/>
+        </w:tabs>
+      </w:pPr>
+      <w:r>
+        <w:tab/>
+      </w:r>
+    </w:p>
     <w:p>
       <w:pPr>
         <w:rPr>
@@ -23190,7 +23245,43 @@
     <w:p/>
     <w:p>
       <w:r>
-        <w:t>La factibilidad económica del proyecto se consideró favorable debido a que el desarrollo de la aplicación web se realizó utilizando tecnologías de código abierto, evitando costos relacionados con licencias de software propietario.</w:t>
+        <w:t>La factibilidad económica del proyecto se consideró favorable debido a que el desarrollo de la aplicación web se realizó utilizando tecnologías de código abierto, evitando costos relacionados con licencias de software propietario. El desglose detallado de los costos de recursos técnicos, costos operativos mensuales y el presupuesto general consolidado del desarrollo se especifican en la Sección 4 del Manual Técnico</w:t>
+      </w:r>
+      <w:r>
+        <w:t xml:space="preserve"> </w:t>
+      </w:r>
+      <w:sdt>
+        <w:sdtPr>
+          <w:id w:val="-1187983554"/>
+          <w:citation/>
+        </w:sdtPr>
+        <w:sdtContent>
+          <w:r>
+            <w:fldChar w:fldCharType="begin"/>
+          </w:r>
+          <w:r>
+            <w:rPr>
+              <w:lang w:val="es-MX"/>
+            </w:rPr>
+            <w:instrText xml:space="preserve">CITATION Urb26 \p 5-7 \l 2058 </w:instrText>
+          </w:r>
+          <w:r>
+            <w:fldChar w:fldCharType="separate"/>
+          </w:r>
+          <w:r>
+            <w:rPr>
+              <w:noProof/>
+              <w:lang w:val="es-MX"/>
+            </w:rPr>
+            <w:t>(Urbano, 2026 págs. 5-7)</w:t>
+          </w:r>
+          <w:r>
+            <w:fldChar w:fldCharType="end"/>
+          </w:r>
+        </w:sdtContent>
+      </w:sdt>
+      <w:r>
+        <w:t>.</w:t>
       </w:r>
     </w:p>
     <w:p/>
@@ -23230,10 +23321,43 @@
         </w:rPr>
       </w:pPr>
       <w:r>
-        <w:rPr>
-          <w:lang w:val="es-EC"/>
-        </w:rPr>
-        <w:t>El análisis de riesgos se organizó en cuatro etapas: diagnóstico del contexto, identificación de riesgos, evaluación y tratamiento del riesgo.</w:t>
+        <w:t>El análisis de riesgos se organizó en cuatro etapas: diagnóstico del contexto, identificación de riesgos, evaluación y tratamiento del riesgo. Las matrices de evaluación de probabilidad e impacto (Nivel de Riesgo) y las correspondientes estrategias de mitigación técnica y operativa se encuentran documentadas en la Sección 5 del Manual Técnico</w:t>
+      </w:r>
+      <w:r>
+        <w:t xml:space="preserve"> </w:t>
+      </w:r>
+      <w:sdt>
+        <w:sdtPr>
+          <w:id w:val="492000778"/>
+          <w:citation/>
+        </w:sdtPr>
+        <w:sdtContent>
+          <w:r>
+            <w:fldChar w:fldCharType="begin"/>
+          </w:r>
+          <w:r>
+            <w:rPr>
+              <w:lang w:val="es-MX"/>
+            </w:rPr>
+            <w:instrText xml:space="preserve">CITATION Urb26 \p 7-11 \l 2058 </w:instrText>
+          </w:r>
+          <w:r>
+            <w:fldChar w:fldCharType="separate"/>
+          </w:r>
+          <w:r>
+            <w:rPr>
+              <w:noProof/>
+              <w:lang w:val="es-MX"/>
+            </w:rPr>
+            <w:t>(Urbano, 2026 págs. 7-11)</w:t>
+          </w:r>
+          <w:r>
+            <w:fldChar w:fldCharType="end"/>
+          </w:r>
+        </w:sdtContent>
+      </w:sdt>
+      <w:r>
+        <w:t>.</w:t>
       </w:r>
     </w:p>
     <w:p/>
@@ -23332,7 +23456,6 @@
         <w:rPr>
           <w:rFonts w:ascii="Times New Roman" w:hAnsi="Times New Roman" w:cs="Times New Roman"/>
         </w:rPr>
-        <w:lastRenderedPageBreak/>
         <w:t>Posible resistencia al cambio por parte del personal.</w:t>
       </w:r>
     </w:p>
@@ -23529,6 +23652,7 @@
     <w:p/>
     <w:p>
       <w:r>
+        <w:lastRenderedPageBreak/>
         <w:t>Para ello, se empleó una clasificación cualitativa basada en niveles bajo, medio y alto, asignando valores numéricos para determinar el nivel de riesgo (NR) mediante la relación:</w:t>
       </w:r>
     </w:p>
@@ -23568,7 +23692,6 @@
         <w:jc w:val="center"/>
       </w:pPr>
       <w:r>
-        <w:lastRenderedPageBreak/>
         <w:t>Medio: 2</w:t>
       </w:r>
     </w:p>
@@ -23832,6 +23955,7 @@
     <w:p/>
     <w:p>
       <w:r>
+        <w:lastRenderedPageBreak/>
         <w:t>La evaluación realizada permitió priorizar los riesgos más críticos y establecer medidas preventivas orientadas a reducir posibles afectaciones durante la implementación y funcionamiento de la aplicación web.</w:t>
       </w:r>
     </w:p>
@@ -23860,7 +23984,6 @@
     <w:p/>
     <w:p>
       <w:r>
-        <w:lastRenderedPageBreak/>
         <w:t>Entre las principales medidas aplicadas se encuentran:</w:t>
       </w:r>
     </w:p>
@@ -24232,6 +24355,7 @@
         <w:rPr>
           <w:lang w:val="es-EC"/>
         </w:rPr>
+        <w:lastRenderedPageBreak/>
         <w:t>Este artefacto permitió organizar y priorizar las funcionalidades del sistema, facilitando la planificación progresiva de los módulos y el seguimiento de las actividades definidas para cada Sprint.</w:t>
       </w:r>
     </w:p>
@@ -24272,51 +24396,91 @@
         <w:rPr>
           <w:lang w:val="es-EC"/>
         </w:rPr>
+        <w:t>La información obtenida permitió establecer una estructura inicial para el desarrollo de la aplicación web y definir los elementos necesarios para las siguientes etapas de planificación, implementación y validación del sistema.</w:t>
+      </w:r>
+    </w:p>
+    <w:p/>
+    <w:p>
+      <w:pPr>
+        <w:pStyle w:val="Ttulo3"/>
+      </w:pPr>
+      <w:bookmarkStart w:id="65" w:name="_Toc232025488"/>
+      <w:r>
+        <w:t>Fase de planeación y estimación</w:t>
+      </w:r>
+      <w:bookmarkEnd w:id="65"/>
+    </w:p>
+    <w:p/>
+    <w:p>
+      <w:r>
+        <w:t>En esta fase se definieron y organizaron las historias de usuario e historias técnicas que conformaron el Product Backlog del sistema. Además, se realizó el análisis técnico y estructural de la aplicación web, permitiendo seleccionar las tecnologías, arquitectura y componentes necesarios para el desarrollo de los módulos del sistema.</w:t>
+      </w:r>
+    </w:p>
+    <w:p/>
+    <w:p>
+      <w:r>
+        <w:t>De igual manera, se elaboró el modelado de datos, la estructura arquitectónica y el prototipado de interfaces, con el propósito de establecer una base sólida para la ejecución de los diferentes sprints planteados dentro de la metodología Scrum. Esta etapa permitió organizar de manera adecuada las funcionalidades prioritarias, definir tiempos estimados de desarrollo y establecer criterios de validación para cada historia. Las fichas detalladas de las historias de usuario bajo el formato BDD (Dado que, Cuando, Entonces) y el Product Backlog consolidado de desarrollo se especifican en la Sección 7 del Manual Técnico</w:t>
+      </w:r>
+      <w:r>
+        <w:t xml:space="preserve"> </w:t>
+      </w:r>
+      <w:sdt>
+        <w:sdtPr>
+          <w:id w:val="1740209001"/>
+          <w:citation/>
+        </w:sdtPr>
+        <w:sdtContent>
+          <w:r>
+            <w:fldChar w:fldCharType="begin"/>
+          </w:r>
+          <w:r>
+            <w:rPr>
+              <w:lang w:val="es-MX"/>
+            </w:rPr>
+            <w:instrText xml:space="preserve">CITATION Urb26 \p 21-31 \l 2058 </w:instrText>
+          </w:r>
+          <w:r>
+            <w:fldChar w:fldCharType="separate"/>
+          </w:r>
+          <w:r>
+            <w:rPr>
+              <w:noProof/>
+              <w:lang w:val="es-MX"/>
+            </w:rPr>
+            <w:t>(Urbano, 2026 págs. 21-31)</w:t>
+          </w:r>
+          <w:r>
+            <w:fldChar w:fldCharType="end"/>
+          </w:r>
+        </w:sdtContent>
+      </w:sdt>
+      <w:r>
+        <w:t>.</w:t>
+      </w:r>
+    </w:p>
+    <w:p>
+      <w:pPr>
+        <w:ind w:left="708" w:hanging="708"/>
+      </w:pPr>
+    </w:p>
+    <w:p>
+      <w:pPr>
+        <w:pStyle w:val="Ttulo4"/>
+      </w:pPr>
+      <w:r>
+        <w:t>Historias de Usuario</w:t>
+      </w:r>
+    </w:p>
+    <w:p/>
+    <w:p>
+      <w:r>
+        <w:t>Se redactaron un total de 31 historias de usuario (HU-01 a HU-31), las cuales representan las funcionalidades que deben cumplir los diferentes perfiles del sistema: administrador, recepcionista, técnico y cliente. Estas historias fueron construidas a partir de los requerimientos funcionales identificados previamente y se formularon siguiendo el formato:</w:t>
+      </w:r>
+    </w:p>
+    <w:p/>
+    <w:p>
+      <w:r>
         <w:lastRenderedPageBreak/>
-        <w:t>La información obtenida permitió establecer una estructura inicial para el desarrollo de la aplicación web y definir los elementos necesarios para las siguientes etapas de planificación, implementación y validación del sistema.</w:t>
-      </w:r>
-    </w:p>
-    <w:p/>
-    <w:p>
-      <w:pPr>
-        <w:pStyle w:val="Ttulo3"/>
-      </w:pPr>
-      <w:bookmarkStart w:id="65" w:name="_Toc232025488"/>
-      <w:r>
-        <w:t>Fase de planeación y estimación</w:t>
-      </w:r>
-      <w:bookmarkEnd w:id="65"/>
-    </w:p>
-    <w:p/>
-    <w:p>
-      <w:r>
-        <w:t>En esta fase se definieron y organizaron las historias de usuario e historias técnicas que conformaron el Product Backlog del sistema. Además, se realizó el análisis técnico y estructural de la aplicación web, permitiendo seleccionar las tecnologías, arquitectura y componentes necesarios para el desarrollo de los módulos del sistema.</w:t>
-      </w:r>
-    </w:p>
-    <w:p/>
-    <w:p>
-      <w:r>
-        <w:t>De igual manera, se elaboró el modelado de datos, la estructura arquitectónica y el prototipado de interfaces, con el propósito de establecer una base sólida para la ejecución de los diferentes sprints planteados dentro de la metodología Scrum. Esta etapa permitió organizar de manera adecuada las funcionalidades prioritarias, definir tiempos estimados de desarrollo y establecer criterios de validación para cada historia.</w:t>
-      </w:r>
-    </w:p>
-    <w:p/>
-    <w:p>
-      <w:pPr>
-        <w:pStyle w:val="Ttulo4"/>
-      </w:pPr>
-      <w:r>
-        <w:t>Historias de Usuario</w:t>
-      </w:r>
-    </w:p>
-    <w:p/>
-    <w:p>
-      <w:r>
-        <w:t>Se redactaron un total de 31 historias de usuario (HU-01 a HU-31), las cuales representan las funcionalidades que deben cumplir los diferentes perfiles del sistema: administrador, recepcionista, técnico y cliente. Estas historias fueron construidas a partir de los requerimientos funcionales identificados previamente y se formularon siguiendo el formato:</w:t>
-      </w:r>
-    </w:p>
-    <w:p/>
-    <w:p>
-      <w:r>
         <w:t>“Como [tipo de usuario], quiero [acción], para [objetivo o beneficio]”.</w:t>
       </w:r>
     </w:p>
@@ -24455,7 +24619,6 @@
           <w:b/>
           <w:bCs/>
         </w:rPr>
-        <w:lastRenderedPageBreak/>
         <w:t>HU-07:</w:t>
       </w:r>
       <w:r>
@@ -24680,6 +24843,7 @@
           <w:b/>
           <w:bCs/>
         </w:rPr>
+        <w:lastRenderedPageBreak/>
         <w:t>HT-03:</w:t>
       </w:r>
       <w:r>
@@ -24776,7 +24940,6 @@
     <w:p/>
     <w:p>
       <w:r>
-        <w:lastRenderedPageBreak/>
         <w:t>La estimación de las historias se realizó utilizando puntos de historia basados en la secuencia de Fibonacci (1, 2, 3, 5 y 8 puntos), permitiendo medir el nivel de complejidad, esfuerzo y tiempo requerido para cada funcionalidad.</w:t>
       </w:r>
     </w:p>
@@ -24909,6 +25072,7 @@
     <w:p/>
     <w:p>
       <w:r>
+        <w:lastRenderedPageBreak/>
         <w:t>Para facilitar el proceso de validación, se empleó el enfoque BDD (</w:t>
       </w:r>
       <w:proofErr w:type="spellStart"/>
@@ -25017,7 +25181,6 @@
         <w:rPr>
           <w:rFonts w:ascii="Times New Roman" w:hAnsi="Times New Roman" w:cs="Times New Roman"/>
         </w:rPr>
-        <w:lastRenderedPageBreak/>
         <w:t>Validar los campos obligatorios correspondientes al cliente, equipo y problema reportado.</w:t>
       </w:r>
     </w:p>
@@ -25215,6 +25378,7 @@
     <w:p/>
     <w:p>
       <w:r>
+        <w:lastRenderedPageBreak/>
         <w:t>Esta arquitectura fue seleccionada debido a su mantenibilidad, escalabilidad y facilidad para realizar pruebas e integraciones futuras.</w:t>
       </w:r>
     </w:p>
@@ -25361,7 +25525,6 @@
         <w:rPr>
           <w:rFonts w:ascii="Times New Roman" w:hAnsi="Times New Roman" w:cs="Times New Roman"/>
         </w:rPr>
-        <w:lastRenderedPageBreak/>
         <w:t>Base de datos: PostgreSQL.</w:t>
       </w:r>
     </w:p>
@@ -25625,6 +25788,7 @@
         <w:rPr>
           <w:rFonts w:ascii="Times New Roman" w:hAnsi="Times New Roman" w:cs="Times New Roman"/>
         </w:rPr>
+        <w:lastRenderedPageBreak/>
         <w:t>Servidor backend ejecutando NestJS sobre Node.js.</w:t>
       </w:r>
     </w:p>
@@ -26065,6 +26229,7 @@
     <w:p/>
     <w:p>
       <w:r>
+        <w:lastRenderedPageBreak/>
         <w:t>Las interfaces contemplaron pantallas para los distintos perfiles del sistema: administrador, recepcionista, técnico, cliente.</w:t>
       </w:r>
     </w:p>
@@ -26156,7 +26321,6 @@
           <w:b/>
           <w:bCs/>
         </w:rPr>
-        <w:lastRenderedPageBreak/>
         <w:t>Postman</w:t>
       </w:r>
       <w:r>
@@ -26238,6 +26402,48 @@
       <w:r>
         <w:t>Asimismo, en esta fase se realizó la integración entre el frontend y backend, la configuración de la base de datos relacional, la implementación de mecanismos de autenticación y control de acceso, y la aplicación de buenas prácticas de programación orientadas a la mantenibilidad, seguridad y escalabilidad del sistema</w:t>
       </w:r>
+      <w:r>
+        <w:t>.</w:t>
+      </w:r>
+      <w:r>
+        <w:t xml:space="preserve"> Los detalles físicos de diseño como los diagramas UML de componentes y despliegue (Sección 8), principios de diseño visual y wireframes de baja fidelidad (Sección 9) y el diccionario de datos relacional (Sección 10) se encuentran documentados en el Manual Técnico</w:t>
+      </w:r>
+      <w:r>
+        <w:t xml:space="preserve"> </w:t>
+      </w:r>
+      <w:sdt>
+        <w:sdtPr>
+          <w:id w:val="-939060286"/>
+          <w:citation/>
+        </w:sdtPr>
+        <w:sdtContent>
+          <w:r>
+            <w:fldChar w:fldCharType="begin"/>
+          </w:r>
+          <w:r>
+            <w:rPr>
+              <w:lang w:val="es-MX"/>
+            </w:rPr>
+            <w:instrText xml:space="preserve">CITATION Urb26 \p 32-69 \l 2058 </w:instrText>
+          </w:r>
+          <w:r>
+            <w:fldChar w:fldCharType="separate"/>
+          </w:r>
+          <w:r>
+            <w:rPr>
+              <w:noProof/>
+              <w:lang w:val="es-MX"/>
+            </w:rPr>
+            <w:t>(Urbano, 2026 págs. 32-69)</w:t>
+          </w:r>
+          <w:r>
+            <w:fldChar w:fldCharType="end"/>
+          </w:r>
+        </w:sdtContent>
+      </w:sdt>
+      <w:r>
+        <w:t>.</w:t>
+      </w:r>
     </w:p>
     <w:p/>
     <w:p>
@@ -26251,6 +26457,7 @@
     <w:p/>
     <w:p>
       <w:r>
+        <w:lastRenderedPageBreak/>
         <w:t>El desarrollo de la aplicación web se organizó en 8 sprints de dos semanas cada uno, distribuyendo las historias de usuario e historias técnicas según su prioridad y dependencia funcional. Esta planificación permitió desarrollar el sistema de manera progresiva, asegurando entregas funcionales al finalizar cada sprint.</w:t>
       </w:r>
     </w:p>
@@ -26335,7 +26542,6 @@
           <w:b/>
           <w:bCs/>
         </w:rPr>
-        <w:lastRenderedPageBreak/>
         <w:t>Sprint 2:</w:t>
       </w:r>
       <w:r>
@@ -26504,6 +26710,7 @@
           <w:b/>
           <w:bCs/>
         </w:rPr>
+        <w:lastRenderedPageBreak/>
         <w:t>Sprint 7:</w:t>
       </w:r>
       <w:r>
@@ -26581,7 +26788,6 @@
         <w:pStyle w:val="Ttulo4"/>
       </w:pPr>
       <w:r>
-        <w:lastRenderedPageBreak/>
         <w:t>Control de Versiones con GitHub</w:t>
       </w:r>
     </w:p>
@@ -26856,11 +27062,7 @@
       </w:r>
       <w:proofErr w:type="spellEnd"/>
       <w:r>
-        <w:t xml:space="preserve">. Además, se implementó autenticación basada en JSON Web Tokens </w:t>
-      </w:r>
-      <w:r>
-        <w:lastRenderedPageBreak/>
-        <w:t>(JWT), permitiendo proteger rutas y restringir funcionalidades según el rol del usuario autenticado.</w:t>
+        <w:t>. Además, se implementó autenticación basada en JSON Web Tokens (JWT), permitiendo proteger rutas y restringir funcionalidades según el rol del usuario autenticado.</w:t>
       </w:r>
     </w:p>
     <w:p/>
@@ -27022,6 +27224,7 @@
     <w:p/>
     <w:p>
       <w:r>
+        <w:lastRenderedPageBreak/>
         <w:t>Asimismo, se aplicaron relaciones entre entidades, restricciones de integridad y mecanismos de borrado lógico para garantizar la consistencia de la información almacenada.</w:t>
       </w:r>
     </w:p>
@@ -27383,6 +27586,7 @@
       </w:pPr>
       <w:bookmarkStart w:id="67" w:name="_Toc232025490"/>
       <w:r>
+        <w:lastRenderedPageBreak/>
         <w:t>Fase de revisión y retrospectiva</w:t>
       </w:r>
       <w:bookmarkEnd w:id="67"/>
@@ -27411,7 +27615,6 @@
     <w:p/>
     <w:p>
       <w:r>
-        <w:lastRenderedPageBreak/>
         <w:t>Para cada historia de usuario e historia técnica se verificó el cumplimiento de los criterios de aceptación definidos durante la fase de planificación. Estas validaciones permitieron asegurar que las funcionalidades implementadas respondieran correctamente a los requerimientos operativos del sistema.</w:t>
       </w:r>
     </w:p>
@@ -27547,6 +27750,7 @@
         <w:pStyle w:val="Ttulo4"/>
       </w:pPr>
       <w:r>
+        <w:lastRenderedPageBreak/>
         <w:t>Retrospectiva del Sprint</w:t>
       </w:r>
     </w:p>
@@ -27823,6 +28027,7 @@
       </w:pPr>
       <w:bookmarkStart w:id="68" w:name="_Toc232025491"/>
       <w:r>
+        <w:lastRenderedPageBreak/>
         <w:t>Fase de lanzamiento</w:t>
       </w:r>
       <w:bookmarkEnd w:id="68"/>
@@ -27903,7 +28108,6 @@
         <w:rPr>
           <w:rFonts w:ascii="Times New Roman" w:hAnsi="Times New Roman" w:cs="Times New Roman"/>
         </w:rPr>
-        <w:lastRenderedPageBreak/>
         <w:t>Clonación y configuración del repositorio del proyecto.</w:t>
       </w:r>
     </w:p>
@@ -28067,7 +28271,11 @@
     <w:p/>
     <w:p>
       <w:r>
-        <w:t>Adicionalmente, se efectuaron pruebas de accesibilidad web tomando como referencia las pautas establecidas por las Web Content Accessibility Guidelines (WCAG). Para ello, se utilizaron herramientas automáticas de evaluación como Lighthouse y WAVE, permitiendo identificar aspectos relacionados con:</w:t>
+        <w:t xml:space="preserve">Adicionalmente, se efectuaron pruebas de accesibilidad web tomando como referencia las pautas establecidas por las Web Content Accessibility Guidelines (WCAG). Para ello, se utilizaron </w:t>
+      </w:r>
+      <w:r>
+        <w:lastRenderedPageBreak/>
+        <w:t>herramientas automáticas de evaluación como Lighthouse y WAVE, permitiendo identificar aspectos relacionados con:</w:t>
       </w:r>
     </w:p>
     <w:p/>
@@ -28183,7 +28391,6 @@
         <w:rPr>
           <w:lang w:val="es-EC"/>
         </w:rPr>
-        <w:lastRenderedPageBreak/>
         <w:t>Los resultados obtenidos permitieron comprobar que la aplicación web presentaba un funcionamiento adecuado y cumplía con criterios básicos de accesibilidad</w:t>
       </w:r>
       <w:r>
@@ -28309,6 +28516,7 @@
         <w:rPr>
           <w:lang w:val="es-EC"/>
         </w:rPr>
+        <w:lastRenderedPageBreak/>
         <w:t>Para este proceso se aplicó el método evaluativo, permitiendo analizar el nivel de accesibilidad alcanzado por las diferentes interfaces del sistema mediante herramientas automáticas de validación y pruebas manuales de navegación.</w:t>
       </w:r>
     </w:p>
@@ -28409,7 +28617,6 @@
         <w:rPr>
           <w:rFonts w:ascii="Times New Roman" w:hAnsi="Times New Roman" w:cs="Times New Roman"/>
         </w:rPr>
-        <w:lastRenderedPageBreak/>
         <w:t>Módulo de diagnóstico técnico.</w:t>
       </w:r>
     </w:p>
@@ -28611,6 +28818,7 @@
         <w:rPr>
           <w:rFonts w:ascii="Times New Roman" w:hAnsi="Times New Roman" w:cs="Times New Roman"/>
         </w:rPr>
+        <w:lastRenderedPageBreak/>
         <w:t>Navegación mediante teclado.</w:t>
       </w:r>
     </w:p>
@@ -28691,7 +28899,6 @@
     <w:p/>
     <w:p>
       <w:r>
-        <w:lastRenderedPageBreak/>
         <w:t>Los reportes generados por Lighthouse y WAVE permitieron obtener información relacionada con el nivel de cumplimiento de accesibilidad de la aplicación web respecto a las pautas WCAG 2.1.</w:t>
       </w:r>
     </w:p>
@@ -28842,6 +29049,7 @@
         <w:rPr>
           <w:rFonts w:ascii="Times New Roman" w:hAnsi="Times New Roman" w:cs="Times New Roman"/>
         </w:rPr>
+        <w:lastRenderedPageBreak/>
         <w:t>Accesibilidad de formularios y elementos interactivos.</w:t>
       </w:r>
     </w:p>
@@ -29146,7 +29354,6 @@
           <w:sz w:val="18"/>
           <w:szCs w:val="18"/>
         </w:rPr>
-        <w:lastRenderedPageBreak/>
         <w:t>Fuente</w:t>
       </w:r>
       <w:r>
@@ -29565,6 +29772,7 @@
     <w:p/>
     <w:p>
       <w:r>
+        <w:lastRenderedPageBreak/>
         <w:t>La evaluación desarrollada dentro del proyecto se enfocó principalmente en los criterios de conformidad de nivel AA, debido a que representa el nivel recomendado para aplicaciones web orientadas al acceso general de usuarios.</w:t>
       </w:r>
     </w:p>
@@ -29701,7 +29909,6 @@
         <w:rPr>
           <w:rFonts w:ascii="Times New Roman" w:hAnsi="Times New Roman" w:cs="Times New Roman"/>
         </w:rPr>
-        <w:lastRenderedPageBreak/>
         <w:t>Reportes generados durante las pruebas de accesibilidad realizadas sobre la aplicación web.</w:t>
       </w:r>
     </w:p>
@@ -29883,6 +30090,7 @@
           <w:sz w:val="22"/>
           <w:szCs w:val="22"/>
         </w:rPr>
+        <w:lastRenderedPageBreak/>
         <w:t xml:space="preserve">Tabla </w:t>
       </w:r>
       <w:r>
@@ -30489,7 +30697,6 @@
         <w:rPr>
           <w:lang w:val="es-EC"/>
         </w:rPr>
-        <w:lastRenderedPageBreak/>
         <w:t>Las pruebas realizadas con Lighthouse permitieron obtener un puntaje general de accesibilidad para cada una de las interfaces evaluadas. Esta herramienta analizó criterios relacionados con contraste de colores, estructura semántica, navegación, formularios y compatibilidad con tecnologías asistidas.</w:t>
       </w:r>
     </w:p>
@@ -31348,6 +31555,7 @@
       </w:pPr>
       <w:bookmarkStart w:id="81" w:name="_Toc232025504"/>
       <w:r>
+        <w:lastRenderedPageBreak/>
         <w:t>Resultados obtenidos mediante WAVE</w:t>
       </w:r>
       <w:bookmarkEnd w:id="81"/>
@@ -31953,7 +32161,6 @@
                 <w:szCs w:val="18"/>
                 <w:lang w:val="es-EC"/>
               </w:rPr>
-              <w:lastRenderedPageBreak/>
               <w:t>IE-05</w:t>
             </w:r>
           </w:p>
@@ -32258,6 +32465,7 @@
           <w:bCs/>
           <w:lang w:val="es-EC"/>
         </w:rPr>
+        <w:lastRenderedPageBreak/>
         <w:t>Contraste y legibilidad visual:</w:t>
       </w:r>
       <w:r>
@@ -32497,7 +32705,6 @@
         <w:rPr>
           <w:lang w:val="es-EC"/>
         </w:rPr>
-        <w:lastRenderedPageBreak/>
         <w:t>De igual manera, las observaciones menores detectadas durante las pruebas automatizadas sirvieron para aplicar parches de accesibilidad que robustecen la interfaz, optimizando la experiencia general de usuario de la plataforma.</w:t>
       </w:r>
     </w:p>
@@ -32673,6 +32880,7 @@
         <w:rPr>
           <w:lang w:val="es-EC"/>
         </w:rPr>
+        <w:lastRenderedPageBreak/>
         <w:t>RECOMENDACIONES</w:t>
       </w:r>
       <w:bookmarkEnd w:id="84"/>
@@ -32726,14 +32934,7 @@
         <w:rPr>
           <w:rFonts w:ascii="Times New Roman" w:hAnsi="Times New Roman" w:cs="Times New Roman"/>
         </w:rPr>
-        <w:t xml:space="preserve">Es aconsejable definir lineamientos de diseño UX/UI orientados a accesibilidad desde las etapas iniciales del proyecto, considerando aspectos como contraste visual, navegación </w:t>
-      </w:r>
-      <w:r>
-        <w:rPr>
-          <w:rFonts w:ascii="Times New Roman" w:hAnsi="Times New Roman" w:cs="Times New Roman"/>
-        </w:rPr>
-        <w:lastRenderedPageBreak/>
-        <w:t>mediante teclado, estructura semántica y adaptabilidad responsiva conforme a las pautas WCAG 2.1.</w:t>
+        <w:t>Es aconsejable definir lineamientos de diseño UX/UI orientados a accesibilidad desde las etapas iniciales del proyecto, considerando aspectos como contraste visual, navegación mediante teclado, estructura semántica y adaptabilidad responsiva conforme a las pautas WCAG 2.1.</w:t>
       </w:r>
     </w:p>
     <w:p>
@@ -44582,11 +44783,13 @@
   </w:compat>
   <w:rsids>
     <w:rsidRoot w:val="00040E9E"/>
+    <w:rsid w:val="0004066A"/>
     <w:rsid w:val="00040E9E"/>
     <w:rsid w:val="00045623"/>
     <w:rsid w:val="0007629D"/>
     <w:rsid w:val="000A7D5E"/>
     <w:rsid w:val="000B2A07"/>
+    <w:rsid w:val="000B5559"/>
     <w:rsid w:val="000B753E"/>
     <w:rsid w:val="000B7736"/>
     <w:rsid w:val="001163BC"/>
@@ -44615,6 +44818,7 @@
     <w:rsid w:val="003D083B"/>
     <w:rsid w:val="00445823"/>
     <w:rsid w:val="00452D31"/>
+    <w:rsid w:val="004651F7"/>
     <w:rsid w:val="0047109C"/>
     <w:rsid w:val="00481BBC"/>
     <w:rsid w:val="004D5987"/>
@@ -44647,6 +44851,7 @@
     <w:rsid w:val="007C3D24"/>
     <w:rsid w:val="007D076D"/>
     <w:rsid w:val="007F7974"/>
+    <w:rsid w:val="008529AF"/>
     <w:rsid w:val="008762E9"/>
     <w:rsid w:val="00897B5C"/>
     <w:rsid w:val="008A6CAC"/>

--- a/Documentacion/TESIS/Trabajo de Titulación - Kevin Urbano.docx
+++ b/Documentacion/TESIS/Trabajo de Titulación - Kevin Urbano.docx
@@ -1222,59 +1222,60 @@
       </w:pPr>
     </w:p>
     <w:p>
-      <w:pPr>
+      <w:r>
+        <w:t>Yo</w:t>
+      </w:r>
+      <w:r>
+        <w:t xml:space="preserve">, </w:t>
+      </w:r>
+      <w:r>
         <w:rPr>
           <w:szCs w:val="22"/>
         </w:rPr>
-      </w:pPr>
-      <w:r>
-        <w:t>Yo</w:t>
-      </w:r>
-      <w:r>
-        <w:t xml:space="preserve">, </w:t>
+        <w:t>Kevin Alexander Urbano Lombeida</w:t>
+      </w:r>
+      <w:r>
+        <w:t xml:space="preserve"> con cédula de identidad </w:t>
       </w:r>
       <w:r>
         <w:rPr>
           <w:szCs w:val="22"/>
         </w:rPr>
-        <w:t>Kevin Alexander Urbano Lombeida</w:t>
-      </w:r>
-      <w:r>
-        <w:t xml:space="preserve"> con cédula de identidad </w:t>
-      </w:r>
-      <w:r>
+        <w:t>2300439680</w:t>
+      </w:r>
+      <w:r>
+        <w:t xml:space="preserve">, en calidad de estudiante, en uso de </w:t>
+      </w:r>
+      <w:r>
+        <w:t>mis</w:t>
+      </w:r>
+      <w:r>
+        <w:t xml:space="preserve"> facultades mentales y legales para contratar, libre y voluntariamente convengo en ceder a favor de la Escuela Politécnica de Chimborazo de manera total y exclusiva, la titularidad sobre los derechos patrimoniales de autor del trabajo de titulación denominado: “</w:t>
+      </w:r>
+      <w:r>
+        <w:t>DESARROLLO DE UNA APLICACIÓN WEB PARA LA GESTIÓN DE LOS SERVICIOS EN LA EMPRESA “HOSPITAL DEL COMPUTADOR” INTEGRANDO PRINCIPIOS UX/UI</w:t>
+      </w:r>
+      <w:r>
+        <w:t>”, esta cesión la realizo en virtud de que s</w:t>
+      </w:r>
+      <w:r>
+        <w:t>oy</w:t>
+      </w:r>
+      <w:r>
+        <w:t xml:space="preserve"> autor puesto que lo he desarrollado como parte del proceso de formación académica superior para optar por el título de Ingeniero de Software, en la carrera de Software, de la Facultad de Informática y Electrónica de la Escuela Superior Politécnica de Chimborazo , a través de la presente cesión la ESPOCH está facultada para ejercer plenamente los derechos cedidos.</w:t>
+      </w:r>
+    </w:p>
+    <w:p>
+      <w:pPr>
         <w:rPr>
           <w:szCs w:val="22"/>
         </w:rPr>
-        <w:t>2300439680</w:t>
-      </w:r>
-      <w:r>
-        <w:t xml:space="preserve">, en calidad de estudiante, en uso de </w:t>
-      </w:r>
-      <w:r>
-        <w:t>mis</w:t>
-      </w:r>
-      <w:r>
-        <w:t xml:space="preserve"> facultades mentales y legales para contratar, libre y voluntariamente convengo en ceder a favor de la Escuela Politécnica de Chimborazo de manera total y exclusiva, la titularidad sobre los derechos patrimoniales de autor del trabajo de titulación denominado: “</w:t>
-      </w:r>
-      <w:r>
-        <w:t>DESARROLLO DE UNA APLICACIÓN WEB PARA LA GESTIÓN DE LOS SERVICIOS EN LA EMPRESA “HOSPITAL DEL COMPUTADOR” INTEGRANDO PRINCIPIOS UX/UI</w:t>
-      </w:r>
-      <w:r>
-        <w:t>”, esta cesión la realizo en virtud de que s</w:t>
-      </w:r>
-      <w:r>
-        <w:t>oy</w:t>
-      </w:r>
-      <w:r>
-        <w:t xml:space="preserve"> autor puesto que lo he desarrollado como parte del proceso de formación académica superior para optar por el título de Ingeniero de Software, en la carrera de Software, de la Facultad de Informática y Electrónica de la Escuela Superior Politécnica de Chimborazo , a través de la presente cesión la ESPOCH está facultada para ejercer plenamente los derechos cedidos.</w:t>
-      </w:r>
+      </w:pPr>
     </w:p>
     <w:p>
       <w:pPr>
         <w:suppressAutoHyphens w:val="0"/>
         <w:spacing w:after="200"/>
-        <w:jc w:val="left"/>
         <w:rPr>
           <w:szCs w:val="22"/>
         </w:rPr>
@@ -1459,24 +1460,11 @@
           <w:szCs w:val="22"/>
         </w:rPr>
       </w:pPr>
-    </w:p>
-    <w:p>
-      <w:pPr>
+      <w:r>
         <w:rPr>
           <w:szCs w:val="22"/>
         </w:rPr>
-      </w:pPr>
-    </w:p>
-    <w:p>
-      <w:pPr>
-        <w:rPr>
-          <w:szCs w:val="22"/>
-        </w:rPr>
-      </w:pPr>
-      <w:r>
-        <w:rPr>
-          <w:szCs w:val="22"/>
-        </w:rPr>
+        <w:lastRenderedPageBreak/>
         <w:t xml:space="preserve">Yo, </w:t>
       </w:r>
       <w:r>
@@ -1515,54 +1503,54 @@
         <w:rPr>
           <w:szCs w:val="22"/>
         </w:rPr>
-        <w:t xml:space="preserve"> es de mi autoría y los resultados </w:t>
-      </w:r>
-      <w:proofErr w:type="gramStart"/>
-      <w:r>
+        <w:t xml:space="preserve"> es de mi autoría y los resultados del mismo son auténticos. Los textos en el documento que provienen de otras fuentes están debidamente citados y referenciados.</w:t>
+      </w:r>
+    </w:p>
+    <w:p>
+      <w:pPr>
         <w:rPr>
           <w:szCs w:val="22"/>
         </w:rPr>
-        <w:t>del mismo</w:t>
-      </w:r>
-      <w:proofErr w:type="gramEnd"/>
-      <w:r>
+      </w:pPr>
+    </w:p>
+    <w:p>
+      <w:pPr>
         <w:rPr>
           <w:szCs w:val="22"/>
         </w:rPr>
-        <w:t xml:space="preserve"> son auténticos. Los textos en el documento que provienen de otras fuentes están debidamente citados y referenciados.</w:t>
-      </w:r>
-    </w:p>
-    <w:p>
-      <w:pPr>
+      </w:pPr>
+      <w:r>
         <w:rPr>
           <w:szCs w:val="22"/>
         </w:rPr>
-      </w:pPr>
-    </w:p>
-    <w:p>
-      <w:pPr>
+        <w:t xml:space="preserve">Como autor asumo la responsabilidad legal y académica de los contenidos de este </w:t>
+      </w:r>
+      <w:r>
         <w:rPr>
           <w:szCs w:val="22"/>
         </w:rPr>
-      </w:pPr>
+        <w:t>Trabajo de Titulación</w:t>
+      </w:r>
       <w:r>
         <w:rPr>
           <w:szCs w:val="22"/>
         </w:rPr>
-        <w:t xml:space="preserve">Como autor asumo la responsabilidad legal y académica de los contenidos de este </w:t>
-      </w:r>
-      <w:r>
+        <w:t>; el patrimonio intelectual pertenece a la Escuela Superior Politécnica de Chimborazo.</w:t>
+      </w:r>
+    </w:p>
+    <w:p>
+      <w:pPr>
         <w:rPr>
           <w:szCs w:val="22"/>
         </w:rPr>
-        <w:t>Trabajo de Titulación</w:t>
-      </w:r>
-      <w:r>
+      </w:pPr>
+    </w:p>
+    <w:p>
+      <w:pPr>
         <w:rPr>
           <w:szCs w:val="22"/>
         </w:rPr>
-        <w:t>; el patrimonio intelectual pertenece a la Escuela Superior Politécnica de Chimborazo.</w:t>
-      </w:r>
+      </w:pPr>
     </w:p>
     <w:p>
       <w:pPr>
@@ -1577,37 +1565,35 @@
           <w:szCs w:val="22"/>
         </w:rPr>
       </w:pPr>
-    </w:p>
-    <w:p>
-      <w:pPr>
+      <w:r>
         <w:rPr>
           <w:szCs w:val="22"/>
         </w:rPr>
-      </w:pPr>
-    </w:p>
-    <w:p>
-      <w:pPr>
+        <w:t>Riobamba</w:t>
+      </w:r>
+      <w:r>
         <w:rPr>
           <w:szCs w:val="22"/>
         </w:rPr>
-      </w:pPr>
+        <w:t xml:space="preserve">, </w:t>
+      </w:r>
       <w:r>
         <w:rPr>
           <w:szCs w:val="22"/>
         </w:rPr>
-        <w:t>Riobamba</w:t>
+        <w:t>22</w:t>
       </w:r>
       <w:r>
         <w:rPr>
           <w:szCs w:val="22"/>
         </w:rPr>
-        <w:t xml:space="preserve">, </w:t>
+        <w:t xml:space="preserve"> de </w:t>
       </w:r>
       <w:r>
         <w:rPr>
           <w:szCs w:val="22"/>
         </w:rPr>
-        <w:t>28</w:t>
+        <w:t>junio</w:t>
       </w:r>
       <w:r>
         <w:rPr>
@@ -1619,19 +1605,13 @@
         <w:rPr>
           <w:szCs w:val="22"/>
         </w:rPr>
-        <w:t>septiembre</w:t>
+        <w:t>202</w:t>
       </w:r>
       <w:r>
         <w:rPr>
           <w:szCs w:val="22"/>
         </w:rPr>
-        <w:t xml:space="preserve"> de </w:t>
-      </w:r>
-      <w:r>
-        <w:rPr>
-          <w:szCs w:val="22"/>
-        </w:rPr>
-        <w:t>2025</w:t>
+        <w:t>6</w:t>
       </w:r>
     </w:p>
     <w:p>
@@ -2122,28 +2102,12 @@
         </w:rPr>
         <w:tab/>
       </w:r>
-      <w:proofErr w:type="spellStart"/>
       <w:r>
         <w:rPr>
           <w:szCs w:val="22"/>
         </w:rPr>
-        <w:t>aa</w:t>
-      </w:r>
-      <w:proofErr w:type="spellEnd"/>
-      <w:r>
-        <w:rPr>
-          <w:szCs w:val="22"/>
-        </w:rPr>
-        <w:t>-mm-</w:t>
-      </w:r>
-      <w:proofErr w:type="spellStart"/>
-      <w:r>
-        <w:rPr>
-          <w:szCs w:val="22"/>
-        </w:rPr>
-        <w:t>dd</w:t>
-      </w:r>
-      <w:proofErr w:type="spellEnd"/>
+        <w:t>aa-mm-dd</w:t>
+      </w:r>
     </w:p>
     <w:p>
       <w:pPr>
@@ -2251,28 +2215,12 @@
         </w:rPr>
         <w:t xml:space="preserve"> </w:t>
       </w:r>
-      <w:proofErr w:type="spellStart"/>
       <w:r>
         <w:rPr>
           <w:szCs w:val="22"/>
         </w:rPr>
-        <w:t>aa</w:t>
-      </w:r>
-      <w:proofErr w:type="spellEnd"/>
-      <w:r>
-        <w:rPr>
-          <w:szCs w:val="22"/>
-        </w:rPr>
-        <w:t>-mm-</w:t>
-      </w:r>
-      <w:proofErr w:type="spellStart"/>
-      <w:r>
-        <w:rPr>
-          <w:szCs w:val="22"/>
-        </w:rPr>
-        <w:t>dd</w:t>
-      </w:r>
-      <w:proofErr w:type="spellEnd"/>
+        <w:t>aa-mm-dd</w:t>
+      </w:r>
     </w:p>
     <w:p>
       <w:pPr>
@@ -2397,31 +2345,13 @@
         </w:rPr>
         <w:t xml:space="preserve">_________________               </w:t>
       </w:r>
-      <w:proofErr w:type="spellStart"/>
       <w:r>
         <w:rPr>
           <w:szCs w:val="22"/>
           <w:lang w:val="es-EC"/>
         </w:rPr>
-        <w:t>aa</w:t>
-      </w:r>
-      <w:proofErr w:type="spellEnd"/>
-      <w:r>
-        <w:rPr>
-          <w:szCs w:val="22"/>
-          <w:lang w:val="es-EC"/>
-        </w:rPr>
-        <w:t>-mm-</w:t>
-      </w:r>
-      <w:proofErr w:type="spellStart"/>
-      <w:r>
-        <w:rPr>
-          <w:szCs w:val="22"/>
-          <w:lang w:val="es-EC"/>
-        </w:rPr>
-        <w:t>dd</w:t>
-      </w:r>
-      <w:proofErr w:type="spellEnd"/>
+        <w:t>aa-mm-dd</w:t>
+      </w:r>
     </w:p>
     <w:p>
       <w:pPr>
@@ -2719,7 +2649,7 @@
         <w:ind w:left="360" w:hanging="360"/>
       </w:pPr>
       <w:bookmarkStart w:id="4" w:name="_Toc13231815"/>
-      <w:bookmarkStart w:id="5" w:name="_Toc232025436"/>
+      <w:bookmarkStart w:id="5" w:name="_Toc233060793"/>
       <w:r>
         <w:lastRenderedPageBreak/>
         <w:t>RESUMEN</w:t>
@@ -2740,39 +2670,7 @@
           <w:szCs w:val="22"/>
           <w:lang w:val="es-EC"/>
         </w:rPr>
-        <w:t xml:space="preserve">El presente trabajo de titulación aborda el diseño y desarrollo de una aplicación web para la gestión de servicios y mantenimiento de equipos informáticos en la empresa “Hospital del Computador”, en la ciudad de Riobamba. Tradicionalmente, la organización operaba mediante un sistema local monousuario y un flujo de comunicación informal a través de WhatsApp, lo que limitaba la trazabilidad y generaba retrasos en la atención. Con el fin de mitigar estos problemas, se propuso el desarrollo de un ecosistema digital multiusuario integrando principios de experiencia de usuario (UX/UI) y accesibilidad web. La investigación se sustentó en un enfoque analítico y evaluativo bajo la metodología ágil Scrum, estructurada en ocho sprints de desarrollo. Para la implementación del software se utilizó una arquitectura cliente-servidor desacoplada con Next.js (App </w:t>
-      </w:r>
-      <w:proofErr w:type="spellStart"/>
-      <w:r>
-        <w:rPr>
-          <w:szCs w:val="22"/>
-          <w:lang w:val="es-EC"/>
-        </w:rPr>
-        <w:t>Router</w:t>
-      </w:r>
-      <w:proofErr w:type="spellEnd"/>
-      <w:r>
-        <w:rPr>
-          <w:szCs w:val="22"/>
-          <w:lang w:val="es-EC"/>
-        </w:rPr>
-        <w:t xml:space="preserve">) en el frontend, NestJS en el backend y PostgreSQL como motor de base de datos relacional mapeado con </w:t>
-      </w:r>
-      <w:proofErr w:type="spellStart"/>
-      <w:r>
-        <w:rPr>
-          <w:szCs w:val="22"/>
-          <w:lang w:val="es-EC"/>
-        </w:rPr>
-        <w:t>TypeORM</w:t>
-      </w:r>
-      <w:proofErr w:type="spellEnd"/>
-      <w:r>
-        <w:rPr>
-          <w:szCs w:val="22"/>
-          <w:lang w:val="es-EC"/>
-        </w:rPr>
-        <w:t>. Los principales resultados incluyeron la automatización del registro de clientes mediante la validación tributaria asíncrona del SRI, un módulo de diagnóstico técnico estructurado a través de listas de verificación dinámicas en formato JSONB, y un portal web público que permite a los clientes consultar sus órdenes y autorizar presupuestos en tiempo real. Finalmente, la validación del sistema se realizó combinando auditorías automáticas mediante WAVE y Lighthouse. Los resultados evidenciaron el cumplimiento de los criterios de conformidad Nivel AA de las pautas de accesibilidad WCAG 2.1, demostrando la viabilidad de la plataforma para reducir la carga cognitiva de los operarios, agilizar los tiempos de respuesta y ofrecer un servicio inclusivo y eficiente."</w:t>
+        <w:t>El presente trabajo de titulación aborda el diseño y desarrollo de una aplicación web para la gestión de servicios y mantenimiento de equipos informáticos en la empresa “Hospital del Computador”, en la ciudad de Riobamba. Tradicionalmente, la organización operaba mediante un sistema local monousuario y un flujo de comunicación informal a través de WhatsApp, lo que limitaba la trazabilidad y generaba retrasos en la atención. Con el fin de mitigar estos problemas, se propuso el desarrollo de un ecosistema digital multiusuario integrando principios de experiencia de usuario (UX/UI) y accesibilidad web. La investigación se sustentó en un enfoque analítico y evaluativo bajo la metodología ágil Scrum, estructurada en ocho sprints de desarrollo. Para la implementación del software se utilizó una arquitectura cliente-servidor desacoplada con Next.js (App Router) en el frontend, NestJS en el backend y PostgreSQL como motor de base de datos relacional mapeado con TypeORM. Los principales resultados incluyeron la automatización del registro de clientes mediante la validación tributaria asíncrona del SRI, un módulo de diagnóstico técnico estructurado a través de listas de verificación dinámicas en formato JSONB, y un portal web público que permite a los clientes consultar sus órdenes y autorizar presupuestos en tiempo real. Finalmente, la validación del sistema se realizó combinando auditorías automáticas mediante WAVE y Lighthouse. Los resultados evidenciaron el cumplimiento de los criterios de conformidad Nivel AA de las pautas de accesibilidad WCAG 2.1, demostrando la viabilidad de la plataforma para reducir la carga cognitiva de los operarios, agilizar los tiempos de respuesta y ofrecer un servicio inclusivo y eficiente.</w:t>
       </w:r>
     </w:p>
     <w:p>
@@ -2783,21 +2681,23 @@
       </w:pPr>
     </w:p>
     <w:p>
-      <w:pPr>
-        <w:rPr>
-          <w:sz w:val="24"/>
-        </w:rPr>
-      </w:pPr>
-    </w:p>
-    <w:p>
-      <w:r>
-        <w:t>Palabras clave: Aplicación web, Gestión de servicios, Accesibilidad web, Diseño UX/UI, Metodología Scrum.</w:t>
+      <w:r>
+        <w:rPr>
+          <w:b/>
+          <w:bCs/>
+        </w:rPr>
+        <w:t>Palabras clave:</w:t>
+      </w:r>
+      <w:r>
+        <w:t xml:space="preserve"> Aplicación web, Gestión de servicios, Accesibilidad web, Diseño UX/UI, Metodología Scrum.</w:t>
       </w:r>
     </w:p>
     <w:p/>
     <w:p/>
     <w:p/>
     <w:p/>
+    <w:p/>
+    <w:p/>
     <w:p>
       <w:pPr>
         <w:suppressAutoHyphens w:val="0"/>
@@ -2846,7 +2746,6 @@
         <w:t>TITULACIÓN</w:t>
       </w:r>
     </w:p>
-    <w:p/>
     <w:p/>
     <w:p/>
     <w:p/>
@@ -2862,7 +2761,7 @@
           <w:lang w:val="es-EC"/>
         </w:rPr>
       </w:pPr>
-      <w:bookmarkStart w:id="6" w:name="_Toc232025437"/>
+      <w:bookmarkStart w:id="6" w:name="_Toc233060794"/>
       <w:r>
         <w:rPr>
           <w:lang w:val="es-EC"/>
@@ -2938,23 +2837,13 @@
       </w:pPr>
     </w:p>
     <w:p>
-      <w:proofErr w:type="spellStart"/>
       <w:r>
         <w:rPr>
           <w:b/>
           <w:szCs w:val="22"/>
           <w:lang w:val="es-EC"/>
         </w:rPr>
-        <w:t>Keywords</w:t>
-      </w:r>
-      <w:proofErr w:type="spellEnd"/>
-      <w:r>
-        <w:rPr>
-          <w:b/>
-          <w:szCs w:val="22"/>
-          <w:lang w:val="es-EC"/>
-        </w:rPr>
-        <w:t xml:space="preserve">: </w:t>
+        <w:t xml:space="preserve">Keywords: </w:t>
       </w:r>
       <w:r>
         <w:rPr>
@@ -3294,7 +3183,7 @@
           <w:r>
             <w:fldChar w:fldCharType="separate"/>
           </w:r>
-          <w:hyperlink w:anchor="_Toc232025436" w:history="1">
+          <w:hyperlink w:anchor="_Toc233060793" w:history="1">
             <w:r>
               <w:rPr>
                 <w:rStyle w:val="Hipervnculo"/>
@@ -3317,7 +3206,7 @@
               <w:rPr>
                 <w:webHidden/>
               </w:rPr>
-              <w:instrText xml:space="preserve"> PAGEREF _Toc232025436 \h </w:instrText>
+              <w:instrText xml:space="preserve"> PAGEREF _Toc233060793 \h </w:instrText>
             </w:r>
             <w:r>
               <w:rPr>
@@ -3356,7 +3245,7 @@
               <w14:ligatures w14:val="standardContextual"/>
             </w:rPr>
           </w:pPr>
-          <w:hyperlink w:anchor="_Toc232025437" w:history="1">
+          <w:hyperlink w:anchor="_Toc233060794" w:history="1">
             <w:r>
               <w:rPr>
                 <w:rStyle w:val="Hipervnculo"/>
@@ -3379,7 +3268,7 @@
               <w:rPr>
                 <w:webHidden/>
               </w:rPr>
-              <w:instrText xml:space="preserve"> PAGEREF _Toc232025437 \h </w:instrText>
+              <w:instrText xml:space="preserve"> PAGEREF _Toc233060794 \h </w:instrText>
             </w:r>
             <w:r>
               <w:rPr>
@@ -3418,7 +3307,7 @@
               <w14:ligatures w14:val="standardContextual"/>
             </w:rPr>
           </w:pPr>
-          <w:hyperlink w:anchor="_Toc232025438" w:history="1">
+          <w:hyperlink w:anchor="_Toc233060795" w:history="1">
             <w:r>
               <w:rPr>
                 <w:rStyle w:val="Hipervnculo"/>
@@ -3441,7 +3330,7 @@
               <w:rPr>
                 <w:webHidden/>
               </w:rPr>
-              <w:instrText xml:space="preserve"> PAGEREF _Toc232025438 \h </w:instrText>
+              <w:instrText xml:space="preserve"> PAGEREF _Toc233060795 \h </w:instrText>
             </w:r>
             <w:r>
               <w:rPr>
@@ -3480,7 +3369,7 @@
               <w14:ligatures w14:val="standardContextual"/>
             </w:rPr>
           </w:pPr>
-          <w:hyperlink w:anchor="_Toc232025439" w:history="1">
+          <w:hyperlink w:anchor="_Toc233060796" w:history="1">
             <w:r>
               <w:rPr>
                 <w:rStyle w:val="Hipervnculo"/>
@@ -3503,7 +3392,7 @@
               <w:rPr>
                 <w:webHidden/>
               </w:rPr>
-              <w:instrText xml:space="preserve"> PAGEREF _Toc232025439 \h </w:instrText>
+              <w:instrText xml:space="preserve"> PAGEREF _Toc233060796 \h </w:instrText>
             </w:r>
             <w:r>
               <w:rPr>
@@ -3542,7 +3431,7 @@
               <w14:ligatures w14:val="standardContextual"/>
             </w:rPr>
           </w:pPr>
-          <w:hyperlink w:anchor="_Toc232025440" w:history="1">
+          <w:hyperlink w:anchor="_Toc233060797" w:history="1">
             <w:r>
               <w:rPr>
                 <w:rStyle w:val="Hipervnculo"/>
@@ -3565,7 +3454,7 @@
               <w:rPr>
                 <w:webHidden/>
               </w:rPr>
-              <w:instrText xml:space="preserve"> PAGEREF _Toc232025440 \h </w:instrText>
+              <w:instrText xml:space="preserve"> PAGEREF _Toc233060797 \h </w:instrText>
             </w:r>
             <w:r>
               <w:rPr>
@@ -3604,7 +3493,7 @@
               <w14:ligatures w14:val="standardContextual"/>
             </w:rPr>
           </w:pPr>
-          <w:hyperlink w:anchor="_Toc232025441" w:history="1">
+          <w:hyperlink w:anchor="_Toc233060798" w:history="1">
             <w:r>
               <w:rPr>
                 <w:rStyle w:val="Hipervnculo"/>
@@ -3627,7 +3516,7 @@
               <w:rPr>
                 <w:webHidden/>
               </w:rPr>
-              <w:instrText xml:space="preserve"> PAGEREF _Toc232025441 \h </w:instrText>
+              <w:instrText xml:space="preserve"> PAGEREF _Toc233060798 \h </w:instrText>
             </w:r>
             <w:r>
               <w:rPr>
@@ -3666,7 +3555,7 @@
               <w14:ligatures w14:val="standardContextual"/>
             </w:rPr>
           </w:pPr>
-          <w:hyperlink w:anchor="_Toc232025442" w:history="1">
+          <w:hyperlink w:anchor="_Toc233060799" w:history="1">
             <w:r>
               <w:rPr>
                 <w:rStyle w:val="Hipervnculo"/>
@@ -3689,7 +3578,7 @@
               <w:rPr>
                 <w:webHidden/>
               </w:rPr>
-              <w:instrText xml:space="preserve"> PAGEREF _Toc232025442 \h </w:instrText>
+              <w:instrText xml:space="preserve"> PAGEREF _Toc233060799 \h </w:instrText>
             </w:r>
             <w:r>
               <w:rPr>
@@ -3706,7 +3595,7 @@
               <w:rPr>
                 <w:webHidden/>
               </w:rPr>
-              <w:t>8</w:t>
+              <w:t>9</w:t>
             </w:r>
             <w:r>
               <w:rPr>
@@ -3731,7 +3620,7 @@
               <w14:ligatures w14:val="standardContextual"/>
             </w:rPr>
           </w:pPr>
-          <w:hyperlink w:anchor="_Toc232025443" w:history="1">
+          <w:hyperlink w:anchor="_Toc233060800" w:history="1">
             <w:r>
               <w:rPr>
                 <w:rStyle w:val="Hipervnculo"/>
@@ -3771,7 +3660,7 @@
               <w:rPr>
                 <w:webHidden/>
               </w:rPr>
-              <w:instrText xml:space="preserve"> PAGEREF _Toc232025443 \h </w:instrText>
+              <w:instrText xml:space="preserve"> PAGEREF _Toc233060800 \h </w:instrText>
             </w:r>
             <w:r>
               <w:rPr>
@@ -3788,7 +3677,7 @@
               <w:rPr>
                 <w:webHidden/>
               </w:rPr>
-              <w:t>8</w:t>
+              <w:t>9</w:t>
             </w:r>
             <w:r>
               <w:rPr>
@@ -3815,7 +3704,7 @@
               <w14:ligatures w14:val="standardContextual"/>
             </w:rPr>
           </w:pPr>
-          <w:hyperlink w:anchor="_Toc232025444" w:history="1">
+          <w:hyperlink w:anchor="_Toc233060801" w:history="1">
             <w:r>
               <w:rPr>
                 <w:rStyle w:val="Hipervnculo"/>
@@ -3863,7 +3752,7 @@
                 <w:noProof/>
                 <w:webHidden/>
               </w:rPr>
-              <w:instrText xml:space="preserve"> PAGEREF _Toc232025444 \h </w:instrText>
+              <w:instrText xml:space="preserve"> PAGEREF _Toc233060801 \h </w:instrText>
             </w:r>
             <w:r>
               <w:rPr>
@@ -3883,7 +3772,7 @@
                 <w:noProof/>
                 <w:webHidden/>
               </w:rPr>
-              <w:t>8</w:t>
+              <w:t>9</w:t>
             </w:r>
             <w:r>
               <w:rPr>
@@ -3911,7 +3800,7 @@
               <w14:ligatures w14:val="standardContextual"/>
             </w:rPr>
           </w:pPr>
-          <w:hyperlink w:anchor="_Toc232025445" w:history="1">
+          <w:hyperlink w:anchor="_Toc233060802" w:history="1">
             <w:r>
               <w:rPr>
                 <w:rStyle w:val="Hipervnculo"/>
@@ -3959,7 +3848,7 @@
                 <w:noProof/>
                 <w:webHidden/>
               </w:rPr>
-              <w:instrText xml:space="preserve"> PAGEREF _Toc232025445 \h </w:instrText>
+              <w:instrText xml:space="preserve"> PAGEREF _Toc233060802 \h </w:instrText>
             </w:r>
             <w:r>
               <w:rPr>
@@ -3979,7 +3868,7 @@
                 <w:noProof/>
                 <w:webHidden/>
               </w:rPr>
-              <w:t>9</w:t>
+              <w:t>10</w:t>
             </w:r>
             <w:r>
               <w:rPr>
@@ -4007,7 +3896,7 @@
               <w14:ligatures w14:val="standardContextual"/>
             </w:rPr>
           </w:pPr>
-          <w:hyperlink w:anchor="_Toc232025446" w:history="1">
+          <w:hyperlink w:anchor="_Toc233060803" w:history="1">
             <w:r>
               <w:rPr>
                 <w:rStyle w:val="Hipervnculo"/>
@@ -4055,7 +3944,7 @@
                 <w:noProof/>
                 <w:webHidden/>
               </w:rPr>
-              <w:instrText xml:space="preserve"> PAGEREF _Toc232025446 \h </w:instrText>
+              <w:instrText xml:space="preserve"> PAGEREF _Toc233060803 \h </w:instrText>
             </w:r>
             <w:r>
               <w:rPr>
@@ -4075,7 +3964,7 @@
                 <w:noProof/>
                 <w:webHidden/>
               </w:rPr>
-              <w:t>9</w:t>
+              <w:t>10</w:t>
             </w:r>
             <w:r>
               <w:rPr>
@@ -4103,7 +3992,7 @@
               <w14:ligatures w14:val="standardContextual"/>
             </w:rPr>
           </w:pPr>
-          <w:hyperlink w:anchor="_Toc232025447" w:history="1">
+          <w:hyperlink w:anchor="_Toc233060804" w:history="1">
             <w:r>
               <w:rPr>
                 <w:rStyle w:val="Hipervnculo"/>
@@ -4151,7 +4040,7 @@
                 <w:noProof/>
                 <w:webHidden/>
               </w:rPr>
-              <w:instrText xml:space="preserve"> PAGEREF _Toc232025447 \h </w:instrText>
+              <w:instrText xml:space="preserve"> PAGEREF _Toc233060804 \h </w:instrText>
             </w:r>
             <w:r>
               <w:rPr>
@@ -4171,7 +4060,7 @@
                 <w:noProof/>
                 <w:webHidden/>
               </w:rPr>
-              <w:t>9</w:t>
+              <w:t>10</w:t>
             </w:r>
             <w:r>
               <w:rPr>
@@ -4199,7 +4088,7 @@
               <w14:ligatures w14:val="standardContextual"/>
             </w:rPr>
           </w:pPr>
-          <w:hyperlink w:anchor="_Toc232025448" w:history="1">
+          <w:hyperlink w:anchor="_Toc233060805" w:history="1">
             <w:r>
               <w:rPr>
                 <w:rStyle w:val="Hipervnculo"/>
@@ -4247,7 +4136,7 @@
                 <w:noProof/>
                 <w:webHidden/>
               </w:rPr>
-              <w:instrText xml:space="preserve"> PAGEREF _Toc232025448 \h </w:instrText>
+              <w:instrText xml:space="preserve"> PAGEREF _Toc233060805 \h </w:instrText>
             </w:r>
             <w:r>
               <w:rPr>
@@ -4267,7 +4156,7 @@
                 <w:noProof/>
                 <w:webHidden/>
               </w:rPr>
-              <w:t>11</w:t>
+              <w:t>12</w:t>
             </w:r>
             <w:r>
               <w:rPr>
@@ -4295,7 +4184,7 @@
               <w14:ligatures w14:val="standardContextual"/>
             </w:rPr>
           </w:pPr>
-          <w:hyperlink w:anchor="_Toc232025449" w:history="1">
+          <w:hyperlink w:anchor="_Toc233060806" w:history="1">
             <w:r>
               <w:rPr>
                 <w:rStyle w:val="Hipervnculo"/>
@@ -4343,7 +4232,7 @@
                 <w:noProof/>
                 <w:webHidden/>
               </w:rPr>
-              <w:instrText xml:space="preserve"> PAGEREF _Toc232025449 \h </w:instrText>
+              <w:instrText xml:space="preserve"> PAGEREF _Toc233060806 \h </w:instrText>
             </w:r>
             <w:r>
               <w:rPr>
@@ -4363,7 +4252,7 @@
                 <w:noProof/>
                 <w:webHidden/>
               </w:rPr>
-              <w:t>12</w:t>
+              <w:t>13</w:t>
             </w:r>
             <w:r>
               <w:rPr>
@@ -4386,7 +4275,7 @@
               <w14:ligatures w14:val="standardContextual"/>
             </w:rPr>
           </w:pPr>
-          <w:hyperlink w:anchor="_Toc232025450" w:history="1">
+          <w:hyperlink w:anchor="_Toc233060807" w:history="1">
             <w:r>
               <w:rPr>
                 <w:rStyle w:val="Hipervnculo"/>
@@ -4426,7 +4315,7 @@
               <w:rPr>
                 <w:webHidden/>
               </w:rPr>
-              <w:instrText xml:space="preserve"> PAGEREF _Toc232025450 \h </w:instrText>
+              <w:instrText xml:space="preserve"> PAGEREF _Toc233060807 \h </w:instrText>
             </w:r>
             <w:r>
               <w:rPr>
@@ -4443,7 +4332,7 @@
               <w:rPr>
                 <w:webHidden/>
               </w:rPr>
-              <w:t>12</w:t>
+              <w:t>13</w:t>
             </w:r>
             <w:r>
               <w:rPr>
@@ -4465,7 +4354,7 @@
               <w14:ligatures w14:val="standardContextual"/>
             </w:rPr>
           </w:pPr>
-          <w:hyperlink w:anchor="_Toc232025451" w:history="1">
+          <w:hyperlink w:anchor="_Toc233060808" w:history="1">
             <w:r>
               <w:rPr>
                 <w:rStyle w:val="Hipervnculo"/>
@@ -4505,7 +4394,7 @@
               <w:rPr>
                 <w:webHidden/>
               </w:rPr>
-              <w:instrText xml:space="preserve"> PAGEREF _Toc232025451 \h </w:instrText>
+              <w:instrText xml:space="preserve"> PAGEREF _Toc233060808 \h </w:instrText>
             </w:r>
             <w:r>
               <w:rPr>
@@ -4522,7 +4411,7 @@
               <w:rPr>
                 <w:webHidden/>
               </w:rPr>
-              <w:t>12</w:t>
+              <w:t>13</w:t>
             </w:r>
             <w:r>
               <w:rPr>
@@ -4544,7 +4433,7 @@
               <w14:ligatures w14:val="standardContextual"/>
             </w:rPr>
           </w:pPr>
-          <w:hyperlink w:anchor="_Toc232025452" w:history="1">
+          <w:hyperlink w:anchor="_Toc233060809" w:history="1">
             <w:r>
               <w:rPr>
                 <w:rStyle w:val="Hipervnculo"/>
@@ -4567,7 +4456,7 @@
               <w:rPr>
                 <w:webHidden/>
               </w:rPr>
-              <w:instrText xml:space="preserve"> PAGEREF _Toc232025452 \h </w:instrText>
+              <w:instrText xml:space="preserve"> PAGEREF _Toc233060809 \h </w:instrText>
             </w:r>
             <w:r>
               <w:rPr>
@@ -4584,7 +4473,7 @@
               <w:rPr>
                 <w:webHidden/>
               </w:rPr>
-              <w:t>14</w:t>
+              <w:t>15</w:t>
             </w:r>
             <w:r>
               <w:rPr>
@@ -4609,7 +4498,7 @@
               <w14:ligatures w14:val="standardContextual"/>
             </w:rPr>
           </w:pPr>
-          <w:hyperlink w:anchor="_Toc232025453" w:history="1">
+          <w:hyperlink w:anchor="_Toc233060810" w:history="1">
             <w:r>
               <w:rPr>
                 <w:rStyle w:val="Hipervnculo"/>
@@ -4649,7 +4538,7 @@
               <w:rPr>
                 <w:webHidden/>
               </w:rPr>
-              <w:instrText xml:space="preserve"> PAGEREF _Toc232025453 \h </w:instrText>
+              <w:instrText xml:space="preserve"> PAGEREF _Toc233060810 \h </w:instrText>
             </w:r>
             <w:r>
               <w:rPr>
@@ -4666,7 +4555,7 @@
               <w:rPr>
                 <w:webHidden/>
               </w:rPr>
-              <w:t>14</w:t>
+              <w:t>15</w:t>
             </w:r>
             <w:r>
               <w:rPr>
@@ -4693,7 +4582,7 @@
               <w14:ligatures w14:val="standardContextual"/>
             </w:rPr>
           </w:pPr>
-          <w:hyperlink w:anchor="_Toc232025454" w:history="1">
+          <w:hyperlink w:anchor="_Toc233060811" w:history="1">
             <w:r>
               <w:rPr>
                 <w:rStyle w:val="Hipervnculo"/>
@@ -4740,7 +4629,7 @@
                 <w:noProof/>
                 <w:webHidden/>
               </w:rPr>
-              <w:instrText xml:space="preserve"> PAGEREF _Toc232025454 \h </w:instrText>
+              <w:instrText xml:space="preserve"> PAGEREF _Toc233060811 \h </w:instrText>
             </w:r>
             <w:r>
               <w:rPr>
@@ -4760,7 +4649,7 @@
                 <w:noProof/>
                 <w:webHidden/>
               </w:rPr>
-              <w:t>14</w:t>
+              <w:t>15</w:t>
             </w:r>
             <w:r>
               <w:rPr>
@@ -4783,7 +4672,7 @@
               <w14:ligatures w14:val="standardContextual"/>
             </w:rPr>
           </w:pPr>
-          <w:hyperlink w:anchor="_Toc232025455" w:history="1">
+          <w:hyperlink w:anchor="_Toc233060812" w:history="1">
             <w:r>
               <w:rPr>
                 <w:rStyle w:val="Hipervnculo"/>
@@ -4823,7 +4712,7 @@
               <w:rPr>
                 <w:webHidden/>
               </w:rPr>
-              <w:instrText xml:space="preserve"> PAGEREF _Toc232025455 \h </w:instrText>
+              <w:instrText xml:space="preserve"> PAGEREF _Toc233060812 \h </w:instrText>
             </w:r>
             <w:r>
               <w:rPr>
@@ -4840,7 +4729,7 @@
               <w:rPr>
                 <w:webHidden/>
               </w:rPr>
-              <w:t>14</w:t>
+              <w:t>15</w:t>
             </w:r>
             <w:r>
               <w:rPr>
@@ -4862,7 +4751,7 @@
               <w14:ligatures w14:val="standardContextual"/>
             </w:rPr>
           </w:pPr>
-          <w:hyperlink w:anchor="_Toc232025456" w:history="1">
+          <w:hyperlink w:anchor="_Toc233060813" w:history="1">
             <w:r>
               <w:rPr>
                 <w:rStyle w:val="Hipervnculo"/>
@@ -4902,7 +4791,7 @@
               <w:rPr>
                 <w:webHidden/>
               </w:rPr>
-              <w:instrText xml:space="preserve"> PAGEREF _Toc232025456 \h </w:instrText>
+              <w:instrText xml:space="preserve"> PAGEREF _Toc233060813 \h </w:instrText>
             </w:r>
             <w:r>
               <w:rPr>
@@ -4919,7 +4808,7 @@
               <w:rPr>
                 <w:webHidden/>
               </w:rPr>
-              <w:t>15</w:t>
+              <w:t>16</w:t>
             </w:r>
             <w:r>
               <w:rPr>
@@ -4941,7 +4830,7 @@
               <w14:ligatures w14:val="standardContextual"/>
             </w:rPr>
           </w:pPr>
-          <w:hyperlink w:anchor="_Toc232025457" w:history="1">
+          <w:hyperlink w:anchor="_Toc233060814" w:history="1">
             <w:r>
               <w:rPr>
                 <w:rStyle w:val="Hipervnculo"/>
@@ -4981,7 +4870,7 @@
               <w:rPr>
                 <w:webHidden/>
               </w:rPr>
-              <w:instrText xml:space="preserve"> PAGEREF _Toc232025457 \h </w:instrText>
+              <w:instrText xml:space="preserve"> PAGEREF _Toc233060814 \h </w:instrText>
             </w:r>
             <w:r>
               <w:rPr>
@@ -4998,7 +4887,7 @@
               <w:rPr>
                 <w:webHidden/>
               </w:rPr>
-              <w:t>16</w:t>
+              <w:t>17</w:t>
             </w:r>
             <w:r>
               <w:rPr>
@@ -5020,7 +4909,7 @@
               <w14:ligatures w14:val="standardContextual"/>
             </w:rPr>
           </w:pPr>
-          <w:hyperlink w:anchor="_Toc232025458" w:history="1">
+          <w:hyperlink w:anchor="_Toc233060815" w:history="1">
             <w:r>
               <w:rPr>
                 <w:rStyle w:val="Hipervnculo"/>
@@ -5060,7 +4949,7 @@
               <w:rPr>
                 <w:webHidden/>
               </w:rPr>
-              <w:instrText xml:space="preserve"> PAGEREF _Toc232025458 \h </w:instrText>
+              <w:instrText xml:space="preserve"> PAGEREF _Toc233060815 \h </w:instrText>
             </w:r>
             <w:r>
               <w:rPr>
@@ -5077,7 +4966,7 @@
               <w:rPr>
                 <w:webHidden/>
               </w:rPr>
-              <w:t>16</w:t>
+              <w:t>17</w:t>
             </w:r>
             <w:r>
               <w:rPr>
@@ -5099,7 +4988,7 @@
               <w14:ligatures w14:val="standardContextual"/>
             </w:rPr>
           </w:pPr>
-          <w:hyperlink w:anchor="_Toc232025459" w:history="1">
+          <w:hyperlink w:anchor="_Toc233060816" w:history="1">
             <w:r>
               <w:rPr>
                 <w:rStyle w:val="Hipervnculo"/>
@@ -5139,7 +5028,7 @@
               <w:rPr>
                 <w:webHidden/>
               </w:rPr>
-              <w:instrText xml:space="preserve"> PAGEREF _Toc232025459 \h </w:instrText>
+              <w:instrText xml:space="preserve"> PAGEREF _Toc233060816 \h </w:instrText>
             </w:r>
             <w:r>
               <w:rPr>
@@ -5156,7 +5045,7 @@
               <w:rPr>
                 <w:webHidden/>
               </w:rPr>
-              <w:t>18</w:t>
+              <w:t>19</w:t>
             </w:r>
             <w:r>
               <w:rPr>
@@ -5183,7 +5072,7 @@
               <w14:ligatures w14:val="standardContextual"/>
             </w:rPr>
           </w:pPr>
-          <w:hyperlink w:anchor="_Toc232025460" w:history="1">
+          <w:hyperlink w:anchor="_Toc233060817" w:history="1">
             <w:r>
               <w:rPr>
                 <w:rStyle w:val="Hipervnculo"/>
@@ -5230,7 +5119,7 @@
                 <w:noProof/>
                 <w:webHidden/>
               </w:rPr>
-              <w:instrText xml:space="preserve"> PAGEREF _Toc232025460 \h </w:instrText>
+              <w:instrText xml:space="preserve"> PAGEREF _Toc233060817 \h </w:instrText>
             </w:r>
             <w:r>
               <w:rPr>
@@ -5250,7 +5139,7 @@
                 <w:noProof/>
                 <w:webHidden/>
               </w:rPr>
-              <w:t>23</w:t>
+              <w:t>24</w:t>
             </w:r>
             <w:r>
               <w:rPr>
@@ -5273,7 +5162,7 @@
               <w14:ligatures w14:val="standardContextual"/>
             </w:rPr>
           </w:pPr>
-          <w:hyperlink w:anchor="_Toc232025461" w:history="1">
+          <w:hyperlink w:anchor="_Toc233060818" w:history="1">
             <w:r>
               <w:rPr>
                 <w:rStyle w:val="Hipervnculo"/>
@@ -5313,7 +5202,7 @@
               <w:rPr>
                 <w:webHidden/>
               </w:rPr>
-              <w:instrText xml:space="preserve"> PAGEREF _Toc232025461 \h </w:instrText>
+              <w:instrText xml:space="preserve"> PAGEREF _Toc233060818 \h </w:instrText>
             </w:r>
             <w:r>
               <w:rPr>
@@ -5330,7 +5219,7 @@
               <w:rPr>
                 <w:webHidden/>
               </w:rPr>
-              <w:t>24</w:t>
+              <w:t>25</w:t>
             </w:r>
             <w:r>
               <w:rPr>
@@ -5352,7 +5241,7 @@
               <w14:ligatures w14:val="standardContextual"/>
             </w:rPr>
           </w:pPr>
-          <w:hyperlink w:anchor="_Toc232025462" w:history="1">
+          <w:hyperlink w:anchor="_Toc233060819" w:history="1">
             <w:r>
               <w:rPr>
                 <w:rStyle w:val="Hipervnculo"/>
@@ -5392,7 +5281,7 @@
               <w:rPr>
                 <w:webHidden/>
               </w:rPr>
-              <w:instrText xml:space="preserve"> PAGEREF _Toc232025462 \h </w:instrText>
+              <w:instrText xml:space="preserve"> PAGEREF _Toc233060819 \h </w:instrText>
             </w:r>
             <w:r>
               <w:rPr>
@@ -5409,7 +5298,7 @@
               <w:rPr>
                 <w:webHidden/>
               </w:rPr>
-              <w:t>25</w:t>
+              <w:t>26</w:t>
             </w:r>
             <w:r>
               <w:rPr>
@@ -5436,7 +5325,7 @@
               <w14:ligatures w14:val="standardContextual"/>
             </w:rPr>
           </w:pPr>
-          <w:hyperlink w:anchor="_Toc232025463" w:history="1">
+          <w:hyperlink w:anchor="_Toc233060820" w:history="1">
             <w:r>
               <w:rPr>
                 <w:rStyle w:val="Hipervnculo"/>
@@ -5483,7 +5372,7 @@
                 <w:noProof/>
                 <w:webHidden/>
               </w:rPr>
-              <w:instrText xml:space="preserve"> PAGEREF _Toc232025463 \h </w:instrText>
+              <w:instrText xml:space="preserve"> PAGEREF _Toc233060820 \h </w:instrText>
             </w:r>
             <w:r>
               <w:rPr>
@@ -5503,7 +5392,7 @@
                 <w:noProof/>
                 <w:webHidden/>
               </w:rPr>
-              <w:t>29</w:t>
+              <w:t>30</w:t>
             </w:r>
             <w:r>
               <w:rPr>
@@ -5526,7 +5415,7 @@
               <w14:ligatures w14:val="standardContextual"/>
             </w:rPr>
           </w:pPr>
-          <w:hyperlink w:anchor="_Toc232025464" w:history="1">
+          <w:hyperlink w:anchor="_Toc233060821" w:history="1">
             <w:r>
               <w:rPr>
                 <w:rStyle w:val="Hipervnculo"/>
@@ -5566,7 +5455,7 @@
               <w:rPr>
                 <w:webHidden/>
               </w:rPr>
-              <w:instrText xml:space="preserve"> PAGEREF _Toc232025464 \h </w:instrText>
+              <w:instrText xml:space="preserve"> PAGEREF _Toc233060821 \h </w:instrText>
             </w:r>
             <w:r>
               <w:rPr>
@@ -5583,7 +5472,7 @@
               <w:rPr>
                 <w:webHidden/>
               </w:rPr>
-              <w:t>29</w:t>
+              <w:t>30</w:t>
             </w:r>
             <w:r>
               <w:rPr>
@@ -5605,7 +5494,7 @@
               <w14:ligatures w14:val="standardContextual"/>
             </w:rPr>
           </w:pPr>
-          <w:hyperlink w:anchor="_Toc232025465" w:history="1">
+          <w:hyperlink w:anchor="_Toc233060822" w:history="1">
             <w:r>
               <w:rPr>
                 <w:rStyle w:val="Hipervnculo"/>
@@ -5645,7 +5534,7 @@
               <w:rPr>
                 <w:webHidden/>
               </w:rPr>
-              <w:instrText xml:space="preserve"> PAGEREF _Toc232025465 \h </w:instrText>
+              <w:instrText xml:space="preserve"> PAGEREF _Toc233060822 \h </w:instrText>
             </w:r>
             <w:r>
               <w:rPr>
@@ -5662,7 +5551,7 @@
               <w:rPr>
                 <w:webHidden/>
               </w:rPr>
-              <w:t>29</w:t>
+              <w:t>30</w:t>
             </w:r>
             <w:r>
               <w:rPr>
@@ -5684,7 +5573,7 @@
               <w14:ligatures w14:val="standardContextual"/>
             </w:rPr>
           </w:pPr>
-          <w:hyperlink w:anchor="_Toc232025466" w:history="1">
+          <w:hyperlink w:anchor="_Toc233060823" w:history="1">
             <w:r>
               <w:rPr>
                 <w:rStyle w:val="Hipervnculo"/>
@@ -5724,7 +5613,7 @@
               <w:rPr>
                 <w:webHidden/>
               </w:rPr>
-              <w:instrText xml:space="preserve"> PAGEREF _Toc232025466 \h </w:instrText>
+              <w:instrText xml:space="preserve"> PAGEREF _Toc233060823 \h </w:instrText>
             </w:r>
             <w:r>
               <w:rPr>
@@ -5741,7 +5630,7 @@
               <w:rPr>
                 <w:webHidden/>
               </w:rPr>
-              <w:t>30</w:t>
+              <w:t>31</w:t>
             </w:r>
             <w:r>
               <w:rPr>
@@ -5763,7 +5652,7 @@
               <w14:ligatures w14:val="standardContextual"/>
             </w:rPr>
           </w:pPr>
-          <w:hyperlink w:anchor="_Toc232025467" w:history="1">
+          <w:hyperlink w:anchor="_Toc233060824" w:history="1">
             <w:r>
               <w:rPr>
                 <w:rStyle w:val="Hipervnculo"/>
@@ -5803,7 +5692,7 @@
               <w:rPr>
                 <w:webHidden/>
               </w:rPr>
-              <w:instrText xml:space="preserve"> PAGEREF _Toc232025467 \h </w:instrText>
+              <w:instrText xml:space="preserve"> PAGEREF _Toc233060824 \h </w:instrText>
             </w:r>
             <w:r>
               <w:rPr>
@@ -5820,7 +5709,7 @@
               <w:rPr>
                 <w:webHidden/>
               </w:rPr>
-              <w:t>31</w:t>
+              <w:t>32</w:t>
             </w:r>
             <w:r>
               <w:rPr>
@@ -5842,7 +5731,7 @@
               <w14:ligatures w14:val="standardContextual"/>
             </w:rPr>
           </w:pPr>
-          <w:hyperlink w:anchor="_Toc232025468" w:history="1">
+          <w:hyperlink w:anchor="_Toc233060825" w:history="1">
             <w:r>
               <w:rPr>
                 <w:rStyle w:val="Hipervnculo"/>
@@ -5882,7 +5771,7 @@
               <w:rPr>
                 <w:webHidden/>
               </w:rPr>
-              <w:instrText xml:space="preserve"> PAGEREF _Toc232025468 \h </w:instrText>
+              <w:instrText xml:space="preserve"> PAGEREF _Toc233060825 \h </w:instrText>
             </w:r>
             <w:r>
               <w:rPr>
@@ -5899,7 +5788,7 @@
               <w:rPr>
                 <w:webHidden/>
               </w:rPr>
-              <w:t>31</w:t>
+              <w:t>32</w:t>
             </w:r>
             <w:r>
               <w:rPr>
@@ -5926,7 +5815,7 @@
               <w14:ligatures w14:val="standardContextual"/>
             </w:rPr>
           </w:pPr>
-          <w:hyperlink w:anchor="_Toc232025469" w:history="1">
+          <w:hyperlink w:anchor="_Toc233060826" w:history="1">
             <w:r>
               <w:rPr>
                 <w:rStyle w:val="Hipervnculo"/>
@@ -5973,7 +5862,7 @@
                 <w:noProof/>
                 <w:webHidden/>
               </w:rPr>
-              <w:instrText xml:space="preserve"> PAGEREF _Toc232025469 \h </w:instrText>
+              <w:instrText xml:space="preserve"> PAGEREF _Toc233060826 \h </w:instrText>
             </w:r>
             <w:r>
               <w:rPr>
@@ -5993,7 +5882,7 @@
                 <w:noProof/>
                 <w:webHidden/>
               </w:rPr>
-              <w:t>32</w:t>
+              <w:t>33</w:t>
             </w:r>
             <w:r>
               <w:rPr>
@@ -6016,7 +5905,7 @@
               <w14:ligatures w14:val="standardContextual"/>
             </w:rPr>
           </w:pPr>
-          <w:hyperlink w:anchor="_Toc232025470" w:history="1">
+          <w:hyperlink w:anchor="_Toc233060827" w:history="1">
             <w:r>
               <w:rPr>
                 <w:rStyle w:val="Hipervnculo"/>
@@ -6039,7 +5928,7 @@
               <w:rPr>
                 <w:webHidden/>
               </w:rPr>
-              <w:instrText xml:space="preserve"> PAGEREF _Toc232025470 \h </w:instrText>
+              <w:instrText xml:space="preserve"> PAGEREF _Toc233060827 \h </w:instrText>
             </w:r>
             <w:r>
               <w:rPr>
@@ -6056,7 +5945,7 @@
               <w:rPr>
                 <w:webHidden/>
               </w:rPr>
-              <w:t>34</w:t>
+              <w:t>35</w:t>
             </w:r>
             <w:r>
               <w:rPr>
@@ -6081,7 +5970,7 @@
               <w14:ligatures w14:val="standardContextual"/>
             </w:rPr>
           </w:pPr>
-          <w:hyperlink w:anchor="_Toc232025471" w:history="1">
+          <w:hyperlink w:anchor="_Toc233060828" w:history="1">
             <w:r>
               <w:rPr>
                 <w:rStyle w:val="Hipervnculo"/>
@@ -6121,7 +6010,7 @@
               <w:rPr>
                 <w:webHidden/>
               </w:rPr>
-              <w:instrText xml:space="preserve"> PAGEREF _Toc232025471 \h </w:instrText>
+              <w:instrText xml:space="preserve"> PAGEREF _Toc233060828 \h </w:instrText>
             </w:r>
             <w:r>
               <w:rPr>
@@ -6138,7 +6027,7 @@
               <w:rPr>
                 <w:webHidden/>
               </w:rPr>
-              <w:t>34</w:t>
+              <w:t>35</w:t>
             </w:r>
             <w:r>
               <w:rPr>
@@ -6165,7 +6054,7 @@
               <w14:ligatures w14:val="standardContextual"/>
             </w:rPr>
           </w:pPr>
-          <w:hyperlink w:anchor="_Toc232025472" w:history="1">
+          <w:hyperlink w:anchor="_Toc233060829" w:history="1">
             <w:r>
               <w:rPr>
                 <w:rStyle w:val="Hipervnculo"/>
@@ -6213,7 +6102,7 @@
                 <w:noProof/>
                 <w:webHidden/>
               </w:rPr>
-              <w:instrText xml:space="preserve"> PAGEREF _Toc232025472 \h </w:instrText>
+              <w:instrText xml:space="preserve"> PAGEREF _Toc233060829 \h </w:instrText>
             </w:r>
             <w:r>
               <w:rPr>
@@ -6233,7 +6122,7 @@
                 <w:noProof/>
                 <w:webHidden/>
               </w:rPr>
-              <w:t>34</w:t>
+              <w:t>35</w:t>
             </w:r>
             <w:r>
               <w:rPr>
@@ -6256,7 +6145,7 @@
               <w14:ligatures w14:val="standardContextual"/>
             </w:rPr>
           </w:pPr>
-          <w:hyperlink w:anchor="_Toc232025473" w:history="1">
+          <w:hyperlink w:anchor="_Toc233060830" w:history="1">
             <w:r>
               <w:rPr>
                 <w:rStyle w:val="Hipervnculo"/>
@@ -6296,7 +6185,7 @@
               <w:rPr>
                 <w:webHidden/>
               </w:rPr>
-              <w:instrText xml:space="preserve"> PAGEREF _Toc232025473 \h </w:instrText>
+              <w:instrText xml:space="preserve"> PAGEREF _Toc233060830 \h </w:instrText>
             </w:r>
             <w:r>
               <w:rPr>
@@ -6313,7 +6202,7 @@
               <w:rPr>
                 <w:webHidden/>
               </w:rPr>
-              <w:t>34</w:t>
+              <w:t>35</w:t>
             </w:r>
             <w:r>
               <w:rPr>
@@ -6340,7 +6229,7 @@
               <w14:ligatures w14:val="standardContextual"/>
             </w:rPr>
           </w:pPr>
-          <w:hyperlink w:anchor="_Toc232025474" w:history="1">
+          <w:hyperlink w:anchor="_Toc233060831" w:history="1">
             <w:r>
               <w:rPr>
                 <w:rStyle w:val="Hipervnculo"/>
@@ -6387,7 +6276,7 @@
                 <w:noProof/>
                 <w:webHidden/>
               </w:rPr>
-              <w:instrText xml:space="preserve"> PAGEREF _Toc232025474 \h </w:instrText>
+              <w:instrText xml:space="preserve"> PAGEREF _Toc233060831 \h </w:instrText>
             </w:r>
             <w:r>
               <w:rPr>
@@ -6407,7 +6296,7 @@
                 <w:noProof/>
                 <w:webHidden/>
               </w:rPr>
-              <w:t>35</w:t>
+              <w:t>36</w:t>
             </w:r>
             <w:r>
               <w:rPr>
@@ -6430,7 +6319,7 @@
               <w14:ligatures w14:val="standardContextual"/>
             </w:rPr>
           </w:pPr>
-          <w:hyperlink w:anchor="_Toc232025475" w:history="1">
+          <w:hyperlink w:anchor="_Toc233060832" w:history="1">
             <w:r>
               <w:rPr>
                 <w:rStyle w:val="Hipervnculo"/>
@@ -6470,7 +6359,7 @@
               <w:rPr>
                 <w:webHidden/>
               </w:rPr>
-              <w:instrText xml:space="preserve"> PAGEREF _Toc232025475 \h </w:instrText>
+              <w:instrText xml:space="preserve"> PAGEREF _Toc233060832 \h </w:instrText>
             </w:r>
             <w:r>
               <w:rPr>
@@ -6487,7 +6376,7 @@
               <w:rPr>
                 <w:webHidden/>
               </w:rPr>
-              <w:t>36</w:t>
+              <w:t>37</w:t>
             </w:r>
             <w:r>
               <w:rPr>
@@ -6509,7 +6398,7 @@
               <w14:ligatures w14:val="standardContextual"/>
             </w:rPr>
           </w:pPr>
-          <w:hyperlink w:anchor="_Toc232025476" w:history="1">
+          <w:hyperlink w:anchor="_Toc233060833" w:history="1">
             <w:r>
               <w:rPr>
                 <w:rStyle w:val="Hipervnculo"/>
@@ -6549,7 +6438,7 @@
               <w:rPr>
                 <w:webHidden/>
               </w:rPr>
-              <w:instrText xml:space="preserve"> PAGEREF _Toc232025476 \h </w:instrText>
+              <w:instrText xml:space="preserve"> PAGEREF _Toc233060833 \h </w:instrText>
             </w:r>
             <w:r>
               <w:rPr>
@@ -6566,7 +6455,7 @@
               <w:rPr>
                 <w:webHidden/>
               </w:rPr>
-              <w:t>37</w:t>
+              <w:t>38</w:t>
             </w:r>
             <w:r>
               <w:rPr>
@@ -6588,7 +6477,7 @@
               <w14:ligatures w14:val="standardContextual"/>
             </w:rPr>
           </w:pPr>
-          <w:hyperlink w:anchor="_Toc232025477" w:history="1">
+          <w:hyperlink w:anchor="_Toc233060834" w:history="1">
             <w:r>
               <w:rPr>
                 <w:rStyle w:val="Hipervnculo"/>
@@ -6628,7 +6517,7 @@
               <w:rPr>
                 <w:webHidden/>
               </w:rPr>
-              <w:instrText xml:space="preserve"> PAGEREF _Toc232025477 \h </w:instrText>
+              <w:instrText xml:space="preserve"> PAGEREF _Toc233060834 \h </w:instrText>
             </w:r>
             <w:r>
               <w:rPr>
@@ -6645,7 +6534,7 @@
               <w:rPr>
                 <w:webHidden/>
               </w:rPr>
-              <w:t>37</w:t>
+              <w:t>38</w:t>
             </w:r>
             <w:r>
               <w:rPr>
@@ -6667,7 +6556,7 @@
               <w14:ligatures w14:val="standardContextual"/>
             </w:rPr>
           </w:pPr>
-          <w:hyperlink w:anchor="_Toc232025478" w:history="1">
+          <w:hyperlink w:anchor="_Toc233060835" w:history="1">
             <w:r>
               <w:rPr>
                 <w:rStyle w:val="Hipervnculo"/>
@@ -6707,7 +6596,7 @@
               <w:rPr>
                 <w:webHidden/>
               </w:rPr>
-              <w:instrText xml:space="preserve"> PAGEREF _Toc232025478 \h </w:instrText>
+              <w:instrText xml:space="preserve"> PAGEREF _Toc233060835 \h </w:instrText>
             </w:r>
             <w:r>
               <w:rPr>
@@ -6724,7 +6613,7 @@
               <w:rPr>
                 <w:webHidden/>
               </w:rPr>
-              <w:t>38</w:t>
+              <w:t>39</w:t>
             </w:r>
             <w:r>
               <w:rPr>
@@ -6746,7 +6635,7 @@
               <w14:ligatures w14:val="standardContextual"/>
             </w:rPr>
           </w:pPr>
-          <w:hyperlink w:anchor="_Toc232025479" w:history="1">
+          <w:hyperlink w:anchor="_Toc233060836" w:history="1">
             <w:r>
               <w:rPr>
                 <w:rStyle w:val="Hipervnculo"/>
@@ -6786,7 +6675,7 @@
               <w:rPr>
                 <w:webHidden/>
               </w:rPr>
-              <w:instrText xml:space="preserve"> PAGEREF _Toc232025479 \h </w:instrText>
+              <w:instrText xml:space="preserve"> PAGEREF _Toc233060836 \h </w:instrText>
             </w:r>
             <w:r>
               <w:rPr>
@@ -6803,7 +6692,7 @@
               <w:rPr>
                 <w:webHidden/>
               </w:rPr>
-              <w:t>38</w:t>
+              <w:t>39</w:t>
             </w:r>
             <w:r>
               <w:rPr>
@@ -6825,7 +6714,7 @@
               <w14:ligatures w14:val="standardContextual"/>
             </w:rPr>
           </w:pPr>
-          <w:hyperlink w:anchor="_Toc232025480" w:history="1">
+          <w:hyperlink w:anchor="_Toc233060837" w:history="1">
             <w:r>
               <w:rPr>
                 <w:rStyle w:val="Hipervnculo"/>
@@ -6865,7 +6754,7 @@
               <w:rPr>
                 <w:webHidden/>
               </w:rPr>
-              <w:instrText xml:space="preserve"> PAGEREF _Toc232025480 \h </w:instrText>
+              <w:instrText xml:space="preserve"> PAGEREF _Toc233060837 \h </w:instrText>
             </w:r>
             <w:r>
               <w:rPr>
@@ -6882,7 +6771,7 @@
               <w:rPr>
                 <w:webHidden/>
               </w:rPr>
-              <w:t>38</w:t>
+              <w:t>39</w:t>
             </w:r>
             <w:r>
               <w:rPr>
@@ -6909,7 +6798,7 @@
               <w14:ligatures w14:val="standardContextual"/>
             </w:rPr>
           </w:pPr>
-          <w:hyperlink w:anchor="_Toc232025481" w:history="1">
+          <w:hyperlink w:anchor="_Toc233060838" w:history="1">
             <w:r>
               <w:rPr>
                 <w:rStyle w:val="Hipervnculo"/>
@@ -6956,7 +6845,7 @@
                 <w:noProof/>
                 <w:webHidden/>
               </w:rPr>
-              <w:instrText xml:space="preserve"> PAGEREF _Toc232025481 \h </w:instrText>
+              <w:instrText xml:space="preserve"> PAGEREF _Toc233060838 \h </w:instrText>
             </w:r>
             <w:r>
               <w:rPr>
@@ -6976,7 +6865,7 @@
                 <w:noProof/>
                 <w:webHidden/>
               </w:rPr>
-              <w:t>39</w:t>
+              <w:t>40</w:t>
             </w:r>
             <w:r>
               <w:rPr>
@@ -6999,7 +6888,7 @@
               <w14:ligatures w14:val="standardContextual"/>
             </w:rPr>
           </w:pPr>
-          <w:hyperlink w:anchor="_Toc232025482" w:history="1">
+          <w:hyperlink w:anchor="_Toc233060839" w:history="1">
             <w:r>
               <w:rPr>
                 <w:rStyle w:val="Hipervnculo"/>
@@ -7039,7 +6928,7 @@
               <w:rPr>
                 <w:webHidden/>
               </w:rPr>
-              <w:instrText xml:space="preserve"> PAGEREF _Toc232025482 \h </w:instrText>
+              <w:instrText xml:space="preserve"> PAGEREF _Toc233060839 \h </w:instrText>
             </w:r>
             <w:r>
               <w:rPr>
@@ -7056,7 +6945,7 @@
               <w:rPr>
                 <w:webHidden/>
               </w:rPr>
-              <w:t>39</w:t>
+              <w:t>40</w:t>
             </w:r>
             <w:r>
               <w:rPr>
@@ -7078,7 +6967,7 @@
               <w14:ligatures w14:val="standardContextual"/>
             </w:rPr>
           </w:pPr>
-          <w:hyperlink w:anchor="_Toc232025483" w:history="1">
+          <w:hyperlink w:anchor="_Toc233060840" w:history="1">
             <w:r>
               <w:rPr>
                 <w:rStyle w:val="Hipervnculo"/>
@@ -7118,7 +7007,7 @@
               <w:rPr>
                 <w:webHidden/>
               </w:rPr>
-              <w:instrText xml:space="preserve"> PAGEREF _Toc232025483 \h </w:instrText>
+              <w:instrText xml:space="preserve"> PAGEREF _Toc233060840 \h </w:instrText>
             </w:r>
             <w:r>
               <w:rPr>
@@ -7135,7 +7024,7 @@
               <w:rPr>
                 <w:webHidden/>
               </w:rPr>
-              <w:t>39</w:t>
+              <w:t>40</w:t>
             </w:r>
             <w:r>
               <w:rPr>
@@ -7157,7 +7046,7 @@
               <w14:ligatures w14:val="standardContextual"/>
             </w:rPr>
           </w:pPr>
-          <w:hyperlink w:anchor="_Toc232025484" w:history="1">
+          <w:hyperlink w:anchor="_Toc233060841" w:history="1">
             <w:r>
               <w:rPr>
                 <w:rStyle w:val="Hipervnculo"/>
@@ -7197,7 +7086,7 @@
               <w:rPr>
                 <w:webHidden/>
               </w:rPr>
-              <w:instrText xml:space="preserve"> PAGEREF _Toc232025484 \h </w:instrText>
+              <w:instrText xml:space="preserve"> PAGEREF _Toc233060841 \h </w:instrText>
             </w:r>
             <w:r>
               <w:rPr>
@@ -7214,7 +7103,7 @@
               <w:rPr>
                 <w:webHidden/>
               </w:rPr>
-              <w:t>40</w:t>
+              <w:t>41</w:t>
             </w:r>
             <w:r>
               <w:rPr>
@@ -7236,7 +7125,7 @@
               <w14:ligatures w14:val="standardContextual"/>
             </w:rPr>
           </w:pPr>
-          <w:hyperlink w:anchor="_Toc232025485" w:history="1">
+          <w:hyperlink w:anchor="_Toc233060842" w:history="1">
             <w:r>
               <w:rPr>
                 <w:rStyle w:val="Hipervnculo"/>
@@ -7276,7 +7165,7 @@
               <w:rPr>
                 <w:webHidden/>
               </w:rPr>
-              <w:instrText xml:space="preserve"> PAGEREF _Toc232025485 \h </w:instrText>
+              <w:instrText xml:space="preserve"> PAGEREF _Toc233060842 \h </w:instrText>
             </w:r>
             <w:r>
               <w:rPr>
@@ -7293,7 +7182,7 @@
               <w:rPr>
                 <w:webHidden/>
               </w:rPr>
-              <w:t>41</w:t>
+              <w:t>42</w:t>
             </w:r>
             <w:r>
               <w:rPr>
@@ -7320,7 +7209,7 @@
               <w14:ligatures w14:val="standardContextual"/>
             </w:rPr>
           </w:pPr>
-          <w:hyperlink w:anchor="_Toc232025486" w:history="1">
+          <w:hyperlink w:anchor="_Toc233060843" w:history="1">
             <w:r>
               <w:rPr>
                 <w:rStyle w:val="Hipervnculo"/>
@@ -7367,7 +7256,7 @@
                 <w:noProof/>
                 <w:webHidden/>
               </w:rPr>
-              <w:instrText xml:space="preserve"> PAGEREF _Toc232025486 \h </w:instrText>
+              <w:instrText xml:space="preserve"> PAGEREF _Toc233060843 \h </w:instrText>
             </w:r>
             <w:r>
               <w:rPr>
@@ -7387,7 +7276,7 @@
                 <w:noProof/>
                 <w:webHidden/>
               </w:rPr>
-              <w:t>41</w:t>
+              <w:t>42</w:t>
             </w:r>
             <w:r>
               <w:rPr>
@@ -7410,7 +7299,7 @@
               <w14:ligatures w14:val="standardContextual"/>
             </w:rPr>
           </w:pPr>
-          <w:hyperlink w:anchor="_Toc232025487" w:history="1">
+          <w:hyperlink w:anchor="_Toc233060844" w:history="1">
             <w:r>
               <w:rPr>
                 <w:rStyle w:val="Hipervnculo"/>
@@ -7450,7 +7339,7 @@
               <w:rPr>
                 <w:webHidden/>
               </w:rPr>
-              <w:instrText xml:space="preserve"> PAGEREF _Toc232025487 \h </w:instrText>
+              <w:instrText xml:space="preserve"> PAGEREF _Toc233060844 \h </w:instrText>
             </w:r>
             <w:r>
               <w:rPr>
@@ -7467,7 +7356,7 @@
               <w:rPr>
                 <w:webHidden/>
               </w:rPr>
-              <w:t>42</w:t>
+              <w:t>43</w:t>
             </w:r>
             <w:r>
               <w:rPr>
@@ -7489,7 +7378,7 @@
               <w14:ligatures w14:val="standardContextual"/>
             </w:rPr>
           </w:pPr>
-          <w:hyperlink w:anchor="_Toc232025488" w:history="1">
+          <w:hyperlink w:anchor="_Toc233060845" w:history="1">
             <w:r>
               <w:rPr>
                 <w:rStyle w:val="Hipervnculo"/>
@@ -7529,7 +7418,7 @@
               <w:rPr>
                 <w:webHidden/>
               </w:rPr>
-              <w:instrText xml:space="preserve"> PAGEREF _Toc232025488 \h </w:instrText>
+              <w:instrText xml:space="preserve"> PAGEREF _Toc233060845 \h </w:instrText>
             </w:r>
             <w:r>
               <w:rPr>
@@ -7546,7 +7435,7 @@
               <w:rPr>
                 <w:webHidden/>
               </w:rPr>
-              <w:t>50</w:t>
+              <w:t>51</w:t>
             </w:r>
             <w:r>
               <w:rPr>
@@ -7568,7 +7457,7 @@
               <w14:ligatures w14:val="standardContextual"/>
             </w:rPr>
           </w:pPr>
-          <w:hyperlink w:anchor="_Toc232025489" w:history="1">
+          <w:hyperlink w:anchor="_Toc233060846" w:history="1">
             <w:r>
               <w:rPr>
                 <w:rStyle w:val="Hipervnculo"/>
@@ -7608,7 +7497,7 @@
               <w:rPr>
                 <w:webHidden/>
               </w:rPr>
-              <w:instrText xml:space="preserve"> PAGEREF _Toc232025489 \h </w:instrText>
+              <w:instrText xml:space="preserve"> PAGEREF _Toc233060846 \h </w:instrText>
             </w:r>
             <w:r>
               <w:rPr>
@@ -7625,7 +7514,7 @@
               <w:rPr>
                 <w:webHidden/>
               </w:rPr>
-              <w:t>56</w:t>
+              <w:t>57</w:t>
             </w:r>
             <w:r>
               <w:rPr>
@@ -7647,7 +7536,7 @@
               <w14:ligatures w14:val="standardContextual"/>
             </w:rPr>
           </w:pPr>
-          <w:hyperlink w:anchor="_Toc232025490" w:history="1">
+          <w:hyperlink w:anchor="_Toc233060847" w:history="1">
             <w:r>
               <w:rPr>
                 <w:rStyle w:val="Hipervnculo"/>
@@ -7687,7 +7576,7 @@
               <w:rPr>
                 <w:webHidden/>
               </w:rPr>
-              <w:instrText xml:space="preserve"> PAGEREF _Toc232025490 \h </w:instrText>
+              <w:instrText xml:space="preserve"> PAGEREF _Toc233060847 \h </w:instrText>
             </w:r>
             <w:r>
               <w:rPr>
@@ -7704,7 +7593,7 @@
               <w:rPr>
                 <w:webHidden/>
               </w:rPr>
-              <w:t>60</w:t>
+              <w:t>62</w:t>
             </w:r>
             <w:r>
               <w:rPr>
@@ -7726,7 +7615,7 @@
               <w14:ligatures w14:val="standardContextual"/>
             </w:rPr>
           </w:pPr>
-          <w:hyperlink w:anchor="_Toc232025491" w:history="1">
+          <w:hyperlink w:anchor="_Toc233060848" w:history="1">
             <w:r>
               <w:rPr>
                 <w:rStyle w:val="Hipervnculo"/>
@@ -7766,7 +7655,7 @@
               <w:rPr>
                 <w:webHidden/>
               </w:rPr>
-              <w:instrText xml:space="preserve"> PAGEREF _Toc232025491 \h </w:instrText>
+              <w:instrText xml:space="preserve"> PAGEREF _Toc233060848 \h </w:instrText>
             </w:r>
             <w:r>
               <w:rPr>
@@ -7783,7 +7672,7 @@
               <w:rPr>
                 <w:webHidden/>
               </w:rPr>
-              <w:t>62</w:t>
+              <w:t>64</w:t>
             </w:r>
             <w:r>
               <w:rPr>
@@ -7810,7 +7699,7 @@
               <w14:ligatures w14:val="standardContextual"/>
             </w:rPr>
           </w:pPr>
-          <w:hyperlink w:anchor="_Toc232025492" w:history="1">
+          <w:hyperlink w:anchor="_Toc233060849" w:history="1">
             <w:r>
               <w:rPr>
                 <w:rStyle w:val="Hipervnculo"/>
@@ -7857,7 +7746,7 @@
                 <w:noProof/>
                 <w:webHidden/>
               </w:rPr>
-              <w:instrText xml:space="preserve"> PAGEREF _Toc232025492 \h </w:instrText>
+              <w:instrText xml:space="preserve"> PAGEREF _Toc233060849 \h </w:instrText>
             </w:r>
             <w:r>
               <w:rPr>
@@ -7877,7 +7766,7 @@
                 <w:noProof/>
                 <w:webHidden/>
               </w:rPr>
-              <w:t>64</w:t>
+              <w:t>65</w:t>
             </w:r>
             <w:r>
               <w:rPr>
@@ -7900,7 +7789,7 @@
               <w14:ligatures w14:val="standardContextual"/>
             </w:rPr>
           </w:pPr>
-          <w:hyperlink w:anchor="_Toc232025493" w:history="1">
+          <w:hyperlink w:anchor="_Toc233060850" w:history="1">
             <w:r>
               <w:rPr>
                 <w:rStyle w:val="Hipervnculo"/>
@@ -7940,7 +7829,7 @@
               <w:rPr>
                 <w:webHidden/>
               </w:rPr>
-              <w:instrText xml:space="preserve"> PAGEREF _Toc232025493 \h </w:instrText>
+              <w:instrText xml:space="preserve"> PAGEREF _Toc233060850 \h </w:instrText>
             </w:r>
             <w:r>
               <w:rPr>
@@ -7957,7 +7846,7 @@
               <w:rPr>
                 <w:webHidden/>
               </w:rPr>
-              <w:t>64</w:t>
+              <w:t>66</w:t>
             </w:r>
             <w:r>
               <w:rPr>
@@ -7979,7 +7868,7 @@
               <w14:ligatures w14:val="standardContextual"/>
             </w:rPr>
           </w:pPr>
-          <w:hyperlink w:anchor="_Toc232025494" w:history="1">
+          <w:hyperlink w:anchor="_Toc233060851" w:history="1">
             <w:r>
               <w:rPr>
                 <w:rStyle w:val="Hipervnculo"/>
@@ -8019,7 +7908,7 @@
               <w:rPr>
                 <w:webHidden/>
               </w:rPr>
-              <w:instrText xml:space="preserve"> PAGEREF _Toc232025494 \h </w:instrText>
+              <w:instrText xml:space="preserve"> PAGEREF _Toc233060851 \h </w:instrText>
             </w:r>
             <w:r>
               <w:rPr>
@@ -8036,7 +7925,7 @@
               <w:rPr>
                 <w:webHidden/>
               </w:rPr>
-              <w:t>65</w:t>
+              <w:t>66</w:t>
             </w:r>
             <w:r>
               <w:rPr>
@@ -8058,7 +7947,7 @@
               <w14:ligatures w14:val="standardContextual"/>
             </w:rPr>
           </w:pPr>
-          <w:hyperlink w:anchor="_Toc232025495" w:history="1">
+          <w:hyperlink w:anchor="_Toc233060852" w:history="1">
             <w:r>
               <w:rPr>
                 <w:rStyle w:val="Hipervnculo"/>
@@ -8098,7 +7987,7 @@
               <w:rPr>
                 <w:webHidden/>
               </w:rPr>
-              <w:instrText xml:space="preserve"> PAGEREF _Toc232025495 \h </w:instrText>
+              <w:instrText xml:space="preserve"> PAGEREF _Toc233060852 \h </w:instrText>
             </w:r>
             <w:r>
               <w:rPr>
@@ -8115,7 +8004,7 @@
               <w:rPr>
                 <w:webHidden/>
               </w:rPr>
-              <w:t>65</w:t>
+              <w:t>67</w:t>
             </w:r>
             <w:r>
               <w:rPr>
@@ -8137,7 +8026,7 @@
               <w14:ligatures w14:val="standardContextual"/>
             </w:rPr>
           </w:pPr>
-          <w:hyperlink w:anchor="_Toc232025496" w:history="1">
+          <w:hyperlink w:anchor="_Toc233060853" w:history="1">
             <w:r>
               <w:rPr>
                 <w:rStyle w:val="Hipervnculo"/>
@@ -8177,7 +8066,7 @@
               <w:rPr>
                 <w:webHidden/>
               </w:rPr>
-              <w:instrText xml:space="preserve"> PAGEREF _Toc232025496 \h </w:instrText>
+              <w:instrText xml:space="preserve"> PAGEREF _Toc233060853 \h </w:instrText>
             </w:r>
             <w:r>
               <w:rPr>
@@ -8194,7 +8083,7 @@
               <w:rPr>
                 <w:webHidden/>
               </w:rPr>
-              <w:t>66</w:t>
+              <w:t>67</w:t>
             </w:r>
             <w:r>
               <w:rPr>
@@ -8216,7 +8105,7 @@
               <w14:ligatures w14:val="standardContextual"/>
             </w:rPr>
           </w:pPr>
-          <w:hyperlink w:anchor="_Toc232025497" w:history="1">
+          <w:hyperlink w:anchor="_Toc233060854" w:history="1">
             <w:r>
               <w:rPr>
                 <w:rStyle w:val="Hipervnculo"/>
@@ -8256,7 +8145,7 @@
               <w:rPr>
                 <w:webHidden/>
               </w:rPr>
-              <w:instrText xml:space="preserve"> PAGEREF _Toc232025497 \h </w:instrText>
+              <w:instrText xml:space="preserve"> PAGEREF _Toc233060854 \h </w:instrText>
             </w:r>
             <w:r>
               <w:rPr>
@@ -8273,7 +8162,7 @@
               <w:rPr>
                 <w:webHidden/>
               </w:rPr>
-              <w:t>67</w:t>
+              <w:t>68</w:t>
             </w:r>
             <w:r>
               <w:rPr>
@@ -8295,7 +8184,7 @@
               <w14:ligatures w14:val="standardContextual"/>
             </w:rPr>
           </w:pPr>
-          <w:hyperlink w:anchor="_Toc232025498" w:history="1">
+          <w:hyperlink w:anchor="_Toc233060855" w:history="1">
             <w:r>
               <w:rPr>
                 <w:rStyle w:val="Hipervnculo"/>
@@ -8335,7 +8224,7 @@
               <w:rPr>
                 <w:webHidden/>
               </w:rPr>
-              <w:instrText xml:space="preserve"> PAGEREF _Toc232025498 \h </w:instrText>
+              <w:instrText xml:space="preserve"> PAGEREF _Toc233060855 \h </w:instrText>
             </w:r>
             <w:r>
               <w:rPr>
@@ -8352,7 +8241,7 @@
               <w:rPr>
                 <w:webHidden/>
               </w:rPr>
-              <w:t>67</w:t>
+              <w:t>69</w:t>
             </w:r>
             <w:r>
               <w:rPr>
@@ -8374,7 +8263,7 @@
               <w14:ligatures w14:val="standardContextual"/>
             </w:rPr>
           </w:pPr>
-          <w:hyperlink w:anchor="_Toc232025499" w:history="1">
+          <w:hyperlink w:anchor="_Toc233060856" w:history="1">
             <w:r>
               <w:rPr>
                 <w:rStyle w:val="Hipervnculo"/>
@@ -8397,7 +8286,7 @@
               <w:rPr>
                 <w:webHidden/>
               </w:rPr>
-              <w:instrText xml:space="preserve"> PAGEREF _Toc232025499 \h </w:instrText>
+              <w:instrText xml:space="preserve"> PAGEREF _Toc233060856 \h </w:instrText>
             </w:r>
             <w:r>
               <w:rPr>
@@ -8414,7 +8303,7 @@
               <w:rPr>
                 <w:webHidden/>
               </w:rPr>
-              <w:t>68</w:t>
+              <w:t>69</w:t>
             </w:r>
             <w:r>
               <w:rPr>
@@ -8439,7 +8328,7 @@
               <w14:ligatures w14:val="standardContextual"/>
             </w:rPr>
           </w:pPr>
-          <w:hyperlink w:anchor="_Toc232025500" w:history="1">
+          <w:hyperlink w:anchor="_Toc233060857" w:history="1">
             <w:r>
               <w:rPr>
                 <w:rStyle w:val="Hipervnculo"/>
@@ -8479,7 +8368,7 @@
               <w:rPr>
                 <w:webHidden/>
               </w:rPr>
-              <w:instrText xml:space="preserve"> PAGEREF _Toc232025500 \h </w:instrText>
+              <w:instrText xml:space="preserve"> PAGEREF _Toc233060857 \h </w:instrText>
             </w:r>
             <w:r>
               <w:rPr>
@@ -8496,7 +8385,7 @@
               <w:rPr>
                 <w:webHidden/>
               </w:rPr>
-              <w:t>68</w:t>
+              <w:t>69</w:t>
             </w:r>
             <w:r>
               <w:rPr>
@@ -8523,7 +8412,7 @@
               <w14:ligatures w14:val="standardContextual"/>
             </w:rPr>
           </w:pPr>
-          <w:hyperlink w:anchor="_Toc232025501" w:history="1">
+          <w:hyperlink w:anchor="_Toc233060858" w:history="1">
             <w:r>
               <w:rPr>
                 <w:rStyle w:val="Hipervnculo"/>
@@ -8571,7 +8460,7 @@
                 <w:noProof/>
                 <w:webHidden/>
               </w:rPr>
-              <w:instrText xml:space="preserve"> PAGEREF _Toc232025501 \h </w:instrText>
+              <w:instrText xml:space="preserve"> PAGEREF _Toc233060858 \h </w:instrText>
             </w:r>
             <w:r>
               <w:rPr>
@@ -8591,7 +8480,7 @@
                 <w:noProof/>
                 <w:webHidden/>
               </w:rPr>
-              <w:t>68</w:t>
+              <w:t>69</w:t>
             </w:r>
             <w:r>
               <w:rPr>
@@ -8614,7 +8503,7 @@
               <w14:ligatures w14:val="standardContextual"/>
             </w:rPr>
           </w:pPr>
-          <w:hyperlink w:anchor="_Toc232025502" w:history="1">
+          <w:hyperlink w:anchor="_Toc233060859" w:history="1">
             <w:r>
               <w:rPr>
                 <w:rStyle w:val="Hipervnculo"/>
@@ -8654,7 +8543,7 @@
               <w:rPr>
                 <w:webHidden/>
               </w:rPr>
-              <w:instrText xml:space="preserve"> PAGEREF _Toc232025502 \h </w:instrText>
+              <w:instrText xml:space="preserve"> PAGEREF _Toc233060859 \h </w:instrText>
             </w:r>
             <w:r>
               <w:rPr>
@@ -8671,7 +8560,7 @@
               <w:rPr>
                 <w:webHidden/>
               </w:rPr>
-              <w:t>68</w:t>
+              <w:t>69</w:t>
             </w:r>
             <w:r>
               <w:rPr>
@@ -8693,7 +8582,7 @@
               <w14:ligatures w14:val="standardContextual"/>
             </w:rPr>
           </w:pPr>
-          <w:hyperlink w:anchor="_Toc232025503" w:history="1">
+          <w:hyperlink w:anchor="_Toc233060860" w:history="1">
             <w:r>
               <w:rPr>
                 <w:rStyle w:val="Hipervnculo"/>
@@ -8733,7 +8622,7 @@
               <w:rPr>
                 <w:webHidden/>
               </w:rPr>
-              <w:instrText xml:space="preserve"> PAGEREF _Toc232025503 \h </w:instrText>
+              <w:instrText xml:space="preserve"> PAGEREF _Toc233060860 \h </w:instrText>
             </w:r>
             <w:r>
               <w:rPr>
@@ -8750,7 +8639,7 @@
               <w:rPr>
                 <w:webHidden/>
               </w:rPr>
-              <w:t>68</w:t>
+              <w:t>70</w:t>
             </w:r>
             <w:r>
               <w:rPr>
@@ -8772,7 +8661,7 @@
               <w14:ligatures w14:val="standardContextual"/>
             </w:rPr>
           </w:pPr>
-          <w:hyperlink w:anchor="_Toc232025504" w:history="1">
+          <w:hyperlink w:anchor="_Toc233060861" w:history="1">
             <w:r>
               <w:rPr>
                 <w:rStyle w:val="Hipervnculo"/>
@@ -8812,7 +8701,7 @@
               <w:rPr>
                 <w:webHidden/>
               </w:rPr>
-              <w:instrText xml:space="preserve"> PAGEREF _Toc232025504 \h </w:instrText>
+              <w:instrText xml:space="preserve"> PAGEREF _Toc233060861 \h </w:instrText>
             </w:r>
             <w:r>
               <w:rPr>
@@ -8829,7 +8718,7 @@
               <w:rPr>
                 <w:webHidden/>
               </w:rPr>
-              <w:t>69</w:t>
+              <w:t>71</w:t>
             </w:r>
             <w:r>
               <w:rPr>
@@ -8851,7 +8740,7 @@
               <w14:ligatures w14:val="standardContextual"/>
             </w:rPr>
           </w:pPr>
-          <w:hyperlink w:anchor="_Toc232025505" w:history="1">
+          <w:hyperlink w:anchor="_Toc233060862" w:history="1">
             <w:r>
               <w:rPr>
                 <w:rStyle w:val="Hipervnculo"/>
@@ -8891,7 +8780,7 @@
               <w:rPr>
                 <w:webHidden/>
               </w:rPr>
-              <w:instrText xml:space="preserve"> PAGEREF _Toc232025505 \h </w:instrText>
+              <w:instrText xml:space="preserve"> PAGEREF _Toc233060862 \h </w:instrText>
             </w:r>
             <w:r>
               <w:rPr>
@@ -8908,7 +8797,7 @@
               <w:rPr>
                 <w:webHidden/>
               </w:rPr>
-              <w:t>70</w:t>
+              <w:t>71</w:t>
             </w:r>
             <w:r>
               <w:rPr>
@@ -8930,7 +8819,7 @@
               <w14:ligatures w14:val="standardContextual"/>
             </w:rPr>
           </w:pPr>
-          <w:hyperlink w:anchor="_Toc232025506" w:history="1">
+          <w:hyperlink w:anchor="_Toc233060863" w:history="1">
             <w:r>
               <w:rPr>
                 <w:rStyle w:val="Hipervnculo"/>
@@ -8953,7 +8842,7 @@
               <w:rPr>
                 <w:webHidden/>
               </w:rPr>
-              <w:instrText xml:space="preserve"> PAGEREF _Toc232025506 \h </w:instrText>
+              <w:instrText xml:space="preserve"> PAGEREF _Toc233060863 \h </w:instrText>
             </w:r>
             <w:r>
               <w:rPr>
@@ -8970,7 +8859,7 @@
               <w:rPr>
                 <w:webHidden/>
               </w:rPr>
-              <w:t>71</w:t>
+              <w:t>72</w:t>
             </w:r>
             <w:r>
               <w:rPr>
@@ -8992,7 +8881,7 @@
               <w14:ligatures w14:val="standardContextual"/>
             </w:rPr>
           </w:pPr>
-          <w:hyperlink w:anchor="_Toc232025507" w:history="1">
+          <w:hyperlink w:anchor="_Toc233060864" w:history="1">
             <w:r>
               <w:rPr>
                 <w:rStyle w:val="Hipervnculo"/>
@@ -9015,7 +8904,7 @@
               <w:rPr>
                 <w:webHidden/>
               </w:rPr>
-              <w:instrText xml:space="preserve"> PAGEREF _Toc232025507 \h </w:instrText>
+              <w:instrText xml:space="preserve"> PAGEREF _Toc233060864 \h </w:instrText>
             </w:r>
             <w:r>
               <w:rPr>
@@ -9032,7 +8921,7 @@
               <w:rPr>
                 <w:webHidden/>
               </w:rPr>
-              <w:t>71</w:t>
+              <w:t>73</w:t>
             </w:r>
             <w:r>
               <w:rPr>
@@ -9054,7 +8943,7 @@
               <w14:ligatures w14:val="standardContextual"/>
             </w:rPr>
           </w:pPr>
-          <w:hyperlink w:anchor="_Toc232025508" w:history="1">
+          <w:hyperlink w:anchor="_Toc233060865" w:history="1">
             <w:r>
               <w:rPr>
                 <w:rStyle w:val="Hipervnculo"/>
@@ -9077,7 +8966,7 @@
               <w:rPr>
                 <w:webHidden/>
               </w:rPr>
-              <w:instrText xml:space="preserve"> PAGEREF _Toc232025508 \h </w:instrText>
+              <w:instrText xml:space="preserve"> PAGEREF _Toc233060865 \h </w:instrText>
             </w:r>
             <w:r>
               <w:rPr>
@@ -9116,7 +9005,7 @@
               <w14:ligatures w14:val="standardContextual"/>
             </w:rPr>
           </w:pPr>
-          <w:hyperlink w:anchor="_Toc232025509" w:history="1">
+          <w:hyperlink w:anchor="_Toc233060866" w:history="1">
             <w:r>
               <w:rPr>
                 <w:rStyle w:val="Hipervnculo"/>
@@ -9140,7 +9029,7 @@
               <w:rPr>
                 <w:webHidden/>
               </w:rPr>
-              <w:instrText xml:space="preserve"> PAGEREF _Toc232025509 \h </w:instrText>
+              <w:instrText xml:space="preserve"> PAGEREF _Toc233060866 \h </w:instrText>
             </w:r>
             <w:r>
               <w:rPr>
@@ -9202,7 +9091,7 @@
         </w:numPr>
         <w:ind w:left="360" w:hanging="360"/>
       </w:pPr>
-      <w:bookmarkStart w:id="7" w:name="_Toc232025438"/>
+      <w:bookmarkStart w:id="7" w:name="_Toc233060795"/>
       <w:r>
         <w:lastRenderedPageBreak/>
         <w:t xml:space="preserve">ÍNDICE DE </w:t>
@@ -9262,7 +9151,21 @@
             <w:rStyle w:val="Hipervnculo"/>
             <w:noProof/>
           </w:rPr>
-          <w:t xml:space="preserve"> Tipos y Características de plataformas de gestión de servicios</w:t>
+          <w:t xml:space="preserve"> Tipos </w:t>
+        </w:r>
+        <w:r>
+          <w:rPr>
+            <w:rStyle w:val="Hipervnculo"/>
+            <w:noProof/>
+          </w:rPr>
+          <w:t>y</w:t>
+        </w:r>
+        <w:r>
+          <w:rPr>
+            <w:rStyle w:val="Hipervnculo"/>
+            <w:noProof/>
+          </w:rPr>
+          <w:t xml:space="preserve"> Características de plataformas de gestión de servicios</w:t>
         </w:r>
         <w:r>
           <w:rPr>
@@ -11108,7 +11011,7 @@
         </w:numPr>
         <w:ind w:left="360" w:hanging="360"/>
       </w:pPr>
-      <w:bookmarkStart w:id="8" w:name="_Toc232025439"/>
+      <w:bookmarkStart w:id="8" w:name="_Toc233060796"/>
       <w:r>
         <w:lastRenderedPageBreak/>
         <w:t xml:space="preserve">ÍNDICE DE </w:t>
@@ -11154,7 +11057,7 @@
         </w:numPr>
         <w:ind w:left="360" w:hanging="360"/>
       </w:pPr>
-      <w:bookmarkStart w:id="9" w:name="_Toc232025440"/>
+      <w:bookmarkStart w:id="9" w:name="_Toc233060797"/>
       <w:r>
         <w:lastRenderedPageBreak/>
         <w:t xml:space="preserve">ÍNDICE DE </w:t>
@@ -11205,7 +11108,7 @@
           <w:lang w:val="es-EC"/>
         </w:rPr>
       </w:pPr>
-      <w:bookmarkStart w:id="11" w:name="_Toc232025441"/>
+      <w:bookmarkStart w:id="11" w:name="_Toc233060798"/>
       <w:bookmarkEnd w:id="10"/>
       <w:r>
         <w:rPr>
@@ -11316,7 +11219,7 @@
           <w:lang w:val="es-EC"/>
         </w:rPr>
       </w:pPr>
-      <w:bookmarkStart w:id="12" w:name="_Toc232025442"/>
+      <w:bookmarkStart w:id="12" w:name="_Toc233060799"/>
       <w:r>
         <w:rPr>
           <w:lang w:val="es-EC"/>
@@ -11354,7 +11257,7 @@
           <w:lang w:val="es-EC"/>
         </w:rPr>
       </w:pPr>
-      <w:bookmarkStart w:id="13" w:name="_Toc232025443"/>
+      <w:bookmarkStart w:id="13" w:name="_Toc233060800"/>
       <w:r>
         <w:rPr>
           <w:lang w:val="es-EC"/>
@@ -11382,13 +11285,6 @@
           <w:lang w:val="es-EC"/>
         </w:rPr>
       </w:pPr>
-    </w:p>
-    <w:p>
-      <w:pPr>
-        <w:rPr>
-          <w:lang w:val="es-EC"/>
-        </w:rPr>
-      </w:pPr>
       <w:r>
         <w:rPr>
           <w:lang w:val="es-EC"/>
@@ -11401,13 +11297,6 @@
         </w:rPr>
         <w:t>el problema existente en la empresa Hospital del Computador, en la cual se necesita una aplicación web para gestionar los servicios que ofrece la empresa, para brindar una solución accesible, confiable y tecnológica, de igual manera la descripción de los antecedentes, formulación y sistematización del problema, su justificación y los objetivos establecidos para este trabajo de titulación.</w:t>
       </w:r>
-    </w:p>
-    <w:p>
-      <w:pPr>
-        <w:rPr>
-          <w:lang w:val="es-EC"/>
-        </w:rPr>
-      </w:pPr>
     </w:p>
     <w:p>
       <w:pPr>
@@ -11425,7 +11314,7 @@
           <w:lang w:val="es-EC"/>
         </w:rPr>
       </w:pPr>
-      <w:bookmarkStart w:id="14" w:name="_Toc232025444"/>
+      <w:bookmarkStart w:id="14" w:name="_Toc233060801"/>
       <w:r>
         <w:rPr>
           <w:lang w:val="es-EC"/>
@@ -11521,23 +11410,20 @@
         <w:t xml:space="preserve"> </w:t>
       </w:r>
       <w:r>
-        <w:t xml:space="preserve">no oficial, el cual presenta ciertas limitaciones. Este sistema no permite el acceso simultáneo de múltiples usuarios desde diferentes dispositivos o estaciones de trabajo, lo que provoca una cola de espera para su utilización. Esto impacta en el registro de ingresos, las modificaciones de datos y la atención al cliente, incrementando los tiempos de espera y afectando tanto al soporte técnico como a la experiencia del cliente. Por otra parte, los clientes consultan con frecuencia el estado </w:t>
-      </w:r>
-      <w:r>
+        <w:t>no oficial, el cual presenta ciertas limitaciones. Este sistema no permite el acceso simultáneo de múltiples usuarios desde diferentes dispositivos o estaciones de trabajo, lo que provoca una cola de espera para su utilización. Esto impacta en el registro de ingresos, las modificaciones de datos y la atención al cliente, incrementando los tiempos de espera y afectando tanto al soporte técnico como a la experiencia del cliente. Por otra parte, los clientes consultan con frecuencia el estado de sus equipos, pero en muchos casos no se puede dar una respuesta inmediata, debido a que esta información se gestiona actualmente a través de la aplicación de mensajería WhatsApp.</w:t>
+      </w:r>
+    </w:p>
+    <w:p>
+      <w:pPr>
+        <w:rPr>
+          <w:lang w:val="es-EC"/>
+        </w:rPr>
+      </w:pPr>
+      <w:r>
+        <w:rPr>
+          <w:lang w:val="es-EC"/>
+        </w:rPr>
         <w:lastRenderedPageBreak/>
-        <w:t>de sus equipos, pero en muchos casos no se puede dar una respuesta inmediata, debido a que esta información se gestiona actualmente a través de la aplicación de mensajería WhatsApp.</w:t>
-      </w:r>
-    </w:p>
-    <w:p>
-      <w:pPr>
-        <w:rPr>
-          <w:lang w:val="es-EC"/>
-        </w:rPr>
-      </w:pPr>
-      <w:r>
-        <w:rPr>
-          <w:lang w:val="es-EC"/>
-        </w:rPr>
         <w:t>Para abordar la problemática identificada, se desarrolló una aplicación web para la gestión de servicios, basada en las tecnologías Next.js y Nest.js, orientada a mejorar la accesibilidad del sistema mediante una navegación estructurada, una adecuada disposición de la información y un acceso claro a sus funcionalidades, en concordancia con los principios de UX/UI. La aplicación fue diseñada bajo un enfoque centrado en el usuario, incorporando una interfaz gráfica que facilita la interacción y comprensión del sistema. Asimismo, se implementaron funcionalidades que permiten la interacción simultánea de múltiples usuarios desde distintos dispositivos, superando las limitaciones del sistema local y mejorando el desarrollo de las actividades dentro de la empresa.</w:t>
       </w:r>
     </w:p>
@@ -11555,7 +11441,7 @@
           <w:lang w:val="es-EC"/>
         </w:rPr>
       </w:pPr>
-      <w:bookmarkStart w:id="15" w:name="_Toc232025445"/>
+      <w:bookmarkStart w:id="15" w:name="_Toc233060802"/>
       <w:r>
         <w:rPr>
           <w:lang w:val="es-EC"/>
@@ -11583,7 +11469,7 @@
           <w:lang w:val="es-EC"/>
         </w:rPr>
       </w:pPr>
-      <w:bookmarkStart w:id="16" w:name="_Toc232025446"/>
+      <w:bookmarkStart w:id="16" w:name="_Toc233060803"/>
       <w:r>
         <w:rPr>
           <w:lang w:val="es-EC"/>
@@ -11640,7 +11526,7 @@
           <w:lang w:val="es-EC"/>
         </w:rPr>
       </w:pPr>
-      <w:bookmarkStart w:id="17" w:name="_Toc232025447"/>
+      <w:bookmarkStart w:id="17" w:name="_Toc233060804"/>
       <w:r>
         <w:rPr>
           <w:lang w:val="es-EC"/>
@@ -11649,6 +11535,7 @@
       </w:r>
       <w:bookmarkEnd w:id="17"/>
     </w:p>
+    <w:p/>
     <w:p>
       <w:r>
         <w:t xml:space="preserve">Rodríguez García </w:t>
@@ -11678,19 +11565,11 @@
         <w:t>ó</w:t>
       </w:r>
       <w:r>
-        <w:t xml:space="preserve"> una metodología cuantitativa con diseño </w:t>
-      </w:r>
-      <w:proofErr w:type="gramStart"/>
-      <w:r>
-        <w:t>pre experimental</w:t>
-      </w:r>
-      <w:proofErr w:type="gramEnd"/>
-      <w:r>
-        <w:t xml:space="preserve">, aplicada a una muestra de 30 trabajadores del área técnica. Utilizaron la metodología de desarrollo ágil SCRUM y recopilaron datos a través de cuestionarios pre y post implementación. Los resultados arrojaron una mejora significativa en los indicadores de gestión: el tiempo promedio de registro de servicios se redujo en un 62.5%, la generación de reportes ser </w:t>
+        <w:t xml:space="preserve"> una metodología cuantitativa con diseño pre experimental, aplicada a una muestra de 30 trabajadores del área técnica. Utilizaron la metodología de desarrollo ágil SCRUM y recopilaron datos a través de cuestionarios pre y post implementación. Los resultados arrojaron una mejora significativa en los indicadores de gestión: el tiempo promedio de registro de servicios se redujo en un 62.5%, la generación de reportes ser redujo de 20 a 5 minutos, y la satisfacción del cliente aumento en un 45%. Concluyeron que la </w:t>
       </w:r>
       <w:r>
         <w:lastRenderedPageBreak/>
-        <w:t>redujo de 20 a 5 minutos, y la satisfacción del cliente aumento en un 45%. Concluyeron que la implementación de la aplicación web optimizo los procesos de control de servicios, mejorando la satisfacción del cliente y la eficiencia operativa de sus trabajadores.</w:t>
+        <w:t>implementación de la aplicación web optimizo los procesos de control de servicios, mejorando la satisfacción del cliente y la eficiencia operativa de sus trabajadores.</w:t>
       </w:r>
     </w:p>
     <w:p/>
@@ -11749,8 +11628,14 @@
         <w:rPr>
           <w:lang w:val="es-EC"/>
         </w:rPr>
+        <w:t xml:space="preserve">Los principios establecidos por las Web Content Accessibility Guidelines proporcionan un marco sólido para el diseño de aplicaciones web, organizado en torno a cuatro ejes fundamentales: </w:t>
+      </w:r>
+      <w:r>
+        <w:rPr>
+          <w:lang w:val="es-EC"/>
+        </w:rPr>
         <w:lastRenderedPageBreak/>
-        <w:t>Los principios establecidos por las Web Content Accessibility Guidelines proporcionan un marco sólido para el diseño de aplicaciones web, organizado en torno a cuatro ejes fundamentales: contenido perceptible, interfaz operable, información comprensible y código robusto</w:t>
+        <w:t>contenido perceptible, interfaz operable, información comprensible y código robusto</w:t>
       </w:r>
       <w:r>
         <w:rPr>
@@ -11786,15 +11671,7 @@
         <w:fldChar w:fldCharType="end"/>
       </w:r>
       <w:r>
-        <w:t xml:space="preserve">. Diversos análisis a gran escala, como el informe anual </w:t>
-      </w:r>
-      <w:proofErr w:type="spellStart"/>
-      <w:r>
-        <w:t>WebAIM</w:t>
-      </w:r>
-      <w:proofErr w:type="spellEnd"/>
-      <w:r>
-        <w:t xml:space="preserve"> Million  evidencian que los problemas de accesibilidad más comunes, como la ausencia de encabezados descriptivos, el contraste insuficiente o el uso de enlaces con texto genérico, constituyen barreras que dificultan la navegación, la comprensión de la información y la interacción dentro de los sistemas web</w:t>
+        <w:t>. Diversos análisis a gran escala, como el informe anual WebAIM Million  evidencian que los problemas de accesibilidad más comunes, como la ausencia de encabezados descriptivos, el contraste insuficiente o el uso de enlaces con texto genérico, constituyen barreras que dificultan la navegación, la comprensión de la información y la interacción dentro de los sistemas web</w:t>
       </w:r>
       <w:r>
         <w:t xml:space="preserve"> </w:t>
@@ -11835,7 +11712,7 @@
           <w:lang w:val="es-EC"/>
         </w:rPr>
       </w:pPr>
-      <w:bookmarkStart w:id="18" w:name="_Toc232025448"/>
+      <w:bookmarkStart w:id="18" w:name="_Toc233060805"/>
       <w:r>
         <w:rPr>
           <w:lang w:val="es-EC"/>
@@ -11844,6 +11721,7 @@
       </w:r>
       <w:bookmarkEnd w:id="18"/>
     </w:p>
+    <w:p/>
     <w:p>
       <w:r>
         <w:t>En la actualidad las aplicaciones de gestión de servicios han tomado relevancia en los últimos años a razón de que permiten optimizar los procesos y mejorar la capacidad de interacción. Estas aplicaciones brindan diversas herramientas que automatizan tareas repetitivas, facilitan el seguimiento de actividades y manteniendo un control sobre los recursos.</w:t>
@@ -11912,7 +11790,6 @@
           <w:b/>
           <w:bCs/>
         </w:rPr>
-        <w:lastRenderedPageBreak/>
         <w:t>Módulo de asignación de técnicos:</w:t>
       </w:r>
       <w:r>
@@ -11958,6 +11835,7 @@
         <w:t>Gestiona el inventario de repuestos y herramientas utilizadas en los servicios técnicos.</w:t>
       </w:r>
     </w:p>
+    <w:p/>
     <w:p>
       <w:r>
         <w:rPr>
@@ -12000,27 +11878,20 @@
     </w:p>
     <w:p>
       <w:pPr>
-        <w:rPr>
-          <w:lang w:val="es-EC"/>
-        </w:rPr>
-      </w:pPr>
-    </w:p>
-    <w:p>
-      <w:pPr>
         <w:pStyle w:val="Ttulo2"/>
         <w:rPr>
           <w:lang w:val="es-EC"/>
         </w:rPr>
       </w:pPr>
-      <w:bookmarkStart w:id="19" w:name="_Toc232025449"/>
-      <w:bookmarkStart w:id="20" w:name="_Hlk230606199"/>
+      <w:bookmarkStart w:id="19" w:name="_Hlk230606199"/>
+      <w:bookmarkStart w:id="20" w:name="_Toc233060806"/>
       <w:r>
         <w:rPr>
           <w:lang w:val="es-EC"/>
         </w:rPr>
         <w:t>Objetivos</w:t>
       </w:r>
-      <w:bookmarkEnd w:id="19"/>
+      <w:bookmarkEnd w:id="20"/>
     </w:p>
     <w:p>
       <w:pPr>
@@ -12030,7 +11901,7 @@
           <w:lang w:val="es-EC"/>
         </w:rPr>
       </w:pPr>
-      <w:bookmarkStart w:id="21" w:name="_Toc232025450"/>
+      <w:bookmarkStart w:id="21" w:name="_Toc233060807"/>
       <w:r>
         <w:rPr>
           <w:lang w:val="es-EC"/>
@@ -12062,7 +11933,7 @@
           <w:lang w:val="es-EC"/>
         </w:rPr>
       </w:pPr>
-      <w:bookmarkStart w:id="22" w:name="_Toc232025451"/>
+      <w:bookmarkStart w:id="22" w:name="_Toc233060808"/>
       <w:r>
         <w:rPr>
           <w:lang w:val="es-EC"/>
@@ -12130,7 +12001,6 @@
         <w:rPr>
           <w:rFonts w:ascii="Times New Roman" w:hAnsi="Times New Roman" w:cs="Times New Roman"/>
         </w:rPr>
-        <w:lastRenderedPageBreak/>
         <w:t xml:space="preserve">Identificar las características de UX/UI para mejorar la accesibilidad de la </w:t>
       </w:r>
       <w:r>
@@ -12166,6 +12036,7 @@
           <w:rFonts w:ascii="Times New Roman" w:hAnsi="Times New Roman" w:cs="Times New Roman"/>
           <w:lang w:val="es-ES"/>
         </w:rPr>
+        <w:lastRenderedPageBreak/>
         <w:t>Desarrollar los módulos para la aplicación web utilizando las características presentadas en el diseño UX/UI.</w:t>
       </w:r>
     </w:p>
@@ -12196,7 +12067,7 @@
         <w:t>.</w:t>
       </w:r>
     </w:p>
-    <w:bookmarkEnd w:id="20"/>
+    <w:bookmarkEnd w:id="19"/>
     <w:p>
       <w:pPr>
         <w:pStyle w:val="Prrafodelista"/>
@@ -12484,6 +12355,15 @@
         <w:rPr>
           <w:rFonts w:ascii="Times New Roman" w:hAnsi="Times New Roman" w:cs="Times New Roman"/>
           <w:lang w:val="es-ES"/>
+        </w:rPr>
+      </w:pPr>
+    </w:p>
+    <w:p>
+      <w:pPr>
+        <w:pStyle w:val="Prrafodelista"/>
+        <w:spacing w:line="360" w:lineRule="auto"/>
+        <w:rPr>
+          <w:rFonts w:ascii="Times New Roman" w:hAnsi="Times New Roman" w:cs="Times New Roman"/>
         </w:rPr>
       </w:pPr>
     </w:p>
@@ -12508,7 +12388,7 @@
           <w:lang w:val="es-EC"/>
         </w:rPr>
       </w:pPr>
-      <w:bookmarkStart w:id="23" w:name="_Toc232025452"/>
+      <w:bookmarkStart w:id="23" w:name="_Toc233060809"/>
       <w:r>
         <w:rPr>
           <w:lang w:val="es-EC"/>
@@ -12533,7 +12413,7 @@
           <w:lang w:val="es-EC"/>
         </w:rPr>
       </w:pPr>
-      <w:bookmarkStart w:id="24" w:name="_Toc232025453"/>
+      <w:bookmarkStart w:id="24" w:name="_Toc233060810"/>
       <w:r>
         <w:rPr>
           <w:caps w:val="0"/>
@@ -12592,7 +12472,7 @@
       <w:pPr>
         <w:pStyle w:val="Ttulo2"/>
       </w:pPr>
-      <w:bookmarkStart w:id="25" w:name="_Toc232025454"/>
+      <w:bookmarkStart w:id="25" w:name="_Toc233060811"/>
       <w:r>
         <w:t>Sistema de Gestión</w:t>
       </w:r>
@@ -12636,7 +12516,7 @@
       <w:pPr>
         <w:pStyle w:val="Ttulo3"/>
       </w:pPr>
-      <w:bookmarkStart w:id="26" w:name="_Toc232025455"/>
+      <w:bookmarkStart w:id="26" w:name="_Toc233060812"/>
       <w:r>
         <w:t>Tipos de sistemas de gestión</w:t>
       </w:r>
@@ -12743,43 +12623,7 @@
           <w:lang w:val="es-EC"/>
         </w:rPr>
         <w:lastRenderedPageBreak/>
-        <w:t xml:space="preserve">Sistemas ERP (Enterprise </w:t>
-      </w:r>
-      <w:proofErr w:type="spellStart"/>
-      <w:r>
-        <w:rPr>
-          <w:b/>
-          <w:bCs/>
-          <w:lang w:val="es-EC"/>
-        </w:rPr>
-        <w:t>Resource</w:t>
-      </w:r>
-      <w:proofErr w:type="spellEnd"/>
-      <w:r>
-        <w:rPr>
-          <w:b/>
-          <w:bCs/>
-          <w:lang w:val="es-EC"/>
-        </w:rPr>
-        <w:t xml:space="preserve"> </w:t>
-      </w:r>
-      <w:proofErr w:type="spellStart"/>
-      <w:r>
-        <w:rPr>
-          <w:b/>
-          <w:bCs/>
-          <w:lang w:val="es-EC"/>
-        </w:rPr>
-        <w:t>Planning</w:t>
-      </w:r>
-      <w:proofErr w:type="spellEnd"/>
-      <w:r>
-        <w:rPr>
-          <w:b/>
-          <w:bCs/>
-          <w:lang w:val="es-EC"/>
-        </w:rPr>
-        <w:t>):</w:t>
+        <w:t>Sistemas ERP (Enterprise Resource Planning):</w:t>
       </w:r>
       <w:r>
         <w:rPr>
@@ -12804,43 +12648,7 @@
           <w:bCs/>
           <w:lang w:val="es-EC"/>
         </w:rPr>
-        <w:t>Sistemas CRM (</w:t>
-      </w:r>
-      <w:proofErr w:type="spellStart"/>
-      <w:r>
-        <w:rPr>
-          <w:b/>
-          <w:bCs/>
-          <w:lang w:val="es-EC"/>
-        </w:rPr>
-        <w:t>Customer</w:t>
-      </w:r>
-      <w:proofErr w:type="spellEnd"/>
-      <w:r>
-        <w:rPr>
-          <w:b/>
-          <w:bCs/>
-          <w:lang w:val="es-EC"/>
-        </w:rPr>
-        <w:t xml:space="preserve"> </w:t>
-      </w:r>
-      <w:proofErr w:type="spellStart"/>
-      <w:r>
-        <w:rPr>
-          <w:b/>
-          <w:bCs/>
-          <w:lang w:val="es-EC"/>
-        </w:rPr>
-        <w:t>Relationship</w:t>
-      </w:r>
-      <w:proofErr w:type="spellEnd"/>
-      <w:r>
-        <w:rPr>
-          <w:b/>
-          <w:bCs/>
-          <w:lang w:val="es-EC"/>
-        </w:rPr>
-        <w:t xml:space="preserve"> Management):</w:t>
+        <w:t>Sistemas CRM (Customer Relationship Management):</w:t>
       </w:r>
       <w:r>
         <w:rPr>
@@ -12879,7 +12687,7 @@
       <w:pPr>
         <w:pStyle w:val="Ttulo3"/>
       </w:pPr>
-      <w:bookmarkStart w:id="27" w:name="_Toc232025456"/>
+      <w:bookmarkStart w:id="27" w:name="_Toc233060813"/>
       <w:r>
         <w:t>Características y funcionalidades de los Sistema de gestión</w:t>
       </w:r>
@@ -13741,7 +13549,7 @@
       <w:pPr>
         <w:pStyle w:val="Ttulo3"/>
       </w:pPr>
-      <w:bookmarkStart w:id="28" w:name="_Toc232025457"/>
+      <w:bookmarkStart w:id="28" w:name="_Toc233060814"/>
       <w:r>
         <w:t>Ventajas y Desafíos de los Sistemas de gestión</w:t>
       </w:r>
@@ -14328,18 +14136,18 @@
       <w:pPr>
         <w:pStyle w:val="Ttulo3"/>
       </w:pPr>
-      <w:bookmarkStart w:id="29" w:name="_Toc232025458"/>
-      <w:bookmarkStart w:id="30" w:name="_Hlk197376160"/>
+      <w:bookmarkStart w:id="29" w:name="_Hlk197376160"/>
+      <w:bookmarkStart w:id="30" w:name="_Toc233060815"/>
       <w:r>
         <w:t xml:space="preserve">Sistemas de </w:t>
       </w:r>
       <w:r>
         <w:t>Gestión de servicios</w:t>
       </w:r>
-      <w:bookmarkEnd w:id="29"/>
+      <w:bookmarkEnd w:id="30"/>
     </w:p>
     <w:p/>
-    <w:bookmarkEnd w:id="30"/>
+    <w:bookmarkEnd w:id="29"/>
     <w:p>
       <w:r>
         <w:t xml:space="preserve">Según </w:t>
@@ -14627,18 +14435,8 @@
                 <w:szCs w:val="16"/>
                 <w:lang w:val="es-EC"/>
               </w:rPr>
-              <w:t xml:space="preserve">ITSM &amp; Service </w:t>
-            </w:r>
-            <w:proofErr w:type="spellStart"/>
-            <w:r>
-              <w:rPr>
-                <w:sz w:val="18"/>
-                <w:szCs w:val="16"/>
-                <w:lang w:val="es-EC"/>
-              </w:rPr>
-              <w:t>Desk</w:t>
-            </w:r>
-            <w:proofErr w:type="spellEnd"/>
+              <w:t>ITSM &amp; Service Desk</w:t>
+            </w:r>
           </w:p>
         </w:tc>
         <w:tc>
@@ -14683,25 +14481,7 @@
                 <w:szCs w:val="16"/>
                 <w:lang w:val="es-EC"/>
               </w:rPr>
-              <w:t xml:space="preserve">•  Centralización y automatización del ciclo de </w:t>
-            </w:r>
-            <w:proofErr w:type="gramStart"/>
-            <w:r>
-              <w:rPr>
-                <w:sz w:val="18"/>
-                <w:szCs w:val="16"/>
-                <w:lang w:val="es-EC"/>
-              </w:rPr>
-              <w:t>tickets</w:t>
-            </w:r>
-            <w:proofErr w:type="gramEnd"/>
-            <w:r>
-              <w:rPr>
-                <w:sz w:val="18"/>
-                <w:szCs w:val="16"/>
-                <w:lang w:val="es-EC"/>
-              </w:rPr>
-              <w:t>.</w:t>
+              <w:t>•  Centralización y automatización del ciclo de tickets.</w:t>
             </w:r>
           </w:p>
           <w:p>
@@ -14896,25 +14676,7 @@
                 <w:szCs w:val="16"/>
                 <w:lang w:val="es-EC"/>
               </w:rPr>
-              <w:t xml:space="preserve">• Clasificación automática de </w:t>
-            </w:r>
-            <w:proofErr w:type="gramStart"/>
-            <w:r>
-              <w:rPr>
-                <w:sz w:val="18"/>
-                <w:szCs w:val="16"/>
-                <w:lang w:val="es-EC"/>
-              </w:rPr>
-              <w:t>tickets</w:t>
-            </w:r>
-            <w:proofErr w:type="gramEnd"/>
-            <w:r>
-              <w:rPr>
-                <w:sz w:val="18"/>
-                <w:szCs w:val="16"/>
-                <w:lang w:val="es-EC"/>
-              </w:rPr>
-              <w:t xml:space="preserve"> con ML y NLP.</w:t>
+              <w:t>• Clasificación automática de tickets con ML y NLP.</w:t>
             </w:r>
             <w:r>
               <w:rPr>
@@ -15276,25 +15038,7 @@
                 <w:szCs w:val="18"/>
                 <w:lang w:val="es-EC"/>
               </w:rPr>
-              <w:t>- Reducción de tiempos de resolución (MTTR) y mejor cumplimiento de Acuerdo de Nivel de Servicio (</w:t>
-            </w:r>
-            <w:proofErr w:type="spellStart"/>
-            <w:r>
-              <w:rPr>
-                <w:sz w:val="18"/>
-                <w:szCs w:val="18"/>
-                <w:lang w:val="es-EC"/>
-              </w:rPr>
-              <w:t>SLAs</w:t>
-            </w:r>
-            <w:proofErr w:type="spellEnd"/>
-            <w:r>
-              <w:rPr>
-                <w:sz w:val="18"/>
-                <w:szCs w:val="18"/>
-                <w:lang w:val="es-EC"/>
-              </w:rPr>
-              <w:t>) gracias a la estandarización de procesos.</w:t>
+              <w:t>- Reducción de tiempos de resolución (MTTR) y mejor cumplimiento de Acuerdo de Nivel de Servicio (SLAs) gracias a la estandarización de procesos.</w:t>
             </w:r>
           </w:p>
           <w:p>
@@ -15678,7 +15422,7 @@
           <w:lang w:val="es-EC"/>
         </w:rPr>
       </w:pPr>
-      <w:bookmarkStart w:id="33" w:name="_Toc232025459"/>
+      <w:bookmarkStart w:id="33" w:name="_Toc233060816"/>
       <w:r>
         <w:rPr>
           <w:lang w:val="es-EC"/>
@@ -15795,9 +15539,9 @@
           <w:lang w:val="es-EC"/>
         </w:rPr>
         <w:drawing>
-          <wp:inline distT="0" distB="0" distL="0" distR="0" wp14:anchorId="3166B24D" wp14:editId="1026934B">
-            <wp:extent cx="5858654" cy="5296619"/>
-            <wp:effectExtent l="0" t="0" r="8890" b="0"/>
+          <wp:inline distT="0" distB="0" distL="0" distR="0" wp14:anchorId="3166B24D" wp14:editId="04E42EE1">
+            <wp:extent cx="5335326" cy="4823495"/>
+            <wp:effectExtent l="0" t="0" r="0" b="0"/>
             <wp:docPr id="4" name="Imagen 4"/>
             <wp:cNvGraphicFramePr>
               <a:graphicFrameLocks xmlns:a="http://schemas.openxmlformats.org/drawingml/2006/main" noChangeAspect="1"/>
@@ -15812,7 +15556,7 @@
                     </pic:cNvPicPr>
                   </pic:nvPicPr>
                   <pic:blipFill>
-                    <a:blip r:embed="rId12">
+                    <a:blip r:embed="rId12" cstate="print">
                       <a:extLst>
                         <a:ext uri="{28A0092B-C50C-407E-A947-70E740481C1C}">
                           <a14:useLocalDpi xmlns:a14="http://schemas.microsoft.com/office/drawing/2010/main" val="0"/>
@@ -15827,7 +15571,7 @@
                   <pic:spPr bwMode="auto">
                     <a:xfrm>
                       <a:off x="0" y="0"/>
-                      <a:ext cx="5868993" cy="5305966"/>
+                      <a:ext cx="5351921" cy="4838498"/>
                     </a:xfrm>
                     <a:prstGeom prst="rect">
                       <a:avLst/>
@@ -15946,6 +15690,7 @@
         <w:rPr>
           <w:lang w:val="es-EC"/>
         </w:rPr>
+        <w:lastRenderedPageBreak/>
         <w:t>En el modelo de trabajo anterior, las actividades se realizaban mediante un sistema local instalado en una sola computadora, lo que generaba diversos inconvenientes operativos. Debido a que no era posible el acceso simultáneo de varios usuarios, el personal debía esperar turnos para registrar información o actualizar estados de las órdenes, ocasionando retrasos en la atención y en los procesos internos.</w:t>
       </w:r>
     </w:p>
@@ -15979,21 +15724,7 @@
         <w:rPr>
           <w:lang w:val="es-EC"/>
         </w:rPr>
-        <w:t xml:space="preserve">Con el propósito de solucionar estas limitaciones y centralizar la información del proceso técnico, se planteó una propuesta basada en una aplicación web multiusuario. Para ello, el proceso general fue dividido en distintos subprocesos representados mediante diagramas BPMN (Business Process Model and </w:t>
-      </w:r>
-      <w:proofErr w:type="spellStart"/>
-      <w:r>
-        <w:rPr>
-          <w:lang w:val="es-EC"/>
-        </w:rPr>
-        <w:t>Notation</w:t>
-      </w:r>
-      <w:proofErr w:type="spellEnd"/>
-      <w:r>
-        <w:rPr>
-          <w:lang w:val="es-EC"/>
-        </w:rPr>
-        <w:t>), permitiendo describir de manera clara las actividades y responsabilidades de cada actor involucrado.</w:t>
+        <w:t>Con el propósito de solucionar estas limitaciones y centralizar la información del proceso técnico, se planteó una propuesta basada en una aplicación web multiusuario. Para ello, el proceso general fue dividido en distintos subprocesos representados mediante diagramas BPMN (Business Process Model and Notation), permitiendo describir de manera clara las actividades y responsabilidades de cada actor involucrado.</w:t>
       </w:r>
     </w:p>
     <w:p>
@@ -16290,6 +16021,7 @@
         <w:rPr>
           <w:lang w:val="es-EC"/>
         </w:rPr>
+        <w:lastRenderedPageBreak/>
         <w:t>El proceso inicia con la verificación de identidad del usuario a través de su número de cédula o RUC. Posteriormente, el sistema consulta la información tributaria correspondiente para autocompletar datos como nombres o razón social, reduciendo errores en el registro manual.</w:t>
       </w:r>
     </w:p>
@@ -16417,18 +16149,8 @@
           <w:bCs/>
           <w:lang w:val="es-EC"/>
         </w:rPr>
-        <w:t xml:space="preserve">Ilustración 2-4: Subproceso de ingreso de equipos y generación de </w:t>
-      </w:r>
-      <w:proofErr w:type="spellStart"/>
-      <w:r>
-        <w:rPr>
-          <w:b/>
-          <w:bCs/>
-          <w:lang w:val="es-EC"/>
-        </w:rPr>
-        <w:t>ods</w:t>
-      </w:r>
-      <w:proofErr w:type="spellEnd"/>
+        <w:t>Ilustración 2-4: Subproceso de ingreso de equipos y generación de ods</w:t>
+      </w:r>
     </w:p>
     <w:p>
       <w:pPr>
@@ -16963,7 +16685,7 @@
           <w:lang w:val="es-EC"/>
         </w:rPr>
       </w:pPr>
-      <w:bookmarkStart w:id="34" w:name="_Toc232025460"/>
+      <w:bookmarkStart w:id="34" w:name="_Toc233060817"/>
       <w:r>
         <w:t>Diseño UX/UI en Aplicaciones Web</w:t>
       </w:r>
@@ -17042,7 +16764,6 @@
     </w:p>
     <w:p>
       <w:pPr>
-        <w:spacing w:after="240"/>
         <w:rPr>
           <w:lang w:val="es-EC"/>
         </w:rPr>
@@ -17056,12 +16777,19 @@
     </w:p>
     <w:p>
       <w:pPr>
+        <w:rPr>
+          <w:lang w:val="es-EC"/>
+        </w:rPr>
+      </w:pPr>
+    </w:p>
+    <w:p>
+      <w:pPr>
         <w:pStyle w:val="Ttulo3"/>
         <w:rPr>
           <w:lang w:val="es-EC"/>
         </w:rPr>
       </w:pPr>
-      <w:bookmarkStart w:id="35" w:name="_Toc232025461"/>
+      <w:bookmarkStart w:id="35" w:name="_Toc233060818"/>
       <w:r>
         <w:rPr>
           <w:lang w:val="es-EC"/>
@@ -17147,21 +16875,7 @@
         <w:rPr>
           <w:rFonts w:ascii="Times New Roman" w:hAnsi="Times New Roman" w:cs="Times New Roman"/>
         </w:rPr>
-        <w:t xml:space="preserve">El diseño debe pivotar en torno a las necesidades, objetivos y comportamientos del usuario. La intención es crear soluciones que se adapten a sus expectativas y brinden una experiencia satisfactoria, lo que se logra mediante investigación continua y </w:t>
-      </w:r>
-      <w:proofErr w:type="spellStart"/>
-      <w:r>
-        <w:rPr>
-          <w:rFonts w:ascii="Times New Roman" w:hAnsi="Times New Roman" w:cs="Times New Roman"/>
-        </w:rPr>
-        <w:t>testing</w:t>
-      </w:r>
-      <w:proofErr w:type="spellEnd"/>
-      <w:r>
-        <w:rPr>
-          <w:rFonts w:ascii="Times New Roman" w:hAnsi="Times New Roman" w:cs="Times New Roman"/>
-        </w:rPr>
-        <w:t xml:space="preserve"> con usuarios reales.</w:t>
+        <w:t>El diseño debe pivotar en torno a las necesidades, objetivos y comportamientos del usuario. La intención es crear soluciones que se adapten a sus expectativas y brinden una experiencia satisfactoria, lo que se logra mediante investigación continua y testing con usuarios reales.</w:t>
       </w:r>
     </w:p>
     <w:p>
@@ -17255,21 +16969,7 @@
         <w:rPr>
           <w:rFonts w:ascii="Times New Roman" w:hAnsi="Times New Roman" w:cs="Times New Roman"/>
         </w:rPr>
-        <w:t xml:space="preserve">El sistema debe proporcionar retroalimentación inmediata y clara sobre las acciones del usuario. Esto se logra mediante elementos visuales como </w:t>
-      </w:r>
-      <w:proofErr w:type="spellStart"/>
-      <w:r>
-        <w:rPr>
-          <w:rFonts w:ascii="Times New Roman" w:hAnsi="Times New Roman" w:cs="Times New Roman"/>
-        </w:rPr>
-        <w:t>microinteracciones</w:t>
-      </w:r>
-      <w:proofErr w:type="spellEnd"/>
-      <w:r>
-        <w:rPr>
-          <w:rFonts w:ascii="Times New Roman" w:hAnsi="Times New Roman" w:cs="Times New Roman"/>
-        </w:rPr>
-        <w:t>, cambios de estado en los botones o mensajes de confirmación, lo que genera confianza y confirma que la interacción fue exitosa.</w:t>
+        <w:t>El sistema debe proporcionar retroalimentación inmediata y clara sobre las acciones del usuario. Esto se logra mediante elementos visuales como microinteracciones, cambios de estado en los botones o mensajes de confirmación, lo que genera confianza y confirma que la interacción fue exitosa.</w:t>
       </w:r>
     </w:p>
     <w:p>
@@ -17399,7 +17099,7 @@
           <w:lang w:val="es-EC"/>
         </w:rPr>
       </w:pPr>
-      <w:bookmarkStart w:id="36" w:name="_Toc232025462"/>
+      <w:bookmarkStart w:id="36" w:name="_Toc233060819"/>
       <w:r>
         <w:rPr>
           <w:lang w:val="es-EC"/>
@@ -17644,23 +17344,7 @@
                 <w:sz w:val="18"/>
                 <w:szCs w:val="16"/>
               </w:rPr>
-              <w:t xml:space="preserve"> Base del proceso que incluye técnicas como entrevistas y creación de </w:t>
-            </w:r>
-            <w:proofErr w:type="spellStart"/>
-            <w:r>
-              <w:rPr>
-                <w:sz w:val="18"/>
-                <w:szCs w:val="16"/>
-              </w:rPr>
-              <w:t>user</w:t>
-            </w:r>
-            <w:proofErr w:type="spellEnd"/>
-            <w:r>
-              <w:rPr>
-                <w:sz w:val="18"/>
-                <w:szCs w:val="16"/>
-              </w:rPr>
-              <w:t xml:space="preserve"> personas para comprender motivaciones y frustraciones de usuarios finales.</w:t>
+              <w:t xml:space="preserve"> Base del proceso que incluye técnicas como entrevistas y creación de user personas para comprender motivaciones y frustraciones de usuarios finales.</w:t>
             </w:r>
           </w:p>
         </w:tc>
@@ -17777,50 +17461,14 @@
                 <w:sz w:val="18"/>
                 <w:szCs w:val="16"/>
               </w:rPr>
-              <w:t xml:space="preserve">Prototipado y </w:t>
-            </w:r>
-            <w:proofErr w:type="spellStart"/>
-            <w:r>
-              <w:rPr>
-                <w:b/>
-                <w:bCs/>
+              <w:t>Prototipado y testing:</w:t>
+            </w:r>
+            <w:r>
+              <w:rPr>
                 <w:sz w:val="18"/>
                 <w:szCs w:val="16"/>
               </w:rPr>
-              <w:t>testing</w:t>
-            </w:r>
-            <w:proofErr w:type="spellEnd"/>
-            <w:r>
-              <w:rPr>
-                <w:b/>
-                <w:bCs/>
-                <w:sz w:val="18"/>
-                <w:szCs w:val="16"/>
-              </w:rPr>
-              <w:t>:</w:t>
-            </w:r>
-            <w:r>
-              <w:rPr>
-                <w:sz w:val="18"/>
-                <w:szCs w:val="16"/>
-              </w:rPr>
-              <w:t xml:space="preserve"> Creación de prototipos, desde esquemas básicos (</w:t>
-            </w:r>
-            <w:proofErr w:type="spellStart"/>
-            <w:r>
-              <w:rPr>
-                <w:sz w:val="18"/>
-                <w:szCs w:val="16"/>
-              </w:rPr>
-              <w:t>wireframes</w:t>
-            </w:r>
-            <w:proofErr w:type="spellEnd"/>
-            <w:r>
-              <w:rPr>
-                <w:sz w:val="18"/>
-                <w:szCs w:val="16"/>
-              </w:rPr>
-              <w:t>) hasta interactivos, para validar flujos de diseño con usuarios reales antes del desarrollo.</w:t>
+              <w:t xml:space="preserve"> Creación de prototipos, desde esquemas básicos (wireframes) hasta interactivos, para validar flujos de diseño con usuarios reales antes del desarrollo.</w:t>
             </w:r>
           </w:p>
         </w:tc>
@@ -17843,27 +17491,7 @@
                 <w:sz w:val="18"/>
                 <w:szCs w:val="16"/>
               </w:rPr>
-              <w:t>Disposición visual y uso del espacio (</w:t>
-            </w:r>
-            <w:proofErr w:type="spellStart"/>
-            <w:r>
-              <w:rPr>
-                <w:b/>
-                <w:bCs/>
-                <w:sz w:val="18"/>
-                <w:szCs w:val="16"/>
-              </w:rPr>
-              <w:t>layout</w:t>
-            </w:r>
-            <w:proofErr w:type="spellEnd"/>
-            <w:r>
-              <w:rPr>
-                <w:b/>
-                <w:bCs/>
-                <w:sz w:val="18"/>
-                <w:szCs w:val="16"/>
-              </w:rPr>
-              <w:t>)</w:t>
+              <w:t>Disposición visual y uso del espacio (layout)</w:t>
             </w:r>
             <w:r>
               <w:rPr>
@@ -18320,25 +17948,7 @@
                 <w:szCs w:val="16"/>
                 <w:lang w:val="es-EC"/>
               </w:rPr>
-              <w:t xml:space="preserve">Requiere inversión en investigación, </w:t>
-            </w:r>
-            <w:proofErr w:type="spellStart"/>
-            <w:r>
-              <w:rPr>
-                <w:sz w:val="18"/>
-                <w:szCs w:val="16"/>
-                <w:lang w:val="es-EC"/>
-              </w:rPr>
-              <w:t>testing</w:t>
-            </w:r>
-            <w:proofErr w:type="spellEnd"/>
-            <w:r>
-              <w:rPr>
-                <w:sz w:val="18"/>
-                <w:szCs w:val="16"/>
-                <w:lang w:val="es-EC"/>
-              </w:rPr>
-              <w:t xml:space="preserve"> y tiempo para refinamiento visual</w:t>
+              <w:t>Requiere inversión en investigación, testing y tiempo para refinamiento visual</w:t>
             </w:r>
           </w:p>
         </w:tc>
@@ -18619,23 +18229,7 @@
           <w:szCs w:val="22"/>
           <w:lang w:eastAsia="es-EC"/>
         </w:rPr>
-        <w:t>La experiencia de usuario (UX) contribuye a la accesibilidad mediante la organización clara de la información, la simplificación de procesos y la optimización de la navegación dentro del sistema. Un diseño centrado en el usuario permite identificar necesidades y dificultades de interacción, favoreciendo la creación de interfaces comprensibles y eficientes para diferentes perfiles de usuarios. Por su parte, la interfaz de usuario (UI) aporta elementos visuales que facilitan la percepción y utilización del sistema, como el uso adecuado de colores, contraste, tipografía, iconografía y distribución de componentes en pantalla (</w:t>
-      </w:r>
-      <w:proofErr w:type="spellStart"/>
-      <w:r>
-        <w:rPr>
-          <w:szCs w:val="22"/>
-          <w:lang w:eastAsia="es-EC"/>
-        </w:rPr>
-        <w:t>Gavila</w:t>
-      </w:r>
-      <w:proofErr w:type="spellEnd"/>
-      <w:r>
-        <w:rPr>
-          <w:szCs w:val="22"/>
-          <w:lang w:eastAsia="es-EC"/>
-        </w:rPr>
-        <w:t xml:space="preserve"> Martínez, 2024).</w:t>
+        <w:t>La experiencia de usuario (UX) contribuye a la accesibilidad mediante la organización clara de la información, la simplificación de procesos y la optimización de la navegación dentro del sistema. Un diseño centrado en el usuario permite identificar necesidades y dificultades de interacción, favoreciendo la creación de interfaces comprensibles y eficientes para diferentes perfiles de usuarios. Por su parte, la interfaz de usuario (UI) aporta elementos visuales que facilitan la percepción y utilización del sistema, como el uso adecuado de colores, contraste, tipografía, iconografía y distribución de componentes en pantalla (Gavila Martínez, 2024).</w:t>
       </w:r>
     </w:p>
     <w:p>
@@ -18729,23 +18323,24 @@
           <w:szCs w:val="22"/>
           <w:lang w:val="es-EC" w:eastAsia="es-EC"/>
         </w:rPr>
-        <w:t>Por otro lado, el diseño UI aporta elementos visuales que fortalecen la claridad y apariencia de la aplicación web. Aspectos como la tipografía legible, el uso adecuado de colores, la jerarquía visual, los iconos y la distribución organizada de los componentes permiten mejorar la comprensión e interacción del usuario con la interfaz. Una interfaz visualmente coherente no solo mejora la estética del sistema, sino que también facilita el aprendizaje y uso de la aplicación (</w:t>
-      </w:r>
-      <w:proofErr w:type="spellStart"/>
-      <w:r>
+        <w:t>Por otro lado, el diseño UI aporta elementos visuales que fortalecen la claridad y apariencia de la aplicación web. Aspectos como la tipografía legible, el uso adecuado de colores, la jerarquía visual, los iconos y la distribución organizada de los componentes permiten mejorar la comprensión e interacción del usuario con la interfaz. Una interfaz visualmente coherente no solo mejora la estética del sistema, sino que también facilita el aprendizaje y uso de la aplicación (Gavila Martínez, 2024).</w:t>
+      </w:r>
+    </w:p>
+    <w:p>
+      <w:pPr>
+        <w:suppressAutoHyphens w:val="0"/>
+        <w:spacing w:before="100" w:beforeAutospacing="1" w:after="100" w:afterAutospacing="1"/>
         <w:rPr>
           <w:szCs w:val="22"/>
           <w:lang w:val="es-EC" w:eastAsia="es-EC"/>
         </w:rPr>
-        <w:t>Gavila</w:t>
-      </w:r>
-      <w:proofErr w:type="spellEnd"/>
+      </w:pPr>
       <w:r>
         <w:rPr>
           <w:szCs w:val="22"/>
           <w:lang w:val="es-EC" w:eastAsia="es-EC"/>
         </w:rPr>
-        <w:t xml:space="preserve"> Martínez, 2024).</w:t>
+        <w:t>Asimismo, la integración de UX/UI contribuye al desarrollo de aplicaciones web accesibles e inclusivas, alineadas con estándares como las pautas Web Content Accessibility Guidelines 2.1. Elementos como la navegación intuitiva, contraste adecuado, consistencia visual y diseño adaptable favorecen el acceso de distintos tipos de usuarios, incluyendo personas con limitaciones visuales, cognitivas o tecnológicas. Esto permite mejorar la experiencia general y ampliar la accesibilidad de la plataforma digital.</w:t>
       </w:r>
     </w:p>
     <w:p>
@@ -18762,23 +18357,6 @@
           <w:szCs w:val="22"/>
           <w:lang w:val="es-EC" w:eastAsia="es-EC"/>
         </w:rPr>
-        <w:t>Asimismo, la integración de UX/UI contribuye al desarrollo de aplicaciones web accesibles e inclusivas, alineadas con estándares como las pautas Web Content Accessibility Guidelines 2.1. Elementos como la navegación intuitiva, contraste adecuado, consistencia visual y diseño adaptable favorecen el acceso de distintos tipos de usuarios, incluyendo personas con limitaciones visuales, cognitivas o tecnológicas. Esto permite mejorar la experiencia general y ampliar la accesibilidad de la plataforma digital.</w:t>
-      </w:r>
-    </w:p>
-    <w:p>
-      <w:pPr>
-        <w:suppressAutoHyphens w:val="0"/>
-        <w:spacing w:before="100" w:beforeAutospacing="1" w:after="100" w:afterAutospacing="1"/>
-        <w:rPr>
-          <w:szCs w:val="22"/>
-          <w:lang w:val="es-EC" w:eastAsia="es-EC"/>
-        </w:rPr>
-      </w:pPr>
-      <w:r>
-        <w:rPr>
-          <w:szCs w:val="22"/>
-          <w:lang w:val="es-EC" w:eastAsia="es-EC"/>
-        </w:rPr>
         <w:t>En consecuencia, el diseño UX/UI se ha convertido en un componente fundamental dentro del desarrollo web moderno, debido a que no solo mejora la apariencia visual de las aplicaciones, sino también su funcionalidad, accesibilidad y eficiencia operativa. La correcta aplicación de estos principios favorece la creación de sistemas más organizados, comprensibles y centrados en el usuario, incrementando así la calidad y aceptación de las aplicaciones web.</w:t>
       </w:r>
     </w:p>
@@ -18787,7 +18365,7 @@
         <w:pStyle w:val="Ttulo2"/>
         <w:spacing w:after="240"/>
       </w:pPr>
-      <w:bookmarkStart w:id="39" w:name="_Toc232025463"/>
+      <w:bookmarkStart w:id="39" w:name="_Toc233060820"/>
       <w:r>
         <w:lastRenderedPageBreak/>
         <w:t>Calidad de Software</w:t>
@@ -18847,7 +18425,7 @@
       <w:pPr>
         <w:pStyle w:val="Ttulo3"/>
       </w:pPr>
-      <w:bookmarkStart w:id="40" w:name="_Toc232025464"/>
+      <w:bookmarkStart w:id="40" w:name="_Toc233060821"/>
       <w:r>
         <w:t>Accesibilidad en Aplicaciones Web</w:t>
       </w:r>
@@ -18891,13 +18469,8 @@
       <w:r>
         <w:t xml:space="preserve">. </w:t>
       </w:r>
-      <w:proofErr w:type="spellStart"/>
-      <w:r>
-        <w:t>u</w:t>
-      </w:r>
-      <w:proofErr w:type="spellEnd"/>
-      <w:r>
-        <w:t xml:space="preserve"> objetivo es reducir barreras durante la interacción con los sistemas digitales mediante una adecuada organización del contenido, navegación comprensible y facilidad de uso. Asimismo, la accesibilidad también considera diferentes contextos de utilización, como el acceso desde distintos dispositivos, condiciones de iluminación o limitaciones temporales durante la interacción </w:t>
+      <w:r>
+        <w:t xml:space="preserve">u objetivo es reducir barreras durante la interacción con los sistemas digitales mediante una adecuada organización del contenido, navegación comprensible y facilidad de uso. Asimismo, la accesibilidad también considera diferentes contextos de utilización, como el acceso desde distintos dispositivos, condiciones de iluminación o limitaciones temporales durante la interacción </w:t>
       </w:r>
       <w:r>
         <w:t xml:space="preserve"> </w:t>
@@ -18926,7 +18499,7 @@
       <w:pPr>
         <w:pStyle w:val="Ttulo3"/>
       </w:pPr>
-      <w:bookmarkStart w:id="41" w:name="_Toc232025465"/>
+      <w:bookmarkStart w:id="41" w:name="_Toc233060822"/>
       <w:r>
         <w:t>Estándar WCAG</w:t>
       </w:r>
@@ -18937,21 +18510,7 @@
         <w:rPr>
           <w:lang w:val="es-EC"/>
         </w:rPr>
-        <w:t xml:space="preserve">Las Web Content Accessibility Guidelines constituyen el estándar internacional desarrollado por el World Wide Web </w:t>
-      </w:r>
-      <w:proofErr w:type="spellStart"/>
-      <w:r>
-        <w:rPr>
-          <w:lang w:val="es-EC"/>
-        </w:rPr>
-        <w:t>Consortium</w:t>
-      </w:r>
-      <w:proofErr w:type="spellEnd"/>
-      <w:r>
-        <w:rPr>
-          <w:lang w:val="es-EC"/>
-        </w:rPr>
-        <w:t xml:space="preserve"> (W3C) para orientar el diseño y desarrollo de contenido web accesible. Estas pautas establecen un conjunto de criterios técnicos que permiten estructurar de manera adecuada la información, la navegación y la interacción dentro de los sistemas web</w:t>
+        <w:t>Las Web Content Accessibility Guidelines constituyen el estándar internacional desarrollado por el World Wide Web Consortium (W3C) para orientar el diseño y desarrollo de contenido web accesible. Estas pautas establecen un conjunto de criterios técnicos que permiten estructurar de manera adecuada la información, la navegación y la interacción dentro de los sistemas web</w:t>
       </w:r>
       <w:r>
         <w:t xml:space="preserve"> </w:t>
@@ -18994,7 +18553,7 @@
       <w:pPr>
         <w:pStyle w:val="Ttulo3"/>
       </w:pPr>
-      <w:bookmarkStart w:id="42" w:name="_Toc232025466"/>
+      <w:bookmarkStart w:id="42" w:name="_Toc233060823"/>
       <w:r>
         <w:t>Principios y Métricas de WCAG</w:t>
       </w:r>
@@ -19355,7 +18914,7 @@
       <w:pPr>
         <w:pStyle w:val="Ttulo3"/>
       </w:pPr>
-      <w:bookmarkStart w:id="43" w:name="_Toc232025467"/>
+      <w:bookmarkStart w:id="43" w:name="_Toc233060824"/>
       <w:r>
         <w:t>Instrumentos y Herramientas de Evaluación de la Accesibilidad</w:t>
       </w:r>
@@ -19375,35 +18934,7 @@
         <w:rPr>
           <w:lang w:val="es-EC"/>
         </w:rPr>
-        <w:t xml:space="preserve">La evaluación de la accesibilidad web constituye un proceso fundamental para verificar el cumplimiento de las Web Content Accessibility Guidelines (WCAG), mediante el uso de instrumentos que permitan una valoración sistemática y objetiva de una aplicación web (Basurto Sarmiento y </w:t>
-      </w:r>
-      <w:proofErr w:type="spellStart"/>
-      <w:r>
-        <w:rPr>
-          <w:lang w:val="es-EC"/>
-        </w:rPr>
-        <w:t>Zhizhpon</w:t>
-      </w:r>
-      <w:proofErr w:type="spellEnd"/>
-      <w:r>
-        <w:rPr>
-          <w:lang w:val="es-EC"/>
-        </w:rPr>
-        <w:t xml:space="preserve"> Tacuri, 2022; Villa </w:t>
-      </w:r>
-      <w:proofErr w:type="spellStart"/>
-      <w:r>
-        <w:rPr>
-          <w:lang w:val="es-EC"/>
-        </w:rPr>
-        <w:t>Puglla</w:t>
-      </w:r>
-      <w:proofErr w:type="spellEnd"/>
-      <w:r>
-        <w:rPr>
-          <w:lang w:val="es-EC"/>
-        </w:rPr>
-        <w:t>, 2025).</w:t>
+        <w:t>La evaluación de la accesibilidad web constituye un proceso fundamental para verificar el cumplimiento de las Web Content Accessibility Guidelines (WCAG), mediante el uso de instrumentos que permitan una valoración sistemática y objetiva de una aplicación web (Basurto Sarmiento y Zhizhpon Tacuri, 2022; Villa Puglla, 2025).</w:t>
       </w:r>
     </w:p>
     <w:p>
@@ -19443,21 +18974,7 @@
         <w:rPr>
           <w:lang w:val="es-EC"/>
         </w:rPr>
-        <w:t xml:space="preserve">Entre las herramientas más utilizadas se encuentran WAVE, </w:t>
-      </w:r>
-      <w:proofErr w:type="spellStart"/>
-      <w:r>
-        <w:rPr>
-          <w:lang w:val="es-EC"/>
-        </w:rPr>
-        <w:t>axe-core</w:t>
-      </w:r>
-      <w:proofErr w:type="spellEnd"/>
-      <w:r>
-        <w:rPr>
-          <w:lang w:val="es-EC"/>
-        </w:rPr>
-        <w:t xml:space="preserve"> y Lighthouse, las cuales permiten evaluar criterios relacionados con la estructura visual, navegación y organización de la información dentro de una aplicación web. Asimismo, estas herramientas facilitan la generación de reportes que permiten identificar errores y establecer mejoras orientadas al cumplimiento de los estándares WCAG.</w:t>
+        <w:t>Entre las herramientas más utilizadas se encuentran WAVE, axe-core y Lighthouse, las cuales permiten evaluar criterios relacionados con la estructura visual, navegación y organización de la información dentro de una aplicación web. Asimismo, estas herramientas facilitan la generación de reportes que permiten identificar errores y establecer mejoras orientadas al cumplimiento de los estándares WCAG.</w:t>
       </w:r>
     </w:p>
     <w:p>
@@ -19474,7 +18991,7 @@
           <w:lang w:val="es-EC"/>
         </w:rPr>
       </w:pPr>
-      <w:bookmarkStart w:id="44" w:name="_Toc232025468"/>
+      <w:bookmarkStart w:id="44" w:name="_Toc233060825"/>
       <w:r>
         <w:rPr>
           <w:lang w:val="es-EC"/>
@@ -19782,7 +19299,7 @@
         <w:pStyle w:val="Ttulo2"/>
         <w:spacing w:after="240"/>
       </w:pPr>
-      <w:bookmarkStart w:id="45" w:name="_Toc232025469"/>
+      <w:bookmarkStart w:id="45" w:name="_Toc233060826"/>
       <w:r>
         <w:t>T</w:t>
       </w:r>
@@ -19954,7 +19471,7 @@
           <w:lang w:val="es-EC"/>
         </w:rPr>
       </w:pPr>
-      <w:bookmarkStart w:id="46" w:name="_Toc232025470"/>
+      <w:bookmarkStart w:id="46" w:name="_Toc233060827"/>
       <w:r>
         <w:rPr>
           <w:lang w:val="es-EC"/>
@@ -19979,7 +19496,7 @@
           <w:lang w:val="es-EC"/>
         </w:rPr>
       </w:pPr>
-      <w:bookmarkStart w:id="47" w:name="_Toc232025471"/>
+      <w:bookmarkStart w:id="47" w:name="_Toc233060828"/>
       <w:r>
         <w:rPr>
           <w:caps w:val="0"/>
@@ -20009,7 +19526,7 @@
           <w:lang w:val="es-EC"/>
         </w:rPr>
       </w:pPr>
-      <w:bookmarkStart w:id="48" w:name="_Toc232025472"/>
+      <w:bookmarkStart w:id="48" w:name="_Toc233060829"/>
       <w:r>
         <w:rPr>
           <w:lang w:val="es-EC"/>
@@ -20055,21 +19572,7 @@
         <w:rPr>
           <w:lang w:val="es-EC"/>
         </w:rPr>
-        <w:t xml:space="preserve">El desarrollo se sustenta en el uso de los </w:t>
-      </w:r>
-      <w:proofErr w:type="spellStart"/>
-      <w:r>
-        <w:rPr>
-          <w:lang w:val="es-EC"/>
-        </w:rPr>
-        <w:t>frameworks</w:t>
-      </w:r>
-      <w:proofErr w:type="spellEnd"/>
-      <w:r>
-        <w:rPr>
-          <w:lang w:val="es-EC"/>
-        </w:rPr>
-        <w:t xml:space="preserve"> NestJS para el backend y Next.js para el frontend, lo que permite implementar una arquitectura moderna, escalable y eficiente. Asimismo, se aplica un enfoque de diseño UX/UI con énfasis en la accesibilidad web, buscando garantizar una experiencia de usuario intuitiva, coherente y adaptable a diferentes perfiles de usuarios. Este enfoque integral contribuye al fortalecimiento de las competencias profesionales y a la optimización de los procesos de gestión mediante el uso de tecnologías web contemporáneas.</w:t>
+        <w:t>El desarrollo se sustenta en el uso de los frameworks NestJS para el backend y Next.js para el frontend, lo que permite implementar una arquitectura moderna, escalable y eficiente. Asimismo, se aplica un enfoque de diseño UX/UI con énfasis en la accesibilidad web, buscando garantizar una experiencia de usuario intuitiva, coherente y adaptable a diferentes perfiles de usuarios. Este enfoque integral contribuye al fortalecimiento de las competencias profesionales y a la optimización de los procesos de gestión mediante el uso de tecnologías web contemporáneas.</w:t>
       </w:r>
     </w:p>
     <w:p>
@@ -20086,7 +19589,7 @@
           <w:lang w:val="es-EC"/>
         </w:rPr>
       </w:pPr>
-      <w:bookmarkStart w:id="49" w:name="_Toc232025473"/>
+      <w:bookmarkStart w:id="49" w:name="_Toc233060830"/>
       <w:r>
         <w:rPr>
           <w:lang w:val="es-EC"/>
@@ -21140,7 +20643,7 @@
       <w:pPr>
         <w:pStyle w:val="Ttulo2"/>
       </w:pPr>
-      <w:bookmarkStart w:id="51" w:name="_Toc232025474"/>
+      <w:bookmarkStart w:id="51" w:name="_Toc233060831"/>
       <w:r>
         <w:t>Identificar el proceso de gestión de servicios</w:t>
       </w:r>
@@ -21185,14 +20688,11 @@
       <w:pPr>
         <w:pStyle w:val="Ttulo3"/>
       </w:pPr>
-      <w:bookmarkStart w:id="52" w:name="_Toc232025475"/>
+      <w:bookmarkStart w:id="52" w:name="_Toc233060832"/>
       <w:r>
         <w:t>Planificación</w:t>
       </w:r>
       <w:bookmarkEnd w:id="52"/>
-      <w:r>
-        <w:t xml:space="preserve"> </w:t>
-      </w:r>
     </w:p>
     <w:p/>
     <w:p>
@@ -21221,7 +20721,7 @@
       <w:pPr>
         <w:pStyle w:val="Ttulo3"/>
       </w:pPr>
-      <w:bookmarkStart w:id="53" w:name="_Toc232025476"/>
+      <w:bookmarkStart w:id="53" w:name="_Toc233060833"/>
       <w:r>
         <w:t>Diseño de entrevista</w:t>
       </w:r>
@@ -21389,7 +20889,7 @@
       <w:pPr>
         <w:pStyle w:val="Ttulo3"/>
       </w:pPr>
-      <w:bookmarkStart w:id="54" w:name="_Toc232025477"/>
+      <w:bookmarkStart w:id="54" w:name="_Toc233060834"/>
       <w:r>
         <w:t>Aplicación</w:t>
       </w:r>
@@ -21411,7 +20911,7 @@
       <w:pPr>
         <w:pStyle w:val="Ttulo3"/>
       </w:pPr>
-      <w:bookmarkStart w:id="55" w:name="_Toc232025478"/>
+      <w:bookmarkStart w:id="55" w:name="_Toc233060835"/>
       <w:r>
         <w:lastRenderedPageBreak/>
         <w:t>Registro</w:t>
@@ -21437,7 +20937,7 @@
       <w:pPr>
         <w:pStyle w:val="Ttulo3"/>
       </w:pPr>
-      <w:bookmarkStart w:id="56" w:name="_Toc232025479"/>
+      <w:bookmarkStart w:id="56" w:name="_Toc233060836"/>
       <w:r>
         <w:t>Resultados obtenidos</w:t>
       </w:r>
@@ -21501,7 +21001,7 @@
       <w:pPr>
         <w:pStyle w:val="Ttulo3"/>
       </w:pPr>
-      <w:bookmarkStart w:id="57" w:name="_Toc232025480"/>
+      <w:bookmarkStart w:id="57" w:name="_Toc233060837"/>
       <w:r>
         <w:t>Limitaciones encontradas</w:t>
       </w:r>
@@ -21519,254 +21019,241 @@
         <w:t>No obstante, mediante la aplicación de entrevistas, observación directa y revisión del flujo operativo actual, fue posible obtener la información necesaria para comprender el funcionamiento de la gestión de servicios y establecer los requerimientos fundamentales para el desarrollo de la aplicación web.</w:t>
       </w:r>
     </w:p>
+    <w:p>
+      <w:pPr>
+        <w:pStyle w:val="Ttulo2"/>
+      </w:pPr>
+      <w:bookmarkStart w:id="58" w:name="_Toc233060838"/>
+      <w:r>
+        <w:lastRenderedPageBreak/>
+        <w:t>Identificar características UX/UI y accesibilidad</w:t>
+      </w:r>
+      <w:bookmarkEnd w:id="58"/>
+    </w:p>
     <w:p/>
     <w:p>
       <w:pPr>
-        <w:pStyle w:val="Ttulo2"/>
-      </w:pPr>
-      <w:bookmarkStart w:id="58" w:name="_Toc232025481"/>
-      <w:r>
-        <w:t>Identificar características UX/UI y accesibilidad</w:t>
-      </w:r>
-      <w:bookmarkEnd w:id="58"/>
+        <w:rPr>
+          <w:lang w:val="es-EC"/>
+        </w:rPr>
+      </w:pPr>
+      <w:r>
+        <w:rPr>
+          <w:lang w:val="es-EC"/>
+        </w:rPr>
+        <w:t>Con el propósito de mejorar la experiencia de usuario y garantizar un adecuado nivel de accesibilidad dentro de la aplicación web para la gestión de servicios, se realizó un análisis de diferentes características relacionadas con el diseño UX/UI y las pautas de accesibilidad web. Esta etapa permitió identificar principios, criterios y buenas prácticas orientadas a optimizar la interacción entre los usuarios y el sistema, tomando en consideración las necesidades operativas de clientes, técnicos y administradores de la empresa “Hospital del Computador”.</w:t>
+      </w:r>
+    </w:p>
+    <w:p>
+      <w:pPr>
+        <w:rPr>
+          <w:lang w:val="es-EC"/>
+        </w:rPr>
+      </w:pPr>
+    </w:p>
+    <w:p>
+      <w:pPr>
+        <w:rPr>
+          <w:lang w:val="es-EC"/>
+        </w:rPr>
+      </w:pPr>
+      <w:r>
+        <w:rPr>
+          <w:lang w:val="es-EC"/>
+        </w:rPr>
+        <w:t>El análisis realizado permitió establecer lineamientos relacionados con la organización visual de la interfaz, navegación intuitiva, consistencia de componentes, legibilidad del contenido y facilidad de uso en diferentes dispositivos. Asimismo, se consideraron criterios asociados a la accesibilidad web, con la finalidad de reducir barreras durante la interacción y mejorar la comprensión del sistema.</w:t>
+      </w:r>
     </w:p>
     <w:p/>
     <w:p>
       <w:pPr>
-        <w:rPr>
-          <w:lang w:val="es-EC"/>
-        </w:rPr>
-      </w:pPr>
-      <w:r>
-        <w:rPr>
-          <w:lang w:val="es-EC"/>
-        </w:rPr>
-        <w:t>Con el propósito de mejorar la experiencia de usuario y garantizar un adecuado nivel de accesibilidad dentro de la aplicación web para la gestión de servicios, se realizó un análisis de diferentes características relacionadas con el diseño UX/UI y las pautas de accesibilidad web. Esta etapa permitió identificar principios, criterios y buenas prácticas orientadas a optimizar la interacción entre los usuarios y el sistema, tomando en consideración las necesidades operativas de clientes, técnicos y administradores de la empresa “Hospital del Computador”.</w:t>
-      </w:r>
-    </w:p>
-    <w:p>
-      <w:pPr>
-        <w:rPr>
-          <w:lang w:val="es-EC"/>
-        </w:rPr>
-      </w:pPr>
-    </w:p>
-    <w:p>
-      <w:pPr>
-        <w:rPr>
-          <w:lang w:val="es-EC"/>
-        </w:rPr>
-      </w:pPr>
-      <w:r>
-        <w:rPr>
-          <w:lang w:val="es-EC"/>
-        </w:rPr>
-        <w:t>El análisis realizado permitió establecer lineamientos relacionados con la organización visual de la interfaz, navegación intuitiva, consistencia de componentes, legibilidad del contenido y facilidad de uso en diferentes dispositivos. Asimismo, se consideraron criterios asociados a la accesibilidad web, con la finalidad de reducir barreras durante la interacción y mejorar la comprensión del sistema.</w:t>
-      </w:r>
+        <w:pStyle w:val="Ttulo3"/>
+      </w:pPr>
+      <w:bookmarkStart w:id="59" w:name="_Toc233060839"/>
+      <w:r>
+        <w:t>Análisis de principios UX/UI</w:t>
+      </w:r>
+      <w:bookmarkEnd w:id="59"/>
     </w:p>
     <w:p/>
     <w:p>
       <w:pPr>
+        <w:rPr>
+          <w:lang w:val="es-EC"/>
+        </w:rPr>
+      </w:pPr>
+      <w:r>
+        <w:rPr>
+          <w:lang w:val="es-EC"/>
+        </w:rPr>
+        <w:t>Para el desarrollo de la investigación se analizaron diferentes principios de experiencia de usuario (UX) e interfaz de usuario (UI), orientados a mejorar la interacción de la aplicación web. Este análisis permitió identificar características relacionadas con la estructura visual, organización de contenidos, navegación, jerarquía de información y consistencia de los elementos gráficos del sistema.</w:t>
+      </w:r>
+    </w:p>
+    <w:p>
+      <w:pPr>
+        <w:rPr>
+          <w:lang w:val="es-EC"/>
+        </w:rPr>
+      </w:pPr>
+    </w:p>
+    <w:p>
+      <w:pPr>
+        <w:rPr>
+          <w:lang w:val="es-EC"/>
+        </w:rPr>
+      </w:pPr>
+      <w:r>
+        <w:rPr>
+          <w:lang w:val="es-EC"/>
+        </w:rPr>
+        <w:t>Además, se consideraron aspectos enfocados en la optimización de procesos dentro de la aplicación, buscando que las diferentes funcionalidades sean fáciles de comprender y utilizar por los distintos perfiles de usuarios. De esta manera, se establecieron criterios para diseñar interfaces más intuitivas, organizadas y funcionales.</w:t>
+      </w:r>
+    </w:p>
+    <w:p>
+      <w:pPr>
+        <w:rPr>
+          <w:lang w:val="es-EC"/>
+        </w:rPr>
+      </w:pPr>
+    </w:p>
+    <w:p>
+      <w:pPr>
         <w:pStyle w:val="Ttulo3"/>
       </w:pPr>
-      <w:bookmarkStart w:id="59" w:name="_Toc232025482"/>
-      <w:r>
-        <w:t>Análisis de principios UX/UI</w:t>
-      </w:r>
-      <w:bookmarkEnd w:id="59"/>
+      <w:bookmarkStart w:id="60" w:name="_Toc233060840"/>
+      <w:r>
+        <w:t>Análisis de accesibilidad web</w:t>
+      </w:r>
+      <w:bookmarkEnd w:id="60"/>
+    </w:p>
+    <w:p>
+      <w:pPr>
+        <w:rPr>
+          <w:lang w:val="es-EC"/>
+        </w:rPr>
+      </w:pPr>
+    </w:p>
+    <w:p>
+      <w:r>
+        <w:t>Como parte del proceso metodológico, se realizó un análisis de las pautas Web Content Accessibility Guidelines (WCAG) 2.1, con el propósito de identificar criterios de accesibilidad aplicables al desarrollo de la aplicación web. Este análisis permitió reconocer aspectos relacionados con perceptibilidad, operabilidad, comprensibilidad y robustez de las interfaces digitales.</w:t>
+      </w:r>
     </w:p>
     <w:p/>
     <w:p>
-      <w:pPr>
-        <w:rPr>
-          <w:lang w:val="es-EC"/>
-        </w:rPr>
-      </w:pPr>
-      <w:r>
-        <w:rPr>
-          <w:lang w:val="es-EC"/>
-        </w:rPr>
-        <w:t>Para el desarrollo de la investigación se analizaron diferentes principios de experiencia de usuario (UX) e interfaz de usuario (UI), orientados a mejorar la interacción de la aplicación web. Este análisis permitió identificar características relacionadas con la estructura visual, organización de contenidos, navegación, jerarquía de información y consistencia de los elementos gráficos del sistema.</w:t>
-      </w:r>
-    </w:p>
-    <w:p>
-      <w:pPr>
-        <w:rPr>
-          <w:lang w:val="es-EC"/>
-        </w:rPr>
-      </w:pPr>
-    </w:p>
-    <w:p>
-      <w:pPr>
-        <w:rPr>
-          <w:lang w:val="es-EC"/>
-        </w:rPr>
-      </w:pPr>
-      <w:r>
-        <w:rPr>
-          <w:lang w:val="es-EC"/>
-        </w:rPr>
-        <w:t>Además, se consideraron aspectos enfocados en la optimización de procesos dentro de la aplicación, buscando que las diferentes funcionalidades sean fáciles de comprender y utilizar por los distintos perfiles de usuarios. De esta manera, se establecieron criterios para diseñar interfaces más intuitivas, organizadas y funcionales.</w:t>
-      </w:r>
-    </w:p>
-    <w:p>
-      <w:pPr>
-        <w:rPr>
-          <w:lang w:val="es-EC"/>
-        </w:rPr>
-      </w:pPr>
-    </w:p>
+      <w:r>
+        <w:lastRenderedPageBreak/>
+        <w:t>Entre los elementos considerados se encuentran el uso adecuado de contraste de colores, etiquetas descriptivas en formularios, navegación clara, estructura semántica del contenido, compatibilidad con diferentes tamaños de pantalla y correcta organización visual de la información. Estos criterios permitieron establecer bases para mejorar la accesibilidad y usabilidad general del sistema.</w:t>
+      </w:r>
+    </w:p>
+    <w:p/>
     <w:p>
       <w:pPr>
         <w:pStyle w:val="Ttulo3"/>
       </w:pPr>
-      <w:bookmarkStart w:id="60" w:name="_Toc232025483"/>
-      <w:r>
-        <w:t>Análisis de accesibilidad web</w:t>
-      </w:r>
-      <w:bookmarkEnd w:id="60"/>
-    </w:p>
-    <w:p>
-      <w:pPr>
-        <w:rPr>
-          <w:lang w:val="es-EC"/>
-        </w:rPr>
-      </w:pPr>
-    </w:p>
-    <w:p>
-      <w:r>
-        <w:t>Como parte del proceso metodológico, se realizó un análisis de las pautas Web Content Accessibility Guidelines (WCAG) 2.1, con el propósito de identificar criterios de accesibilidad aplicables al desarrollo de la aplicación web. Este análisis permitió reconocer aspectos relacionados con perceptibilidad, operabilidad, comprensibilidad y robustez de las interfaces digitales.</w:t>
-      </w:r>
+      <w:bookmarkStart w:id="61" w:name="_Toc233060841"/>
+      <w:r>
+        <w:t>Técnicas de recopilación de información</w:t>
+      </w:r>
+      <w:bookmarkEnd w:id="61"/>
     </w:p>
     <w:p/>
     <w:p>
       <w:r>
-        <w:t>Entre los elementos considerados se encuentran el uso adecuado de contraste de colores, etiquetas descriptivas en formularios, navegación clara, estructura semántica del contenido, compatibilidad con diferentes tamaños de pantalla y correcta organización visual de la información. Estos criterios permitieron establecer bases para mejorar la accesibilidad y usabilidad general del sistema.</w:t>
+        <w:t>Para la identificación de características UX/UI y criterios de accesibilidad web, se utilizaron técnicas como la revisión bibliográfica y revisión de documentación técnica, permitiendo recopilar, analizar y organizar información relacionada con diseño de interfaces, experiencia de usuario y accesibilidad web aplicada al desarrollo de aplicaciones modernas.</w:t>
       </w:r>
     </w:p>
     <w:p/>
     <w:p>
       <w:pPr>
+        <w:pStyle w:val="Ttulo4"/>
+      </w:pPr>
+      <w:r>
+        <w:t>Revisión bibliográfica</w:t>
+      </w:r>
+    </w:p>
+    <w:p/>
+    <w:p>
+      <w:pPr>
+        <w:rPr>
+          <w:lang w:val="es-EC"/>
+        </w:rPr>
+      </w:pPr>
+      <w:r>
+        <w:rPr>
+          <w:lang w:val="es-EC"/>
+        </w:rPr>
+        <w:t>La revisión bibliográfica permitió recopilar información teórica relacionada con experiencia de usuario (UX), diseño de interfaces (UI) y accesibilidad web. Para ello, se consultaron artículos académicos, revistas científicas y trabajos de investigación publicados en plataformas digitales y repositorios académicos como Google Scholar, Scielo y ResearchGate.</w:t>
+      </w:r>
+    </w:p>
+    <w:p>
+      <w:pPr>
+        <w:rPr>
+          <w:lang w:val="es-EC"/>
+        </w:rPr>
+      </w:pPr>
+    </w:p>
+    <w:p>
+      <w:pPr>
+        <w:rPr>
+          <w:lang w:val="es-EC"/>
+        </w:rPr>
+      </w:pPr>
+      <w:r>
+        <w:rPr>
+          <w:lang w:val="es-EC"/>
+        </w:rPr>
+        <w:t>La información obtenida facilitó el análisis de principios relacionados con navegación intuitiva, organización visual, jerarquía de contenidos, legibilidad y diseño responsive aplicados al desarrollo de aplicaciones web.</w:t>
+      </w:r>
+    </w:p>
+    <w:p/>
+    <w:p>
+      <w:pPr>
+        <w:pStyle w:val="Ttulo4"/>
+      </w:pPr>
+      <w:r>
+        <w:t>Revisión de documentación</w:t>
+      </w:r>
+    </w:p>
+    <w:p/>
+    <w:p>
+      <w:pPr>
+        <w:rPr>
+          <w:lang w:val="es-EC"/>
+        </w:rPr>
+      </w:pPr>
+      <w:r>
+        <w:rPr>
+          <w:lang w:val="es-EC"/>
+        </w:rPr>
+        <w:t>La revisión de documentación se enfocó en el análisis de recursos técnicos y estándares relacionados con accesibilidad web y desarrollo frontend. Para ello, se consultó documentación oficial sobre las pautas WCAG 2.1, guías de accesibilidad web y documentación técnica de herramientas de validación como WAVE y Lighthouse.</w:t>
+      </w:r>
+    </w:p>
+    <w:p>
+      <w:pPr>
+        <w:rPr>
+          <w:lang w:val="es-EC"/>
+        </w:rPr>
+      </w:pPr>
+    </w:p>
+    <w:p>
+      <w:pPr>
+        <w:rPr>
+          <w:lang w:val="es-EC"/>
+        </w:rPr>
+      </w:pPr>
+      <w:r>
+        <w:rPr>
+          <w:lang w:val="es-EC"/>
+        </w:rPr>
+        <w:t>Este proceso permitió identificar criterios técnicos y buenas prácticas orientadas a mejorar la accesibilidad, estructura y funcionamiento de la aplicación web durante las etapas de diseño e implementación del sistema.</w:t>
+      </w:r>
+    </w:p>
+    <w:p/>
+    <w:p>
+      <w:pPr>
         <w:pStyle w:val="Ttulo3"/>
       </w:pPr>
-      <w:bookmarkStart w:id="61" w:name="_Toc232025484"/>
-      <w:r>
-        <w:t>Técnicas de recopilación de información</w:t>
-      </w:r>
-      <w:bookmarkEnd w:id="61"/>
-    </w:p>
-    <w:p/>
-    <w:p>
-      <w:r>
-        <w:t>Para la identificación de características UX/UI y criterios de accesibilidad web, se utilizaron técnicas como la revisión bibliográfica y revisión de documentación técnica, permitiendo recopilar, analizar y organizar información relacionada con diseño de interfaces, experiencia de usuario y accesibilidad web aplicada al desarrollo de aplicaciones modernas.</w:t>
-      </w:r>
-    </w:p>
-    <w:p/>
-    <w:p>
-      <w:pPr>
-        <w:pStyle w:val="Ttulo4"/>
-      </w:pPr>
-      <w:r>
-        <w:t>Revisión bibliográfica</w:t>
-      </w:r>
-    </w:p>
-    <w:p/>
-    <w:p>
-      <w:pPr>
-        <w:rPr>
-          <w:lang w:val="es-EC"/>
-        </w:rPr>
-      </w:pPr>
-      <w:r>
-        <w:rPr>
-          <w:lang w:val="es-EC"/>
-        </w:rPr>
-        <w:t xml:space="preserve">La revisión bibliográfica permitió recopilar información teórica relacionada con experiencia de usuario (UX), diseño de interfaces (UI) y accesibilidad web. Para ello, se consultaron artículos académicos, revistas científicas y trabajos de investigación publicados en plataformas digitales y repositorios académicos como Google Scholar, Scielo y </w:t>
-      </w:r>
-      <w:proofErr w:type="spellStart"/>
-      <w:r>
-        <w:rPr>
-          <w:lang w:val="es-EC"/>
-        </w:rPr>
-        <w:t>ResearchGate</w:t>
-      </w:r>
-      <w:proofErr w:type="spellEnd"/>
-      <w:r>
-        <w:rPr>
-          <w:lang w:val="es-EC"/>
-        </w:rPr>
-        <w:t>.</w:t>
-      </w:r>
-    </w:p>
-    <w:p>
-      <w:pPr>
-        <w:rPr>
-          <w:lang w:val="es-EC"/>
-        </w:rPr>
-      </w:pPr>
-    </w:p>
-    <w:p>
-      <w:pPr>
-        <w:rPr>
-          <w:lang w:val="es-EC"/>
-        </w:rPr>
-      </w:pPr>
-      <w:r>
-        <w:rPr>
-          <w:lang w:val="es-EC"/>
-        </w:rPr>
-        <w:t>La información obtenida facilitó el análisis de principios relacionados con navegación intuitiva, organización visual, jerarquía de contenidos, legibilidad y diseño responsive aplicados al desarrollo de aplicaciones web.</w:t>
-      </w:r>
-    </w:p>
-    <w:p/>
-    <w:p>
-      <w:pPr>
-        <w:pStyle w:val="Ttulo4"/>
-      </w:pPr>
-      <w:r>
-        <w:t>Revisión de documentación</w:t>
-      </w:r>
-    </w:p>
-    <w:p/>
-    <w:p>
-      <w:pPr>
-        <w:rPr>
-          <w:lang w:val="es-EC"/>
-        </w:rPr>
-      </w:pPr>
-      <w:r>
-        <w:rPr>
-          <w:lang w:val="es-EC"/>
-        </w:rPr>
-        <w:t>La revisión de documentación se enfocó en el análisis de recursos técnicos y estándares relacionados con accesibilidad web y desarrollo frontend. Para ello, se consultó documentación oficial sobre las pautas WCAG 2.1, guías de accesibilidad web y documentación técnica de herramientas de validación como WAVE y Lighthouse.</w:t>
-      </w:r>
-    </w:p>
-    <w:p>
-      <w:pPr>
-        <w:rPr>
-          <w:lang w:val="es-EC"/>
-        </w:rPr>
-      </w:pPr>
-    </w:p>
-    <w:p>
-      <w:pPr>
-        <w:rPr>
-          <w:lang w:val="es-EC"/>
-        </w:rPr>
-      </w:pPr>
-      <w:r>
-        <w:rPr>
-          <w:lang w:val="es-EC"/>
-        </w:rPr>
-        <w:t>Este proceso permitió identificar criterios técnicos y buenas prácticas orientadas a mejorar la accesibilidad, estructura y funcionamiento de la aplicación web durante las etapas de diseño e implementación del sistema.</w:t>
-      </w:r>
-    </w:p>
-    <w:p/>
-    <w:p>
-      <w:pPr>
-        <w:pStyle w:val="Ttulo3"/>
-      </w:pPr>
-      <w:bookmarkStart w:id="62" w:name="_Toc232025485"/>
+      <w:bookmarkStart w:id="62" w:name="_Toc233060842"/>
       <w:r>
         <w:lastRenderedPageBreak/>
         <w:t>Fuentes de información</w:t>
@@ -21812,7 +21299,7 @@
       <w:pPr>
         <w:pStyle w:val="Ttulo2"/>
       </w:pPr>
-      <w:bookmarkStart w:id="63" w:name="_Toc232025486"/>
+      <w:bookmarkStart w:id="63" w:name="_Toc233060843"/>
       <w:r>
         <w:t>Desarrollo de los módulos para la aplicación web utilizando características UX/UI</w:t>
       </w:r>
@@ -21962,7 +21449,7 @@
       <w:pPr>
         <w:pStyle w:val="Ttulo3"/>
       </w:pPr>
-      <w:bookmarkStart w:id="64" w:name="_Toc232025487"/>
+      <w:bookmarkStart w:id="64" w:name="_Toc233060844"/>
       <w:r>
         <w:t>Fase de análisis y planificación</w:t>
       </w:r>
@@ -21986,13 +21473,8 @@
         <w:pStyle w:val="Ttulo4"/>
       </w:pPr>
       <w:r>
-        <w:t xml:space="preserve">Identificación de </w:t>
-      </w:r>
-      <w:proofErr w:type="spellStart"/>
-      <w:r>
-        <w:t>stakeholders</w:t>
-      </w:r>
-      <w:proofErr w:type="spellEnd"/>
+        <w:t>Identificación de stakeholders</w:t>
+      </w:r>
     </w:p>
     <w:p/>
     <w:p>
@@ -22025,21 +21507,7 @@
         <w:rPr>
           <w:lang w:val="es-EC"/>
         </w:rPr>
-        <w:t xml:space="preserve">Entre los principales </w:t>
-      </w:r>
-      <w:proofErr w:type="spellStart"/>
-      <w:r>
-        <w:rPr>
-          <w:lang w:val="es-EC"/>
-        </w:rPr>
-        <w:t>stakeholders</w:t>
-      </w:r>
-      <w:proofErr w:type="spellEnd"/>
-      <w:r>
-        <w:rPr>
-          <w:lang w:val="es-EC"/>
-        </w:rPr>
-        <w:t xml:space="preserve"> se identificaron:</w:t>
+        <w:t>Entre los principales stakeholders se identificaron:</w:t>
       </w:r>
     </w:p>
     <w:p>
@@ -22166,11 +21634,9 @@
       <w:pPr>
         <w:pStyle w:val="Ttulo4"/>
       </w:pPr>
-      <w:proofErr w:type="gramStart"/>
       <w:r>
         <w:t>Procesos a automatizar</w:t>
       </w:r>
-      <w:proofErr w:type="gramEnd"/>
     </w:p>
     <w:p>
       <w:r>
@@ -22813,17 +22279,8 @@
                 <w:sz w:val="18"/>
                 <w:szCs w:val="16"/>
               </w:rPr>
-              <w:t xml:space="preserve">Scrum </w:t>
-            </w:r>
-            <w:proofErr w:type="gramStart"/>
-            <w:r>
-              <w:rPr>
-                <w:sz w:val="18"/>
-                <w:szCs w:val="16"/>
-              </w:rPr>
-              <w:t>Master</w:t>
-            </w:r>
-            <w:proofErr w:type="gramEnd"/>
+              <w:t>Scrum Master</w:t>
+            </w:r>
           </w:p>
         </w:tc>
         <w:tc>
@@ -22898,21 +22355,12 @@
                 <w:szCs w:val="16"/>
               </w:rPr>
             </w:pPr>
-            <w:proofErr w:type="spellStart"/>
             <w:r>
               <w:rPr>
                 <w:sz w:val="18"/>
                 <w:szCs w:val="16"/>
               </w:rPr>
-              <w:t>Development</w:t>
-            </w:r>
-            <w:proofErr w:type="spellEnd"/>
-            <w:r>
-              <w:rPr>
-                <w:sz w:val="18"/>
-                <w:szCs w:val="16"/>
-              </w:rPr>
-              <w:t xml:space="preserve"> Team</w:t>
+              <w:t>Development Team</w:t>
             </w:r>
           </w:p>
         </w:tc>
@@ -23094,15 +22542,7 @@
     <w:p/>
     <w:p>
       <w:r>
-        <w:t xml:space="preserve">Para el desarrollo del sistema se utilizaron tecnologías como NestJS para el backend, Next.js para el frontend, PostgreSQL como sistema gestor de base de datos y </w:t>
-      </w:r>
-      <w:proofErr w:type="spellStart"/>
-      <w:r>
-        <w:t>TypeORM</w:t>
-      </w:r>
-      <w:proofErr w:type="spellEnd"/>
-      <w:r>
-        <w:t xml:space="preserve"> como ORM para la gestión de entidades y relaciones. Asimismo, se implementó autenticación mediante JWT para garantizar seguridad en el acceso al sistema.</w:t>
+        <w:t>Para el desarrollo del sistema se utilizaron tecnologías como NestJS para el backend, Next.js para el frontend, PostgreSQL como sistema gestor de base de datos y TypeORM como ORM para la gestión de entidades y relaciones. Asimismo, se implementó autenticación mediante JWT para garantizar seguridad en el acceso al sistema.</w:t>
       </w:r>
     </w:p>
     <w:p/>
@@ -23161,15 +22601,7 @@
     </w:p>
     <w:p>
       <w:r>
-        <w:t xml:space="preserve">• Backend: NestJS, </w:t>
-      </w:r>
-      <w:proofErr w:type="spellStart"/>
-      <w:r>
-        <w:t>TypeORM</w:t>
-      </w:r>
-      <w:proofErr w:type="spellEnd"/>
-      <w:r>
-        <w:t xml:space="preserve"> y JWT.</w:t>
+        <w:t>• Backend: NestJS, TypeORM y JWT.</w:t>
       </w:r>
     </w:p>
     <w:p>
@@ -24023,21 +23455,7 @@
         <w:rPr>
           <w:rFonts w:ascii="Times New Roman" w:hAnsi="Times New Roman" w:cs="Times New Roman"/>
         </w:rPr>
-        <w:t xml:space="preserve">Uso de </w:t>
-      </w:r>
-      <w:proofErr w:type="spellStart"/>
-      <w:r>
-        <w:rPr>
-          <w:rFonts w:ascii="Times New Roman" w:hAnsi="Times New Roman" w:cs="Times New Roman"/>
-        </w:rPr>
-        <w:t>guards</w:t>
-      </w:r>
-      <w:proofErr w:type="spellEnd"/>
-      <w:r>
-        <w:rPr>
-          <w:rFonts w:ascii="Times New Roman" w:hAnsi="Times New Roman" w:cs="Times New Roman"/>
-        </w:rPr>
-        <w:t xml:space="preserve"> y control de roles para restringir accesos no autorizados.</w:t>
+        <w:t>Uso de guards y control de roles para restringir accesos no autorizados.</w:t>
       </w:r>
     </w:p>
     <w:p>
@@ -24187,21 +23605,7 @@
         <w:rPr>
           <w:lang w:val="es-EC"/>
         </w:rPr>
-        <w:t xml:space="preserve">"Inicio de Sesión Seguro" (Usuario). Valor: 5, Estimación: 24 horas (5 </w:t>
-      </w:r>
-      <w:proofErr w:type="spellStart"/>
-      <w:r>
-        <w:rPr>
-          <w:lang w:val="es-EC"/>
-        </w:rPr>
-        <w:t>Pts</w:t>
-      </w:r>
-      <w:proofErr w:type="spellEnd"/>
-      <w:r>
-        <w:rPr>
-          <w:lang w:val="es-EC"/>
-        </w:rPr>
-        <w:t>).</w:t>
+        <w:t>"Inicio de Sesión Seguro" (Usuario). Valor: 5, Estimación: 24 horas (5 Pts).</w:t>
       </w:r>
     </w:p>
     <w:p>
@@ -24226,21 +23630,7 @@
         <w:rPr>
           <w:lang w:val="es-EC"/>
         </w:rPr>
-        <w:t xml:space="preserve">"Apertura de ODS" (Recepcionista). Valor: 5, Estimación: 24 horas (5 </w:t>
-      </w:r>
-      <w:proofErr w:type="spellStart"/>
-      <w:r>
-        <w:rPr>
-          <w:lang w:val="es-EC"/>
-        </w:rPr>
-        <w:t>Pts</w:t>
-      </w:r>
-      <w:proofErr w:type="spellEnd"/>
-      <w:r>
-        <w:rPr>
-          <w:lang w:val="es-EC"/>
-        </w:rPr>
-        <w:t>).</w:t>
+        <w:t>"Apertura de ODS" (Recepcionista). Valor: 5, Estimación: 24 horas (5 Pts).</w:t>
       </w:r>
     </w:p>
     <w:p>
@@ -24265,21 +23655,7 @@
         <w:rPr>
           <w:lang w:val="es-EC"/>
         </w:rPr>
-        <w:t xml:space="preserve">"Esquemas Roles/Permisos BD". Estimación: 18 horas (3 </w:t>
-      </w:r>
-      <w:proofErr w:type="spellStart"/>
-      <w:r>
-        <w:rPr>
-          <w:lang w:val="es-EC"/>
-        </w:rPr>
-        <w:t>Pts</w:t>
-      </w:r>
-      <w:proofErr w:type="spellEnd"/>
-      <w:r>
-        <w:rPr>
-          <w:lang w:val="es-EC"/>
-        </w:rPr>
-        <w:t>).</w:t>
+        <w:t>"Esquemas Roles/Permisos BD". Estimación: 18 horas (3 Pts).</w:t>
       </w:r>
     </w:p>
     <w:p>
@@ -24304,35 +23680,7 @@
         <w:rPr>
           <w:lang w:val="es-EC"/>
         </w:rPr>
-        <w:t xml:space="preserve">"Gateway </w:t>
-      </w:r>
-      <w:proofErr w:type="spellStart"/>
-      <w:r>
-        <w:rPr>
-          <w:lang w:val="es-EC"/>
-        </w:rPr>
-        <w:t>WebSockets</w:t>
-      </w:r>
-      <w:proofErr w:type="spellEnd"/>
-      <w:r>
-        <w:rPr>
-          <w:lang w:val="es-EC"/>
-        </w:rPr>
-        <w:t xml:space="preserve"> NestJS". Estimación: 36 horas (8 </w:t>
-      </w:r>
-      <w:proofErr w:type="spellStart"/>
-      <w:r>
-        <w:rPr>
-          <w:lang w:val="es-EC"/>
-        </w:rPr>
-        <w:t>Pts</w:t>
-      </w:r>
-      <w:proofErr w:type="spellEnd"/>
-      <w:r>
-        <w:rPr>
-          <w:lang w:val="es-EC"/>
-        </w:rPr>
-        <w:t>).</w:t>
+        <w:t>"Gateway WebSockets NestJS". Estimación: 36 horas (8 Pts).</w:t>
       </w:r>
     </w:p>
     <w:p>
@@ -24404,7 +23752,7 @@
       <w:pPr>
         <w:pStyle w:val="Ttulo3"/>
       </w:pPr>
-      <w:bookmarkStart w:id="65" w:name="_Toc232025488"/>
+      <w:bookmarkStart w:id="65" w:name="_Toc233060845"/>
       <w:r>
         <w:t>Fase de planeación y estimación</w:t>
       </w:r>
@@ -24808,21 +24156,7 @@
         <w:rPr>
           <w:rFonts w:ascii="Times New Roman" w:hAnsi="Times New Roman" w:cs="Times New Roman"/>
         </w:rPr>
-        <w:t xml:space="preserve"> Implementación de </w:t>
-      </w:r>
-      <w:proofErr w:type="spellStart"/>
-      <w:r>
-        <w:rPr>
-          <w:rFonts w:ascii="Times New Roman" w:hAnsi="Times New Roman" w:cs="Times New Roman"/>
-        </w:rPr>
-        <w:t>guards</w:t>
-      </w:r>
-      <w:proofErr w:type="spellEnd"/>
-      <w:r>
-        <w:rPr>
-          <w:rFonts w:ascii="Times New Roman" w:hAnsi="Times New Roman" w:cs="Times New Roman"/>
-        </w:rPr>
-        <w:t xml:space="preserve"> y control de acceso en NestJS – Estimación: 24 horas (5 puntos).</w:t>
+        <w:t xml:space="preserve"> Implementación de guards y control de acceso en NestJS – Estimación: 24 horas (5 puntos).</w:t>
       </w:r>
     </w:p>
     <w:p>
@@ -24877,35 +24211,7 @@
         <w:rPr>
           <w:rFonts w:ascii="Times New Roman" w:hAnsi="Times New Roman" w:cs="Times New Roman"/>
         </w:rPr>
-        <w:t xml:space="preserve"> Implementación del </w:t>
-      </w:r>
-      <w:proofErr w:type="spellStart"/>
-      <w:r>
-        <w:rPr>
-          <w:rFonts w:ascii="Times New Roman" w:hAnsi="Times New Roman" w:cs="Times New Roman"/>
-        </w:rPr>
-        <w:t>gateway</w:t>
-      </w:r>
-      <w:proofErr w:type="spellEnd"/>
-      <w:r>
-        <w:rPr>
-          <w:rFonts w:ascii="Times New Roman" w:hAnsi="Times New Roman" w:cs="Times New Roman"/>
-        </w:rPr>
-        <w:t xml:space="preserve"> de </w:t>
-      </w:r>
-      <w:proofErr w:type="spellStart"/>
-      <w:r>
-        <w:rPr>
-          <w:rFonts w:ascii="Times New Roman" w:hAnsi="Times New Roman" w:cs="Times New Roman"/>
-        </w:rPr>
-        <w:t>WebSockets</w:t>
-      </w:r>
-      <w:proofErr w:type="spellEnd"/>
-      <w:r>
-        <w:rPr>
-          <w:rFonts w:ascii="Times New Roman" w:hAnsi="Times New Roman" w:cs="Times New Roman"/>
-        </w:rPr>
-        <w:t xml:space="preserve"> en NestJS – Estimación: 36 horas (8 puntos).</w:t>
+        <w:t xml:space="preserve"> Implementación del gateway de WebSockets en NestJS – Estimación: 36 horas (8 puntos).</w:t>
       </w:r>
     </w:p>
     <w:p>
@@ -25023,35 +24329,13 @@
         <w:rPr>
           <w:rFonts w:ascii="Times New Roman" w:hAnsi="Times New Roman" w:cs="Times New Roman"/>
         </w:rPr>
-        <w:t xml:space="preserve">Experiencia previa del equipo con tecnologías como NestJS, </w:t>
-      </w:r>
-      <w:proofErr w:type="spellStart"/>
-      <w:r>
-        <w:rPr>
-          <w:rFonts w:ascii="Times New Roman" w:hAnsi="Times New Roman" w:cs="Times New Roman"/>
-        </w:rPr>
-        <w:t>TypeORM</w:t>
-      </w:r>
-      <w:proofErr w:type="spellEnd"/>
-      <w:r>
-        <w:rPr>
-          <w:rFonts w:ascii="Times New Roman" w:hAnsi="Times New Roman" w:cs="Times New Roman"/>
-        </w:rPr>
-        <w:t xml:space="preserve"> y Socket.io.</w:t>
+        <w:t>Experiencia previa del equipo con tecnologías como NestJS, TypeORM y Socket.io.</w:t>
       </w:r>
     </w:p>
     <w:p/>
     <w:p>
       <w:r>
-        <w:t xml:space="preserve">Las historias con mayor complejidad alcanzaron estimaciones de 8 puntos (aproximadamente 36 horas), principalmente aquellas relacionadas con funcionalidades dinámicas, tiempo real o procesos complejos de negocio, como el módulo de peritaje técnico o las notificaciones mediante </w:t>
-      </w:r>
-      <w:proofErr w:type="spellStart"/>
-      <w:r>
-        <w:t>WebSockets</w:t>
-      </w:r>
-      <w:proofErr w:type="spellEnd"/>
-      <w:r>
-        <w:t>. Por otro lado, las historias de menor complejidad fueron estimadas entre 1 y 2 puntos (6 a 12 horas), enfocándose en funcionalidades CRUD básicas o configuraciones internas del sistema.</w:t>
+        <w:t>Las historias con mayor complejidad alcanzaron estimaciones de 8 puntos (aproximadamente 36 horas), principalmente aquellas relacionadas con funcionalidades dinámicas, tiempo real o procesos complejos de negocio, como el módulo de peritaje técnico o las notificaciones mediante WebSockets. Por otro lado, las historias de menor complejidad fueron estimadas entre 1 y 2 puntos (6 a 12 horas), enfocándose en funcionalidades CRUD básicas o configuraciones internas del sistema.</w:t>
       </w:r>
     </w:p>
     <w:p/>
@@ -25073,31 +24357,7 @@
     <w:p>
       <w:r>
         <w:lastRenderedPageBreak/>
-        <w:t>Para facilitar el proceso de validación, se empleó el enfoque BDD (</w:t>
-      </w:r>
-      <w:proofErr w:type="spellStart"/>
-      <w:r>
-        <w:t>Behavior</w:t>
-      </w:r>
-      <w:proofErr w:type="spellEnd"/>
-      <w:r>
-        <w:t xml:space="preserve"> </w:t>
-      </w:r>
-      <w:proofErr w:type="spellStart"/>
-      <w:r>
-        <w:t>Driven</w:t>
-      </w:r>
-      <w:proofErr w:type="spellEnd"/>
-      <w:r>
-        <w:t xml:space="preserve"> </w:t>
-      </w:r>
-      <w:proofErr w:type="spellStart"/>
-      <w:r>
-        <w:t>Development</w:t>
-      </w:r>
-      <w:proofErr w:type="spellEnd"/>
-      <w:r>
-        <w:t>), estructurando los criterios bajo el esquema:</w:t>
+        <w:t>Para facilitar el proceso de validación, se empleó el enfoque BDD (Behavior Driven Development), estructurando los criterios bajo el esquema:</w:t>
       </w:r>
     </w:p>
     <w:p/>
@@ -25358,21 +24618,7 @@
         <w:rPr>
           <w:rFonts w:ascii="Times New Roman" w:hAnsi="Times New Roman" w:cs="Times New Roman"/>
         </w:rPr>
-        <w:t xml:space="preserve">Capa de acceso a datos: encargada de la comunicación con PostgreSQL mediante </w:t>
-      </w:r>
-      <w:proofErr w:type="spellStart"/>
-      <w:r>
-        <w:rPr>
-          <w:rFonts w:ascii="Times New Roman" w:hAnsi="Times New Roman" w:cs="Times New Roman"/>
-        </w:rPr>
-        <w:t>TypeORM</w:t>
-      </w:r>
-      <w:proofErr w:type="spellEnd"/>
-      <w:r>
-        <w:rPr>
-          <w:rFonts w:ascii="Times New Roman" w:hAnsi="Times New Roman" w:cs="Times New Roman"/>
-        </w:rPr>
-        <w:t>.</w:t>
+        <w:t>Capa de acceso a datos: encargada de la comunicación con PostgreSQL mediante TypeORM.</w:t>
       </w:r>
     </w:p>
     <w:p/>
@@ -25440,21 +24686,7 @@
         <w:rPr>
           <w:rFonts w:ascii="Times New Roman" w:hAnsi="Times New Roman" w:cs="Times New Roman"/>
         </w:rPr>
-        <w:t xml:space="preserve">Frontend: Next.js, Tailwind CSS y Framer </w:t>
-      </w:r>
-      <w:proofErr w:type="spellStart"/>
-      <w:r>
-        <w:rPr>
-          <w:rFonts w:ascii="Times New Roman" w:hAnsi="Times New Roman" w:cs="Times New Roman"/>
-        </w:rPr>
-        <w:t>Motion</w:t>
-      </w:r>
-      <w:proofErr w:type="spellEnd"/>
-      <w:r>
-        <w:rPr>
-          <w:rFonts w:ascii="Times New Roman" w:hAnsi="Times New Roman" w:cs="Times New Roman"/>
-        </w:rPr>
-        <w:t>.</w:t>
+        <w:t>Frontend: Next.js, Tailwind CSS y Framer Motion.</w:t>
       </w:r>
     </w:p>
     <w:p>
@@ -25473,21 +24705,7 @@
         <w:rPr>
           <w:rFonts w:ascii="Times New Roman" w:hAnsi="Times New Roman" w:cs="Times New Roman"/>
         </w:rPr>
-        <w:t xml:space="preserve">Backend: NestJS con </w:t>
-      </w:r>
-      <w:proofErr w:type="spellStart"/>
-      <w:r>
-        <w:rPr>
-          <w:rFonts w:ascii="Times New Roman" w:hAnsi="Times New Roman" w:cs="Times New Roman"/>
-        </w:rPr>
-        <w:t>TypeORM</w:t>
-      </w:r>
-      <w:proofErr w:type="spellEnd"/>
-      <w:r>
-        <w:rPr>
-          <w:rFonts w:ascii="Times New Roman" w:hAnsi="Times New Roman" w:cs="Times New Roman"/>
-        </w:rPr>
-        <w:t>.</w:t>
+        <w:t>Backend: NestJS con TypeORM.</w:t>
       </w:r>
     </w:p>
     <w:p>
@@ -25927,21 +25145,7 @@
         <w:rPr>
           <w:rFonts w:ascii="Times New Roman" w:hAnsi="Times New Roman" w:cs="Times New Roman"/>
         </w:rPr>
-        <w:t xml:space="preserve">mplementado en PostgreSQL mediante entidades </w:t>
-      </w:r>
-      <w:proofErr w:type="spellStart"/>
-      <w:r>
-        <w:rPr>
-          <w:rFonts w:ascii="Times New Roman" w:hAnsi="Times New Roman" w:cs="Times New Roman"/>
-        </w:rPr>
-        <w:t>TypeORM</w:t>
-      </w:r>
-      <w:proofErr w:type="spellEnd"/>
-      <w:r>
-        <w:rPr>
-          <w:rFonts w:ascii="Times New Roman" w:hAnsi="Times New Roman" w:cs="Times New Roman"/>
-        </w:rPr>
-        <w:t xml:space="preserve"> y restricciones de integridad relacional</w:t>
+        <w:t>mplementado en PostgreSQL mediante entidades TypeORM y restricciones de integridad relacional</w:t>
       </w:r>
       <w:r>
         <w:t>.</w:t>
@@ -26138,15 +25342,7 @@
     <w:p/>
     <w:p>
       <w:r>
-        <w:t xml:space="preserve">Se desarrollaron prototipos de baja fidelidad utilizando Balsamiq </w:t>
-      </w:r>
-      <w:proofErr w:type="spellStart"/>
-      <w:r>
-        <w:t>Wireframes</w:t>
-      </w:r>
-      <w:proofErr w:type="spellEnd"/>
-      <w:r>
-        <w:t>, permitiendo definir la distribución de los componentes visuales y la navegación general del sistema antes de iniciar la implementación. Este proceso permitió:</w:t>
+        <w:t>Se desarrollaron prototipos de baja fidelidad utilizando Balsamiq Wireframes, permitiendo definir la distribución de los componentes visuales y la navegación general del sistema antes de iniciar la implementación. Este proceso permitió:</w:t>
       </w:r>
     </w:p>
     <w:p/>
@@ -26327,21 +25523,7 @@
         <w:rPr>
           <w:rFonts w:ascii="Times New Roman" w:hAnsi="Times New Roman" w:cs="Times New Roman"/>
         </w:rPr>
-        <w:t xml:space="preserve">: pruebas y validación de </w:t>
-      </w:r>
-      <w:proofErr w:type="spellStart"/>
-      <w:r>
-        <w:rPr>
-          <w:rFonts w:ascii="Times New Roman" w:hAnsi="Times New Roman" w:cs="Times New Roman"/>
-        </w:rPr>
-        <w:t>endpoints</w:t>
-      </w:r>
-      <w:proofErr w:type="spellEnd"/>
-      <w:r>
-        <w:rPr>
-          <w:rFonts w:ascii="Times New Roman" w:hAnsi="Times New Roman" w:cs="Times New Roman"/>
-        </w:rPr>
-        <w:t xml:space="preserve"> REST.</w:t>
+        <w:t>: pruebas y validación de endpoints REST.</w:t>
       </w:r>
     </w:p>
     <w:p>
@@ -26356,7 +25538,6 @@
           <w:rFonts w:ascii="Times New Roman" w:hAnsi="Times New Roman" w:cs="Times New Roman"/>
         </w:rPr>
       </w:pPr>
-      <w:proofErr w:type="spellStart"/>
       <w:r>
         <w:rPr>
           <w:rFonts w:ascii="Times New Roman" w:hAnsi="Times New Roman" w:cs="Times New Roman"/>
@@ -26365,7 +25546,6 @@
         </w:rPr>
         <w:t>npm</w:t>
       </w:r>
-      <w:proofErr w:type="spellEnd"/>
       <w:r>
         <w:rPr>
           <w:rFonts w:ascii="Times New Roman" w:hAnsi="Times New Roman" w:cs="Times New Roman"/>
@@ -26385,7 +25565,7 @@
       <w:pPr>
         <w:pStyle w:val="Ttulo3"/>
       </w:pPr>
-      <w:bookmarkStart w:id="66" w:name="_Toc232025489"/>
+      <w:bookmarkStart w:id="66" w:name="_Toc233060846"/>
       <w:r>
         <w:t>Fase de implementación</w:t>
       </w:r>
@@ -26492,35 +25672,7 @@
         <w:rPr>
           <w:rFonts w:ascii="Times New Roman" w:hAnsi="Times New Roman" w:cs="Times New Roman"/>
         </w:rPr>
-        <w:t xml:space="preserve">: Diseño de la base de datos relacional y configuración inicial de entidades con </w:t>
-      </w:r>
-      <w:proofErr w:type="spellStart"/>
-      <w:r>
-        <w:rPr>
-          <w:rFonts w:ascii="Times New Roman" w:hAnsi="Times New Roman" w:cs="Times New Roman"/>
-        </w:rPr>
-        <w:t>TypeORM</w:t>
-      </w:r>
-      <w:proofErr w:type="spellEnd"/>
-      <w:r>
-        <w:rPr>
-          <w:rFonts w:ascii="Times New Roman" w:hAnsi="Times New Roman" w:cs="Times New Roman"/>
-        </w:rPr>
-        <w:t xml:space="preserve"> (HT-01), implementación de </w:t>
-      </w:r>
-      <w:proofErr w:type="spellStart"/>
-      <w:r>
-        <w:rPr>
-          <w:rFonts w:ascii="Times New Roman" w:hAnsi="Times New Roman" w:cs="Times New Roman"/>
-        </w:rPr>
-        <w:t>guards</w:t>
-      </w:r>
-      <w:proofErr w:type="spellEnd"/>
-      <w:r>
-        <w:rPr>
-          <w:rFonts w:ascii="Times New Roman" w:hAnsi="Times New Roman" w:cs="Times New Roman"/>
-        </w:rPr>
-        <w:t xml:space="preserve"> en NestJS (HT-02), desarrollo del inicio de sesión seguro (HU-01), protección de rutas REST (HU-04) y validación de permisos por roles (HU-06).</w:t>
+        <w:t>: Diseño de la base de datos relacional y configuración inicial de entidades con TypeORM (HT-01), implementación de guards en NestJS (HT-02), desarrollo del inicio de sesión seguro (HU-01), protección de rutas REST (HU-04) y validación de permisos por roles (HU-06).</w:t>
       </w:r>
     </w:p>
     <w:p/>
@@ -26548,21 +25700,7 @@
         <w:rPr>
           <w:rFonts w:ascii="Times New Roman" w:hAnsi="Times New Roman" w:cs="Times New Roman"/>
         </w:rPr>
-        <w:t xml:space="preserve"> Configuración de NextAuth.js en el frontend (HT-03), implementación de </w:t>
-      </w:r>
-      <w:proofErr w:type="spellStart"/>
-      <w:r>
-        <w:rPr>
-          <w:rFonts w:ascii="Times New Roman" w:hAnsi="Times New Roman" w:cs="Times New Roman"/>
-        </w:rPr>
-        <w:t>seeders</w:t>
-      </w:r>
-      <w:proofErr w:type="spellEnd"/>
-      <w:r>
-        <w:rPr>
-          <w:rFonts w:ascii="Times New Roman" w:hAnsi="Times New Roman" w:cs="Times New Roman"/>
-        </w:rPr>
-        <w:t xml:space="preserve"> para carga inicial de datos (HT-07), registro e invitación de usuarios (HU-02), recuperación de contraseñas (HU-03) y asignación de múltiples roles (HU-05).</w:t>
+        <w:t xml:space="preserve"> Configuración de NextAuth.js en el frontend (HT-03), implementación de seeders para carga inicial de datos (HT-07), registro e invitación de usuarios (HU-02), recuperación de contraseñas (HU-03) y asignación de múltiples roles (HU-05).</w:t>
       </w:r>
     </w:p>
     <w:p/>
@@ -26618,21 +25756,7 @@
         <w:rPr>
           <w:rFonts w:ascii="Times New Roman" w:hAnsi="Times New Roman" w:cs="Times New Roman"/>
         </w:rPr>
-        <w:t xml:space="preserve"> Implementación del borrado lógico de registros (HT-04), desarrollo del módulo de peritaje técnico mediante </w:t>
-      </w:r>
-      <w:proofErr w:type="spellStart"/>
-      <w:r>
-        <w:rPr>
-          <w:rFonts w:ascii="Times New Roman" w:hAnsi="Times New Roman" w:cs="Times New Roman"/>
-        </w:rPr>
-        <w:t>checklist</w:t>
-      </w:r>
-      <w:proofErr w:type="spellEnd"/>
-      <w:r>
-        <w:rPr>
-          <w:rFonts w:ascii="Times New Roman" w:hAnsi="Times New Roman" w:cs="Times New Roman"/>
-        </w:rPr>
-        <w:t xml:space="preserve"> dinámico (HU-11), registro de actividades técnicas (HU-12) y carga de evidencias multimedia (HU-14).</w:t>
+        <w:t xml:space="preserve"> Implementación del borrado lógico de registros (HT-04), desarrollo del módulo de peritaje técnico mediante checklist dinámico (HU-11), registro de actividades técnicas (HU-12) y carga de evidencias multimedia (HU-14).</w:t>
       </w:r>
     </w:p>
     <w:p/>
@@ -26717,35 +25841,7 @@
         <w:rPr>
           <w:rFonts w:ascii="Times New Roman" w:hAnsi="Times New Roman" w:cs="Times New Roman"/>
         </w:rPr>
-        <w:t xml:space="preserve"> Configuración del </w:t>
-      </w:r>
-      <w:proofErr w:type="spellStart"/>
-      <w:r>
-        <w:rPr>
-          <w:rFonts w:ascii="Times New Roman" w:hAnsi="Times New Roman" w:cs="Times New Roman"/>
-        </w:rPr>
-        <w:t>gateway</w:t>
-      </w:r>
-      <w:proofErr w:type="spellEnd"/>
-      <w:r>
-        <w:rPr>
-          <w:rFonts w:ascii="Times New Roman" w:hAnsi="Times New Roman" w:cs="Times New Roman"/>
-        </w:rPr>
-        <w:t xml:space="preserve"> </w:t>
-      </w:r>
-      <w:proofErr w:type="spellStart"/>
-      <w:r>
-        <w:rPr>
-          <w:rFonts w:ascii="Times New Roman" w:hAnsi="Times New Roman" w:cs="Times New Roman"/>
-        </w:rPr>
-        <w:t>WebSocket</w:t>
-      </w:r>
-      <w:proofErr w:type="spellEnd"/>
-      <w:r>
-        <w:rPr>
-          <w:rFonts w:ascii="Times New Roman" w:hAnsi="Times New Roman" w:cs="Times New Roman"/>
-        </w:rPr>
-        <w:t xml:space="preserve"> en NestJS (HT-05), integración de sockets en frontend (HT-06), desarrollo de vistas filtradas por roles (HU-17), notificaciones en tiempo real (HU-30) y alertas de stock mínimo (HU-31).</w:t>
+        <w:t xml:space="preserve"> Configuración del gateway WebSocket en NestJS (HT-05), integración de sockets en frontend (HT-06), desarrollo de vistas filtradas por roles (HU-17), notificaciones en tiempo real (HU-30) y alertas de stock mínimo (HU-31).</w:t>
       </w:r>
     </w:p>
     <w:p/>
@@ -26816,7 +25912,6 @@
           <w:rFonts w:ascii="Times New Roman" w:hAnsi="Times New Roman" w:cs="Times New Roman"/>
         </w:rPr>
       </w:pPr>
-      <w:proofErr w:type="spellStart"/>
       <w:r>
         <w:rPr>
           <w:rFonts w:ascii="Times New Roman" w:hAnsi="Times New Roman" w:cs="Times New Roman"/>
@@ -26825,7 +25920,6 @@
         </w:rPr>
         <w:t>main</w:t>
       </w:r>
-      <w:proofErr w:type="spellEnd"/>
       <w:r>
         <w:rPr>
           <w:rFonts w:ascii="Times New Roman" w:hAnsi="Times New Roman" w:cs="Times New Roman"/>
@@ -26884,35 +25978,13 @@
         <w:rPr>
           <w:rFonts w:ascii="Times New Roman" w:hAnsi="Times New Roman" w:cs="Times New Roman"/>
         </w:rPr>
-        <w:t xml:space="preserve">: Utilizada para el desarrollo de la lógica de negocio, </w:t>
-      </w:r>
-      <w:proofErr w:type="spellStart"/>
-      <w:r>
-        <w:rPr>
-          <w:rFonts w:ascii="Times New Roman" w:hAnsi="Times New Roman" w:cs="Times New Roman"/>
-        </w:rPr>
-        <w:t>endpoints</w:t>
-      </w:r>
-      <w:proofErr w:type="spellEnd"/>
-      <w:r>
-        <w:rPr>
-          <w:rFonts w:ascii="Times New Roman" w:hAnsi="Times New Roman" w:cs="Times New Roman"/>
-        </w:rPr>
-        <w:t xml:space="preserve"> REST, autenticación y conexión con la base de datos en NestJS.</w:t>
+        <w:t>: Utilizada para el desarrollo de la lógica de negocio, endpoints REST, autenticación y conexión con la base de datos en NestJS.</w:t>
       </w:r>
     </w:p>
     <w:p/>
     <w:p>
       <w:r>
-        <w:t xml:space="preserve">Las funcionalidades desarrolladas fueron integradas progresivamente mediante Pull </w:t>
-      </w:r>
-      <w:proofErr w:type="spellStart"/>
-      <w:r>
-        <w:t>Requests</w:t>
-      </w:r>
-      <w:proofErr w:type="spellEnd"/>
-      <w:r>
-        <w:t>, permitiendo revisar cambios antes de incorporarlos a la rama principal del proyecto.</w:t>
+        <w:t>Las funcionalidades desarrolladas fueron integradas progresivamente mediante Pull Requests, permitiendo revisar cambios antes de incorporarlos a la rama principal del proyecto.</w:t>
       </w:r>
     </w:p>
     <w:p/>
@@ -27054,29 +26126,13 @@
     <w:p/>
     <w:p>
       <w:r>
-        <w:t xml:space="preserve">La comunicación entre ambas capas se realizó mediante solicitudes HTTP utilizando Axios como cliente de consumo de </w:t>
-      </w:r>
-      <w:proofErr w:type="spellStart"/>
-      <w:r>
-        <w:t>APIs</w:t>
-      </w:r>
-      <w:proofErr w:type="spellEnd"/>
-      <w:r>
-        <w:t>. Además, se implementó autenticación basada en JSON Web Tokens (JWT), permitiendo proteger rutas y restringir funcionalidades según el rol del usuario autenticado.</w:t>
+        <w:t>La comunicación entre ambas capas se realizó mediante solicitudes HTTP utilizando Axios como cliente de consumo de APIs. Además, se implementó autenticación basada en JSON Web Tokens (JWT), permitiendo proteger rutas y restringir funcionalidades según el rol del usuario autenticado.</w:t>
       </w:r>
     </w:p>
     <w:p/>
     <w:p>
       <w:r>
-        <w:t xml:space="preserve">Para fortalecer la seguridad del sistema se emplearon </w:t>
-      </w:r>
-      <w:proofErr w:type="spellStart"/>
-      <w:r>
-        <w:t>guards</w:t>
-      </w:r>
-      <w:proofErr w:type="spellEnd"/>
-      <w:r>
-        <w:t xml:space="preserve"> y decoradores de roles en NestJS, garantizando un control de acceso adecuado dentro de la aplicación.</w:t>
+        <w:t>Para fortalecer la seguridad del sistema se emplearon guards y decoradores de roles en NestJS, garantizando un control de acceso adecuado dentro de la aplicación.</w:t>
       </w:r>
     </w:p>
     <w:p/>
@@ -27085,43 +26141,19 @@
         <w:pStyle w:val="Ttulo4"/>
       </w:pPr>
       <w:r>
-        <w:t>Conexión con la Base de Datos (</w:t>
-      </w:r>
-      <w:proofErr w:type="spellStart"/>
-      <w:r>
-        <w:t>TypeORM</w:t>
-      </w:r>
-      <w:proofErr w:type="spellEnd"/>
-      <w:r>
-        <w:t xml:space="preserve"> y PostgreSQL)</w:t>
+        <w:t>Conexión con la Base de Datos (TypeORM y PostgreSQL)</w:t>
       </w:r>
     </w:p>
     <w:p/>
     <w:p>
       <w:r>
-        <w:t xml:space="preserve">La persistencia de la información se gestionó mediante PostgreSQL como sistema gestor de base de datos relacional y </w:t>
-      </w:r>
-      <w:proofErr w:type="spellStart"/>
-      <w:r>
-        <w:t>TypeORM</w:t>
-      </w:r>
-      <w:proofErr w:type="spellEnd"/>
-      <w:r>
-        <w:t xml:space="preserve"> como ORM encargado de mapear las entidades del sistema.</w:t>
+        <w:t>La persistencia de la información se gestionó mediante PostgreSQL como sistema gestor de base de datos relacional y TypeORM como ORM encargado de mapear las entidades del sistema.</w:t>
       </w:r>
     </w:p>
     <w:p/>
     <w:p>
       <w:r>
-        <w:t xml:space="preserve">Las entidades fueron definidas mediante clases en </w:t>
-      </w:r>
-      <w:proofErr w:type="spellStart"/>
-      <w:r>
-        <w:t>TypeORM</w:t>
-      </w:r>
-      <w:proofErr w:type="spellEnd"/>
-      <w:r>
-        <w:t>, permitiendo representar las tablas, relaciones y restricciones de la base de datos desde el backend. Para la administración de cambios estructurales se utilizaron migraciones, facilitando la sincronización controlada del esquema relacional.</w:t>
+        <w:t>Las entidades fueron definidas mediante clases en TypeORM, permitiendo representar las tablas, relaciones y restricciones de la base de datos desde el backend. Para la administración de cambios estructurales se utilizaron migraciones, facilitando la sincronización controlada del esquema relacional.</w:t>
       </w:r>
     </w:p>
     <w:p/>
@@ -27185,21 +26217,7 @@
         <w:rPr>
           <w:rFonts w:ascii="Times New Roman" w:hAnsi="Times New Roman" w:cs="Times New Roman"/>
         </w:rPr>
-        <w:t xml:space="preserve">Inicialización de datos mediante </w:t>
-      </w:r>
-      <w:proofErr w:type="spellStart"/>
-      <w:r>
-        <w:rPr>
-          <w:rFonts w:ascii="Times New Roman" w:hAnsi="Times New Roman" w:cs="Times New Roman"/>
-        </w:rPr>
-        <w:t>seeders</w:t>
-      </w:r>
-      <w:proofErr w:type="spellEnd"/>
-      <w:r>
-        <w:rPr>
-          <w:rFonts w:ascii="Times New Roman" w:hAnsi="Times New Roman" w:cs="Times New Roman"/>
-        </w:rPr>
-        <w:t>.</w:t>
+        <w:t>Inicialización de datos mediante seeders.</w:t>
       </w:r>
     </w:p>
     <w:p>
@@ -27403,35 +26421,7 @@
         <w:rPr>
           <w:rFonts w:ascii="Times New Roman" w:hAnsi="Times New Roman" w:cs="Times New Roman"/>
         </w:rPr>
-        <w:t xml:space="preserve">Aplicación de convenciones de nomenclatura como </w:t>
-      </w:r>
-      <w:proofErr w:type="spellStart"/>
-      <w:r>
-        <w:rPr>
-          <w:rFonts w:ascii="Times New Roman" w:hAnsi="Times New Roman" w:cs="Times New Roman"/>
-        </w:rPr>
-        <w:t>camelCase</w:t>
-      </w:r>
-      <w:proofErr w:type="spellEnd"/>
-      <w:r>
-        <w:rPr>
-          <w:rFonts w:ascii="Times New Roman" w:hAnsi="Times New Roman" w:cs="Times New Roman"/>
-        </w:rPr>
-        <w:t xml:space="preserve"> y </w:t>
-      </w:r>
-      <w:proofErr w:type="spellStart"/>
-      <w:r>
-        <w:rPr>
-          <w:rFonts w:ascii="Times New Roman" w:hAnsi="Times New Roman" w:cs="Times New Roman"/>
-        </w:rPr>
-        <w:t>PascalCase</w:t>
-      </w:r>
-      <w:proofErr w:type="spellEnd"/>
-      <w:r>
-        <w:rPr>
-          <w:rFonts w:ascii="Times New Roman" w:hAnsi="Times New Roman" w:cs="Times New Roman"/>
-        </w:rPr>
-        <w:t>.</w:t>
+        <w:t>Aplicación de convenciones de nomenclatura como camelCase y PascalCase.</w:t>
       </w:r>
     </w:p>
     <w:p>
@@ -27469,21 +26459,7 @@
         <w:rPr>
           <w:rFonts w:ascii="Times New Roman" w:hAnsi="Times New Roman" w:cs="Times New Roman"/>
         </w:rPr>
-        <w:t xml:space="preserve">Validación de datos mediante </w:t>
-      </w:r>
-      <w:proofErr w:type="spellStart"/>
-      <w:r>
-        <w:rPr>
-          <w:rFonts w:ascii="Times New Roman" w:hAnsi="Times New Roman" w:cs="Times New Roman"/>
-        </w:rPr>
-        <w:t>class-validator</w:t>
-      </w:r>
-      <w:proofErr w:type="spellEnd"/>
-      <w:r>
-        <w:rPr>
-          <w:rFonts w:ascii="Times New Roman" w:hAnsi="Times New Roman" w:cs="Times New Roman"/>
-        </w:rPr>
-        <w:t xml:space="preserve"> y formularios controlados.</w:t>
+        <w:t>Validación de datos mediante class-validator y formularios controlados.</w:t>
       </w:r>
     </w:p>
     <w:p>
@@ -27502,21 +26478,7 @@
         <w:rPr>
           <w:rFonts w:ascii="Times New Roman" w:hAnsi="Times New Roman" w:cs="Times New Roman"/>
         </w:rPr>
-        <w:t xml:space="preserve">Encriptación de contraseñas utilizando </w:t>
-      </w:r>
-      <w:proofErr w:type="spellStart"/>
-      <w:r>
-        <w:rPr>
-          <w:rFonts w:ascii="Times New Roman" w:hAnsi="Times New Roman" w:cs="Times New Roman"/>
-        </w:rPr>
-        <w:t>bcrypt</w:t>
-      </w:r>
-      <w:proofErr w:type="spellEnd"/>
-      <w:r>
-        <w:rPr>
-          <w:rFonts w:ascii="Times New Roman" w:hAnsi="Times New Roman" w:cs="Times New Roman"/>
-        </w:rPr>
-        <w:t>.</w:t>
+        <w:t>Encriptación de contraseñas utilizando bcrypt.</w:t>
       </w:r>
     </w:p>
     <w:p>
@@ -27584,7 +26546,7 @@
       <w:pPr>
         <w:pStyle w:val="Ttulo3"/>
       </w:pPr>
-      <w:bookmarkStart w:id="67" w:name="_Toc232025490"/>
+      <w:bookmarkStart w:id="67" w:name="_Toc233060847"/>
       <w:r>
         <w:lastRenderedPageBreak/>
         <w:t>Fase de revisión y retrospectiva</w:t>
@@ -27721,21 +26683,7 @@
         <w:rPr>
           <w:rFonts w:ascii="Times New Roman" w:hAnsi="Times New Roman" w:cs="Times New Roman"/>
         </w:rPr>
-        <w:t xml:space="preserve">, se comprobó el envío de alertas automáticas relacionadas con cambios de estado, asignaciones y aprobación de presupuestos mediante </w:t>
-      </w:r>
-      <w:proofErr w:type="spellStart"/>
-      <w:r>
-        <w:rPr>
-          <w:rFonts w:ascii="Times New Roman" w:hAnsi="Times New Roman" w:cs="Times New Roman"/>
-        </w:rPr>
-        <w:t>WebSockets</w:t>
-      </w:r>
-      <w:proofErr w:type="spellEnd"/>
-      <w:r>
-        <w:rPr>
-          <w:rFonts w:ascii="Times New Roman" w:hAnsi="Times New Roman" w:cs="Times New Roman"/>
-        </w:rPr>
-        <w:t>.</w:t>
+        <w:t>, se comprobó el envío de alertas automáticas relacionadas con cambios de estado, asignaciones y aprobación de presupuestos mediante WebSockets.</w:t>
       </w:r>
     </w:p>
     <w:p/>
@@ -27793,21 +26741,7 @@
         <w:rPr>
           <w:rFonts w:ascii="Times New Roman" w:hAnsi="Times New Roman" w:cs="Times New Roman"/>
         </w:rPr>
-        <w:t xml:space="preserve">La arquitectura modular implementada con NestJS y </w:t>
-      </w:r>
-      <w:proofErr w:type="spellStart"/>
-      <w:r>
-        <w:rPr>
-          <w:rFonts w:ascii="Times New Roman" w:hAnsi="Times New Roman" w:cs="Times New Roman"/>
-        </w:rPr>
-        <w:t>TypeORM</w:t>
-      </w:r>
-      <w:proofErr w:type="spellEnd"/>
-      <w:r>
-        <w:rPr>
-          <w:rFonts w:ascii="Times New Roman" w:hAnsi="Times New Roman" w:cs="Times New Roman"/>
-        </w:rPr>
-        <w:t xml:space="preserve"> facilitó el desarrollo independiente de funcionalidades en frontend y backend.</w:t>
+        <w:t>La arquitectura modular implementada con NestJS y TypeORM facilitó el desarrollo independiente de funcionalidades en frontend y backend.</w:t>
       </w:r>
     </w:p>
     <w:p>
@@ -28025,7 +26959,7 @@
       <w:pPr>
         <w:pStyle w:val="Ttulo3"/>
       </w:pPr>
-      <w:bookmarkStart w:id="68" w:name="_Toc232025491"/>
+      <w:bookmarkStart w:id="68" w:name="_Toc233060848"/>
       <w:r>
         <w:lastRenderedPageBreak/>
         <w:t>Fase de lanzamiento</w:t>
@@ -28165,21 +27099,7 @@
         <w:rPr>
           <w:rFonts w:ascii="Times New Roman" w:hAnsi="Times New Roman" w:cs="Times New Roman"/>
         </w:rPr>
-        <w:t xml:space="preserve">Inicialización de datos base mediante </w:t>
-      </w:r>
-      <w:proofErr w:type="spellStart"/>
-      <w:r>
-        <w:rPr>
-          <w:rFonts w:ascii="Times New Roman" w:hAnsi="Times New Roman" w:cs="Times New Roman"/>
-        </w:rPr>
-        <w:t>seeders</w:t>
-      </w:r>
-      <w:proofErr w:type="spellEnd"/>
-      <w:r>
-        <w:rPr>
-          <w:rFonts w:ascii="Times New Roman" w:hAnsi="Times New Roman" w:cs="Times New Roman"/>
-        </w:rPr>
-        <w:t>.</w:t>
+        <w:t>Inicialización de datos base mediante seeders.</w:t>
       </w:r>
     </w:p>
     <w:p>
@@ -28474,12 +27394,11 @@
       </w:r>
     </w:p>
     <w:p/>
-    <w:p/>
     <w:p>
       <w:pPr>
         <w:pStyle w:val="Ttulo2"/>
       </w:pPr>
-      <w:bookmarkStart w:id="69" w:name="_Toc232025492"/>
+      <w:bookmarkStart w:id="69" w:name="_Toc233060849"/>
       <w:r>
         <w:t>Evaluación de la accesibilidad de la aplicación web</w:t>
       </w:r>
@@ -28531,7 +27450,7 @@
       <w:pPr>
         <w:pStyle w:val="Ttulo3"/>
       </w:pPr>
-      <w:bookmarkStart w:id="70" w:name="_Toc232025493"/>
+      <w:bookmarkStart w:id="70" w:name="_Toc233060850"/>
       <w:r>
         <w:t>Selección de interfaces para la evaluación</w:t>
       </w:r>
@@ -28650,7 +27569,7 @@
       <w:pPr>
         <w:pStyle w:val="Ttulo3"/>
       </w:pPr>
-      <w:bookmarkStart w:id="71" w:name="_Toc232025494"/>
+      <w:bookmarkStart w:id="71" w:name="_Toc233060851"/>
       <w:r>
         <w:t>Evaluación automática de accesibilidad</w:t>
       </w:r>
@@ -28702,21 +27621,7 @@
         <w:rPr>
           <w:rFonts w:ascii="Times New Roman" w:hAnsi="Times New Roman" w:cs="Times New Roman"/>
         </w:rPr>
-        <w:t xml:space="preserve">WAVE Web Accessibility </w:t>
-      </w:r>
-      <w:proofErr w:type="spellStart"/>
-      <w:r>
-        <w:rPr>
-          <w:rFonts w:ascii="Times New Roman" w:hAnsi="Times New Roman" w:cs="Times New Roman"/>
-        </w:rPr>
-        <w:t>Evaluation</w:t>
-      </w:r>
-      <w:proofErr w:type="spellEnd"/>
-      <w:r>
-        <w:rPr>
-          <w:rFonts w:ascii="Times New Roman" w:hAnsi="Times New Roman" w:cs="Times New Roman"/>
-        </w:rPr>
-        <w:t xml:space="preserve"> Tool.</w:t>
+        <w:t>WAVE Web Accessibility Evaluation Tool.</w:t>
       </w:r>
     </w:p>
     <w:p/>
@@ -28890,7 +27795,7 @@
       <w:pPr>
         <w:pStyle w:val="Ttulo3"/>
       </w:pPr>
-      <w:bookmarkStart w:id="72" w:name="_Toc232025495"/>
+      <w:bookmarkStart w:id="72" w:name="_Toc233060852"/>
       <w:r>
         <w:t>Análisis de reportes WCAG</w:t>
       </w:r>
@@ -28919,7 +27824,7 @@
       <w:pPr>
         <w:pStyle w:val="Ttulo3"/>
       </w:pPr>
-      <w:bookmarkStart w:id="73" w:name="_Toc232025496"/>
+      <w:bookmarkStart w:id="73" w:name="_Toc233060853"/>
       <w:r>
         <w:t>Métricas de evaluación de accesibilidad</w:t>
       </w:r>
@@ -29408,7 +28313,7 @@
       <w:pPr>
         <w:pStyle w:val="Ttulo3"/>
       </w:pPr>
-      <w:bookmarkStart w:id="74" w:name="_Toc232025497"/>
+      <w:bookmarkStart w:id="74" w:name="_Toc233060854"/>
       <w:r>
         <w:t>Criterios de conformidad WCAG</w:t>
       </w:r>
@@ -29781,7 +28686,7 @@
       <w:pPr>
         <w:pStyle w:val="Ttulo3"/>
       </w:pPr>
-      <w:bookmarkStart w:id="75" w:name="_Toc232025498"/>
+      <w:bookmarkStart w:id="75" w:name="_Toc233060855"/>
       <w:r>
         <w:t>Fuentes utilizadas</w:t>
       </w:r>
@@ -29829,35 +28734,7 @@
         <w:rPr>
           <w:rFonts w:ascii="Times New Roman" w:hAnsi="Times New Roman" w:cs="Times New Roman"/>
         </w:rPr>
-        <w:t xml:space="preserve">Lighthouse </w:t>
-      </w:r>
-      <w:proofErr w:type="spellStart"/>
-      <w:r>
-        <w:rPr>
-          <w:rFonts w:ascii="Times New Roman" w:hAnsi="Times New Roman" w:cs="Times New Roman"/>
-        </w:rPr>
-        <w:t>Report</w:t>
-      </w:r>
-      <w:proofErr w:type="spellEnd"/>
-      <w:r>
-        <w:rPr>
-          <w:rFonts w:ascii="Times New Roman" w:hAnsi="Times New Roman" w:cs="Times New Roman"/>
-        </w:rPr>
-        <w:t xml:space="preserve"> </w:t>
-      </w:r>
-      <w:proofErr w:type="spellStart"/>
-      <w:r>
-        <w:rPr>
-          <w:rFonts w:ascii="Times New Roman" w:hAnsi="Times New Roman" w:cs="Times New Roman"/>
-        </w:rPr>
-        <w:t>Viewer</w:t>
-      </w:r>
-      <w:proofErr w:type="spellEnd"/>
-      <w:r>
-        <w:rPr>
-          <w:rFonts w:ascii="Times New Roman" w:hAnsi="Times New Roman" w:cs="Times New Roman"/>
-        </w:rPr>
-        <w:t>.</w:t>
+        <w:t>Lighthouse Report Viewer.</w:t>
       </w:r>
     </w:p>
     <w:p>
@@ -29876,21 +28753,7 @@
         <w:rPr>
           <w:rFonts w:ascii="Times New Roman" w:hAnsi="Times New Roman" w:cs="Times New Roman"/>
         </w:rPr>
-        <w:t xml:space="preserve">WAVE Web Accessibility </w:t>
-      </w:r>
-      <w:proofErr w:type="spellStart"/>
-      <w:r>
-        <w:rPr>
-          <w:rFonts w:ascii="Times New Roman" w:hAnsi="Times New Roman" w:cs="Times New Roman"/>
-        </w:rPr>
-        <w:t>Evaluation</w:t>
-      </w:r>
-      <w:proofErr w:type="spellEnd"/>
-      <w:r>
-        <w:rPr>
-          <w:rFonts w:ascii="Times New Roman" w:hAnsi="Times New Roman" w:cs="Times New Roman"/>
-        </w:rPr>
-        <w:t xml:space="preserve"> Tool.</w:t>
+        <w:t>WAVE Web Accessibility Evaluation Tool.</w:t>
       </w:r>
     </w:p>
     <w:p>
@@ -29914,6 +28777,204 @@
     </w:p>
     <w:p>
       <w:pPr>
+        <w:pStyle w:val="Prrafodelista"/>
+        <w:spacing w:line="360" w:lineRule="auto"/>
+        <w:rPr>
+          <w:rFonts w:ascii="Times New Roman" w:hAnsi="Times New Roman" w:cs="Times New Roman"/>
+        </w:rPr>
+      </w:pPr>
+    </w:p>
+    <w:p>
+      <w:pPr>
+        <w:pStyle w:val="Prrafodelista"/>
+        <w:spacing w:line="360" w:lineRule="auto"/>
+        <w:rPr>
+          <w:rFonts w:ascii="Times New Roman" w:hAnsi="Times New Roman" w:cs="Times New Roman"/>
+        </w:rPr>
+      </w:pPr>
+    </w:p>
+    <w:p>
+      <w:pPr>
+        <w:pStyle w:val="Prrafodelista"/>
+        <w:spacing w:line="360" w:lineRule="auto"/>
+        <w:rPr>
+          <w:rFonts w:ascii="Times New Roman" w:hAnsi="Times New Roman" w:cs="Times New Roman"/>
+        </w:rPr>
+      </w:pPr>
+    </w:p>
+    <w:p>
+      <w:pPr>
+        <w:pStyle w:val="Prrafodelista"/>
+        <w:spacing w:line="360" w:lineRule="auto"/>
+        <w:rPr>
+          <w:rFonts w:ascii="Times New Roman" w:hAnsi="Times New Roman" w:cs="Times New Roman"/>
+        </w:rPr>
+      </w:pPr>
+    </w:p>
+    <w:p>
+      <w:pPr>
+        <w:pStyle w:val="Prrafodelista"/>
+        <w:spacing w:line="360" w:lineRule="auto"/>
+        <w:rPr>
+          <w:rFonts w:ascii="Times New Roman" w:hAnsi="Times New Roman" w:cs="Times New Roman"/>
+        </w:rPr>
+      </w:pPr>
+    </w:p>
+    <w:p>
+      <w:pPr>
+        <w:pStyle w:val="Prrafodelista"/>
+        <w:spacing w:line="360" w:lineRule="auto"/>
+        <w:rPr>
+          <w:rFonts w:ascii="Times New Roman" w:hAnsi="Times New Roman" w:cs="Times New Roman"/>
+        </w:rPr>
+      </w:pPr>
+    </w:p>
+    <w:p>
+      <w:pPr>
+        <w:pStyle w:val="Prrafodelista"/>
+        <w:spacing w:line="360" w:lineRule="auto"/>
+        <w:rPr>
+          <w:rFonts w:ascii="Times New Roman" w:hAnsi="Times New Roman" w:cs="Times New Roman"/>
+        </w:rPr>
+      </w:pPr>
+    </w:p>
+    <w:p>
+      <w:pPr>
+        <w:pStyle w:val="Prrafodelista"/>
+        <w:spacing w:line="360" w:lineRule="auto"/>
+        <w:rPr>
+          <w:rFonts w:ascii="Times New Roman" w:hAnsi="Times New Roman" w:cs="Times New Roman"/>
+        </w:rPr>
+      </w:pPr>
+    </w:p>
+    <w:p>
+      <w:pPr>
+        <w:pStyle w:val="Prrafodelista"/>
+        <w:spacing w:line="360" w:lineRule="auto"/>
+        <w:rPr>
+          <w:rFonts w:ascii="Times New Roman" w:hAnsi="Times New Roman" w:cs="Times New Roman"/>
+        </w:rPr>
+      </w:pPr>
+    </w:p>
+    <w:p>
+      <w:pPr>
+        <w:pStyle w:val="Prrafodelista"/>
+        <w:spacing w:line="360" w:lineRule="auto"/>
+        <w:rPr>
+          <w:rFonts w:ascii="Times New Roman" w:hAnsi="Times New Roman" w:cs="Times New Roman"/>
+        </w:rPr>
+      </w:pPr>
+    </w:p>
+    <w:p>
+      <w:pPr>
+        <w:pStyle w:val="Prrafodelista"/>
+        <w:spacing w:line="360" w:lineRule="auto"/>
+        <w:rPr>
+          <w:rFonts w:ascii="Times New Roman" w:hAnsi="Times New Roman" w:cs="Times New Roman"/>
+        </w:rPr>
+      </w:pPr>
+    </w:p>
+    <w:p>
+      <w:pPr>
+        <w:pStyle w:val="Prrafodelista"/>
+        <w:spacing w:line="360" w:lineRule="auto"/>
+        <w:rPr>
+          <w:rFonts w:ascii="Times New Roman" w:hAnsi="Times New Roman" w:cs="Times New Roman"/>
+        </w:rPr>
+      </w:pPr>
+    </w:p>
+    <w:p>
+      <w:pPr>
+        <w:pStyle w:val="Prrafodelista"/>
+        <w:spacing w:line="360" w:lineRule="auto"/>
+        <w:rPr>
+          <w:rFonts w:ascii="Times New Roman" w:hAnsi="Times New Roman" w:cs="Times New Roman"/>
+        </w:rPr>
+      </w:pPr>
+    </w:p>
+    <w:p>
+      <w:pPr>
+        <w:pStyle w:val="Prrafodelista"/>
+        <w:spacing w:line="360" w:lineRule="auto"/>
+        <w:rPr>
+          <w:rFonts w:ascii="Times New Roman" w:hAnsi="Times New Roman" w:cs="Times New Roman"/>
+        </w:rPr>
+      </w:pPr>
+    </w:p>
+    <w:p>
+      <w:pPr>
+        <w:pStyle w:val="Prrafodelista"/>
+        <w:spacing w:line="360" w:lineRule="auto"/>
+        <w:rPr>
+          <w:rFonts w:ascii="Times New Roman" w:hAnsi="Times New Roman" w:cs="Times New Roman"/>
+        </w:rPr>
+      </w:pPr>
+    </w:p>
+    <w:p>
+      <w:pPr>
+        <w:pStyle w:val="Prrafodelista"/>
+        <w:spacing w:line="360" w:lineRule="auto"/>
+        <w:rPr>
+          <w:rFonts w:ascii="Times New Roman" w:hAnsi="Times New Roman" w:cs="Times New Roman"/>
+        </w:rPr>
+      </w:pPr>
+    </w:p>
+    <w:p>
+      <w:pPr>
+        <w:pStyle w:val="Prrafodelista"/>
+        <w:spacing w:line="360" w:lineRule="auto"/>
+        <w:rPr>
+          <w:rFonts w:ascii="Times New Roman" w:hAnsi="Times New Roman" w:cs="Times New Roman"/>
+        </w:rPr>
+      </w:pPr>
+    </w:p>
+    <w:p>
+      <w:pPr>
+        <w:pStyle w:val="Prrafodelista"/>
+        <w:spacing w:line="360" w:lineRule="auto"/>
+        <w:rPr>
+          <w:rFonts w:ascii="Times New Roman" w:hAnsi="Times New Roman" w:cs="Times New Roman"/>
+        </w:rPr>
+      </w:pPr>
+    </w:p>
+    <w:p>
+      <w:pPr>
+        <w:pStyle w:val="Prrafodelista"/>
+        <w:spacing w:line="360" w:lineRule="auto"/>
+        <w:rPr>
+          <w:rFonts w:ascii="Times New Roman" w:hAnsi="Times New Roman" w:cs="Times New Roman"/>
+        </w:rPr>
+      </w:pPr>
+    </w:p>
+    <w:p>
+      <w:pPr>
+        <w:pStyle w:val="Prrafodelista"/>
+        <w:spacing w:line="360" w:lineRule="auto"/>
+        <w:rPr>
+          <w:rFonts w:ascii="Times New Roman" w:hAnsi="Times New Roman" w:cs="Times New Roman"/>
+        </w:rPr>
+      </w:pPr>
+    </w:p>
+    <w:p>
+      <w:pPr>
+        <w:pStyle w:val="Prrafodelista"/>
+        <w:spacing w:line="360" w:lineRule="auto"/>
+        <w:rPr>
+          <w:rFonts w:ascii="Times New Roman" w:hAnsi="Times New Roman" w:cs="Times New Roman"/>
+        </w:rPr>
+      </w:pPr>
+    </w:p>
+    <w:p>
+      <w:pPr>
+        <w:pStyle w:val="Prrafodelista"/>
+        <w:spacing w:line="360" w:lineRule="auto"/>
+        <w:rPr>
+          <w:rFonts w:ascii="Times New Roman" w:hAnsi="Times New Roman" w:cs="Times New Roman"/>
+        </w:rPr>
+      </w:pPr>
+    </w:p>
+    <w:p>
+      <w:pPr>
         <w:pStyle w:val="Ttulo1"/>
         <w:numPr>
           <w:ilvl w:val="0"/>
@@ -29924,11 +28985,12 @@
           <w:lang w:val="es-EC"/>
         </w:rPr>
       </w:pPr>
-      <w:bookmarkStart w:id="76" w:name="_Toc232025499"/>
-      <w:r>
-        <w:rPr>
-          <w:lang w:val="es-EC"/>
-        </w:rPr>
+      <w:bookmarkStart w:id="76" w:name="_Toc233060856"/>
+      <w:r>
+        <w:rPr>
+          <w:lang w:val="es-EC"/>
+        </w:rPr>
+        <w:lastRenderedPageBreak/>
         <w:t>CAPÍTULO I</w:t>
       </w:r>
       <w:r>
@@ -29953,7 +29015,7 @@
           <w:lang w:val="es-EC"/>
         </w:rPr>
       </w:pPr>
-      <w:bookmarkStart w:id="77" w:name="_Toc232025500"/>
+      <w:bookmarkStart w:id="77" w:name="_Toc233060857"/>
       <w:r>
         <w:rPr>
           <w:caps w:val="0"/>
@@ -29996,13 +29058,6 @@
         <w:t>Los resultados obtenidos mediante Lighthouse y WAVE fueron organizados y analizados con el propósito de determinar el cumplimiento de buenas prácticas relacionadas con accesibilidad web, contraste visual, estructura semántica, navegación e interacción de los usuarios con la interfaz.</w:t>
       </w:r>
     </w:p>
-    <w:p>
-      <w:pPr>
-        <w:rPr>
-          <w:lang w:val="es-EC"/>
-        </w:rPr>
-      </w:pPr>
-    </w:p>
     <w:p/>
     <w:p>
       <w:pPr>
@@ -30011,7 +29066,7 @@
           <w:lang w:val="es-EC"/>
         </w:rPr>
       </w:pPr>
-      <w:bookmarkStart w:id="78" w:name="_Toc232025501"/>
+      <w:bookmarkStart w:id="78" w:name="_Toc233060858"/>
       <w:r>
         <w:rPr>
           <w:lang w:val="es-EC"/>
@@ -30034,7 +29089,7 @@
           <w:lang w:val="es-EC"/>
         </w:rPr>
       </w:pPr>
-      <w:bookmarkStart w:id="79" w:name="_Toc232025502"/>
+      <w:bookmarkStart w:id="79" w:name="_Toc233060859"/>
       <w:r>
         <w:t>Interfaces evaluadas</w:t>
       </w:r>
@@ -30090,7 +29145,6 @@
           <w:sz w:val="22"/>
           <w:szCs w:val="22"/>
         </w:rPr>
-        <w:lastRenderedPageBreak/>
         <w:t xml:space="preserve">Tabla </w:t>
       </w:r>
       <w:r>
@@ -30671,7 +29725,7 @@
           <w:lang w:val="es-EC"/>
         </w:rPr>
       </w:pPr>
-      <w:bookmarkStart w:id="80" w:name="_Toc232025503"/>
+      <w:bookmarkStart w:id="80" w:name="_Toc233060860"/>
       <w:r>
         <w:rPr>
           <w:lang w:val="es-EC"/>
@@ -31399,23 +30453,7 @@
           <w:sz w:val="18"/>
           <w:szCs w:val="18"/>
         </w:rPr>
-        <w:t xml:space="preserve">Reportes Lighthouse (Google </w:t>
-      </w:r>
-      <w:proofErr w:type="spellStart"/>
-      <w:r>
-        <w:rPr>
-          <w:sz w:val="18"/>
-          <w:szCs w:val="18"/>
-        </w:rPr>
-        <w:t>DevTools</w:t>
-      </w:r>
-      <w:proofErr w:type="spellEnd"/>
-      <w:r>
-        <w:rPr>
-          <w:sz w:val="18"/>
-          <w:szCs w:val="18"/>
-        </w:rPr>
-        <w:t>)</w:t>
+        <w:t>Reportes Lighthouse (Google DevTools)</w:t>
       </w:r>
       <w:r>
         <w:rPr>
@@ -31525,21 +30563,7 @@
         <w:rPr>
           <w:lang w:val="es-EC"/>
         </w:rPr>
-        <w:t> presentaron observaciones menores relacionadas con la jerarquía de encabezados (&lt;h1&gt; a &lt;h6&gt;) y etiquetas de elementos interactivos (aria-</w:t>
-      </w:r>
-      <w:proofErr w:type="spellStart"/>
-      <w:r>
-        <w:rPr>
-          <w:lang w:val="es-EC"/>
-        </w:rPr>
-        <w:t>label</w:t>
-      </w:r>
-      <w:proofErr w:type="spellEnd"/>
-      <w:r>
-        <w:rPr>
-          <w:lang w:val="es-EC"/>
-        </w:rPr>
-        <w:t> en botones iconográficos), las cuales fueron corregidas posteriormente durante el proceso de refinamiento de la interfaz para asegurar el 100% de conformidad.</w:t>
+        <w:t> presentaron observaciones menores relacionadas con la jerarquía de encabezados (&lt;h1&gt; a &lt;h6&gt;) y etiquetas de elementos interactivos (aria-label en botones iconográficos), las cuales fueron corregidas posteriormente durante el proceso de refinamiento de la interfaz para asegurar el 100% de conformidad.</w:t>
       </w:r>
     </w:p>
     <w:p>
@@ -31553,9 +30577,8 @@
       <w:pPr>
         <w:pStyle w:val="Ttulo3"/>
       </w:pPr>
-      <w:bookmarkStart w:id="81" w:name="_Toc232025504"/>
-      <w:r>
-        <w:lastRenderedPageBreak/>
+      <w:bookmarkStart w:id="81" w:name="_Toc233060861"/>
+      <w:r>
         <w:t>Resultados obtenidos mediante WAVE</w:t>
       </w:r>
       <w:bookmarkEnd w:id="81"/>
@@ -32267,23 +31290,7 @@
           <w:sz w:val="18"/>
           <w:szCs w:val="18"/>
         </w:rPr>
-        <w:t>Reportes WAVE (</w:t>
-      </w:r>
-      <w:proofErr w:type="spellStart"/>
-      <w:r>
-        <w:rPr>
-          <w:sz w:val="18"/>
-          <w:szCs w:val="18"/>
-        </w:rPr>
-        <w:t>WebAIM</w:t>
-      </w:r>
-      <w:proofErr w:type="spellEnd"/>
-      <w:r>
-        <w:rPr>
-          <w:sz w:val="18"/>
-          <w:szCs w:val="18"/>
-        </w:rPr>
-        <w:t>)</w:t>
+        <w:t>Reportes WAVE (WebAIM)</w:t>
       </w:r>
     </w:p>
     <w:p>
@@ -32365,25 +31372,7 @@
           <w:b/>
           <w:bCs/>
         </w:rPr>
-        <w:t>Ausencia de texto alternativo (</w:t>
-      </w:r>
-      <w:proofErr w:type="spellStart"/>
-      <w:r>
-        <w:rPr>
-          <w:rFonts w:ascii="Times New Roman" w:hAnsi="Times New Roman" w:cs="Times New Roman"/>
-          <w:b/>
-          <w:bCs/>
-        </w:rPr>
-        <w:t>alt</w:t>
-      </w:r>
-      <w:proofErr w:type="spellEnd"/>
-      <w:r>
-        <w:rPr>
-          <w:rFonts w:ascii="Times New Roman" w:hAnsi="Times New Roman" w:cs="Times New Roman"/>
-          <w:b/>
-          <w:bCs/>
-        </w:rPr>
-        <w:t xml:space="preserve"> en imágenes):</w:t>
+        <w:t>Ausencia de texto alternativo (alt en imágenes):</w:t>
       </w:r>
       <w:r>
         <w:rPr>
@@ -32402,7 +31391,7 @@
       <w:pPr>
         <w:pStyle w:val="Ttulo3"/>
       </w:pPr>
-      <w:bookmarkStart w:id="82" w:name="_Toc232025505"/>
+      <w:bookmarkStart w:id="82" w:name="_Toc233060862"/>
       <w:r>
         <w:t>Análisis de navegación y accesibilidad manual</w:t>
       </w:r>
@@ -32465,7 +31454,6 @@
           <w:bCs/>
           <w:lang w:val="es-EC"/>
         </w:rPr>
-        <w:lastRenderedPageBreak/>
         <w:t>Contraste y legibilidad visual:</w:t>
       </w:r>
       <w:r>
@@ -32497,77 +31485,7 @@
         <w:rPr>
           <w:lang w:val="es-EC"/>
         </w:rPr>
-        <w:t> Estructuración limpia del DOM utilizando etiquetas HTML5 (&lt;</w:t>
-      </w:r>
-      <w:proofErr w:type="spellStart"/>
-      <w:r>
-        <w:rPr>
-          <w:lang w:val="es-EC"/>
-        </w:rPr>
-        <w:t>header</w:t>
-      </w:r>
-      <w:proofErr w:type="spellEnd"/>
-      <w:r>
-        <w:rPr>
-          <w:lang w:val="es-EC"/>
-        </w:rPr>
-        <w:t>&gt;, &lt;</w:t>
-      </w:r>
-      <w:proofErr w:type="spellStart"/>
-      <w:r>
-        <w:rPr>
-          <w:lang w:val="es-EC"/>
-        </w:rPr>
-        <w:t>nav</w:t>
-      </w:r>
-      <w:proofErr w:type="spellEnd"/>
-      <w:r>
-        <w:rPr>
-          <w:lang w:val="es-EC"/>
-        </w:rPr>
-        <w:t>&gt;, &lt;</w:t>
-      </w:r>
-      <w:proofErr w:type="spellStart"/>
-      <w:r>
-        <w:rPr>
-          <w:lang w:val="es-EC"/>
-        </w:rPr>
-        <w:t>main</w:t>
-      </w:r>
-      <w:proofErr w:type="spellEnd"/>
-      <w:r>
-        <w:rPr>
-          <w:lang w:val="es-EC"/>
-        </w:rPr>
-        <w:t>&gt;, &lt;</w:t>
-      </w:r>
-      <w:proofErr w:type="spellStart"/>
-      <w:r>
-        <w:rPr>
-          <w:lang w:val="es-EC"/>
-        </w:rPr>
-        <w:t>footer</w:t>
-      </w:r>
-      <w:proofErr w:type="spellEnd"/>
-      <w:r>
-        <w:rPr>
-          <w:lang w:val="es-EC"/>
-        </w:rPr>
-        <w:t>&gt;, &lt;</w:t>
-      </w:r>
-      <w:proofErr w:type="spellStart"/>
-      <w:r>
-        <w:rPr>
-          <w:lang w:val="es-EC"/>
-        </w:rPr>
-        <w:t>section</w:t>
-      </w:r>
-      <w:proofErr w:type="spellEnd"/>
-      <w:r>
-        <w:rPr>
-          <w:lang w:val="es-EC"/>
-        </w:rPr>
-        <w:t>&gt;).</w:t>
+        <w:t> Estructuración limpia del DOM utilizando etiquetas HTML5 (&lt;header&gt;, &lt;nav&gt;, &lt;main&gt;, &lt;footer&gt;, &lt;section&gt;).</w:t>
       </w:r>
     </w:p>
     <w:p>
@@ -32592,35 +31510,7 @@
         <w:rPr>
           <w:lang w:val="es-EC"/>
         </w:rPr>
-        <w:t> Vinculación directa de elementos &lt;</w:t>
-      </w:r>
-      <w:proofErr w:type="spellStart"/>
-      <w:r>
-        <w:rPr>
-          <w:lang w:val="es-EC"/>
-        </w:rPr>
-        <w:t>label</w:t>
-      </w:r>
-      <w:proofErr w:type="spellEnd"/>
-      <w:r>
-        <w:rPr>
-          <w:lang w:val="es-EC"/>
-        </w:rPr>
-        <w:t>&gt; con sus respectivos inputs mediante el atributo </w:t>
-      </w:r>
-      <w:proofErr w:type="spellStart"/>
-      <w:r>
-        <w:rPr>
-          <w:lang w:val="es-EC"/>
-        </w:rPr>
-        <w:t>htmlFor</w:t>
-      </w:r>
-      <w:proofErr w:type="spellEnd"/>
-      <w:r>
-        <w:rPr>
-          <w:lang w:val="es-EC"/>
-        </w:rPr>
-        <w:t>.</w:t>
+        <w:t> Vinculación directa de elementos &lt;label&gt; con sus respectivos inputs mediante el atributo htmlFor.</w:t>
       </w:r>
     </w:p>
     <w:p>
@@ -32670,21 +31560,7 @@
         <w:rPr>
           <w:lang w:val="es-EC"/>
         </w:rPr>
-        <w:t xml:space="preserve"> Soporte y legibilidad por lectores de pantalla habituales (como NVDA o </w:t>
-      </w:r>
-      <w:proofErr w:type="spellStart"/>
-      <w:r>
-        <w:rPr>
-          <w:lang w:val="es-EC"/>
-        </w:rPr>
-        <w:t>VoiceOver</w:t>
-      </w:r>
-      <w:proofErr w:type="spellEnd"/>
-      <w:r>
-        <w:rPr>
-          <w:lang w:val="es-EC"/>
-        </w:rPr>
-        <w:t>).</w:t>
+        <w:t> Soporte y legibilidad por lectores de pantalla habituales (como NVDA o VoiceOver).</w:t>
       </w:r>
     </w:p>
     <w:p>
@@ -32707,6 +31583,13 @@
         </w:rPr>
         <w:t>De igual manera, las observaciones menores detectadas durante las pruebas automatizadas sirvieron para aplicar parches de accesibilidad que robustecen la interfaz, optimizando la experiencia general de usuario de la plataforma.</w:t>
       </w:r>
+    </w:p>
+    <w:p>
+      <w:pPr>
+        <w:rPr>
+          <w:lang w:val="es-EC"/>
+        </w:rPr>
+      </w:pPr>
     </w:p>
     <w:p/>
     <w:p>
@@ -32721,11 +31604,12 @@
           <w:lang w:val="es-EC"/>
         </w:rPr>
       </w:pPr>
-      <w:bookmarkStart w:id="83" w:name="_Toc232025506"/>
-      <w:r>
-        <w:rPr>
-          <w:lang w:val="es-EC"/>
-        </w:rPr>
+      <w:bookmarkStart w:id="83" w:name="_Toc233060863"/>
+      <w:r>
+        <w:rPr>
+          <w:lang w:val="es-EC"/>
+        </w:rPr>
+        <w:lastRenderedPageBreak/>
         <w:t>CONCLUSIONES</w:t>
       </w:r>
       <w:bookmarkEnd w:id="83"/>
@@ -32782,15 +31666,7 @@
         </w:rPr>
       </w:pPr>
       <w:r>
-        <w:t xml:space="preserve">Se logró desarrollar una aplicación web </w:t>
-      </w:r>
-      <w:proofErr w:type="spellStart"/>
-      <w:r>
-        <w:t>multirol</w:t>
-      </w:r>
-      <w:proofErr w:type="spellEnd"/>
-      <w:r>
-        <w:t xml:space="preserve"> para la gestión de servicios técnicos utilizando Next.js, NestJS y PostgreSQL, automatizando procesos relacionados con órdenes de servicio, diagnósticos, presupuestos, inventario y seguimiento de reparaciones.</w:t>
+        <w:t>Se logró desarrollar una aplicación web multirol para la gestión de servicios técnicos utilizando Next.js, NestJS y PostgreSQL, automatizando procesos relacionados con órdenes de servicio, diagnósticos, presupuestos, inventario y seguimiento de reparaciones.</w:t>
       </w:r>
     </w:p>
     <w:p>
@@ -32875,12 +31751,11 @@
           <w:lang w:val="es-EC"/>
         </w:rPr>
       </w:pPr>
-      <w:bookmarkStart w:id="84" w:name="_Toc232025507"/>
-      <w:r>
-        <w:rPr>
-          <w:lang w:val="es-EC"/>
-        </w:rPr>
-        <w:lastRenderedPageBreak/>
+      <w:bookmarkStart w:id="84" w:name="_Toc233060864"/>
+      <w:r>
+        <w:rPr>
+          <w:lang w:val="es-EC"/>
+        </w:rPr>
         <w:t>RECOMENDACIONES</w:t>
       </w:r>
       <w:bookmarkEnd w:id="84"/>
@@ -32962,21 +31837,8 @@
         <w:rPr>
           <w:rFonts w:ascii="Times New Roman" w:hAnsi="Times New Roman" w:cs="Times New Roman"/>
         </w:rPr>
-        <w:t xml:space="preserve">Se recomienda utilizar arquitecturas modulares y tecnologías compatibles entre frontend y backend para facilitar la integración, mantenimiento y escalabilidad de aplicaciones web </w:t>
-      </w:r>
-      <w:proofErr w:type="spellStart"/>
-      <w:r>
-        <w:rPr>
-          <w:rFonts w:ascii="Times New Roman" w:hAnsi="Times New Roman" w:cs="Times New Roman"/>
-        </w:rPr>
-        <w:t>multirol</w:t>
-      </w:r>
-      <w:proofErr w:type="spellEnd"/>
-      <w:r>
-        <w:rPr>
-          <w:rFonts w:ascii="Times New Roman" w:hAnsi="Times New Roman" w:cs="Times New Roman"/>
-        </w:rPr>
-        <w:t xml:space="preserve"> orientadas a la gestión de servicios.</w:t>
+        <w:lastRenderedPageBreak/>
+        <w:t>Se recomienda utilizar arquitecturas modulares y tecnologías compatibles entre frontend y backend para facilitar la integración, mantenimiento y escalabilidad de aplicaciones web multirol orientadas a la gestión de servicios.</w:t>
       </w:r>
     </w:p>
     <w:p>
@@ -33037,7 +31899,7 @@
           <w:lang w:val="es-EC"/>
         </w:rPr>
       </w:pPr>
-      <w:bookmarkStart w:id="85" w:name="_Toc232025508"/>
+      <w:bookmarkStart w:id="85" w:name="_Toc233060865"/>
       <w:r>
         <w:rPr>
           <w:lang w:val="es-EC"/>
@@ -34227,7 +33089,7 @@
           <w:lang w:val="en-US"/>
         </w:rPr>
       </w:pPr>
-      <w:bookmarkStart w:id="86" w:name="_Toc232025509"/>
+      <w:bookmarkStart w:id="86" w:name="_Toc233060866"/>
       <w:r>
         <w:rPr>
           <w:lang w:val="en-US"/>
@@ -34299,14 +33161,12 @@
           <w:lang w:val="es-419"/>
         </w:rPr>
       </w:pPr>
-      <w:proofErr w:type="spellStart"/>
       <w:r>
         <w:rPr>
           <w:lang w:val="es-419"/>
         </w:rPr>
-        <w:t>Sabado</w:t>
-      </w:r>
-      <w:proofErr w:type="spellEnd"/>
+        <w:t>Sábado</w:t>
+      </w:r>
       <w:r>
         <w:rPr>
           <w:lang w:val="es-419"/>
@@ -34454,21 +33314,7 @@
         <w:rPr>
           <w:lang w:val="es-419"/>
         </w:rPr>
-        <w:t xml:space="preserve">El cliente entrega el equipo en </w:t>
-      </w:r>
-      <w:proofErr w:type="gramStart"/>
-      <w:r>
-        <w:rPr>
-          <w:lang w:val="es-419"/>
-        </w:rPr>
-        <w:t>recepción</w:t>
-      </w:r>
-      <w:proofErr w:type="gramEnd"/>
-      <w:r>
-        <w:rPr>
-          <w:lang w:val="es-419"/>
-        </w:rPr>
-        <w:t xml:space="preserve"> y se registran manualmente los datos del cliente, características del equipo y problema reportado en el sistema local.</w:t>
+        <w:t>El cliente entrega el equipo en recepción y se registran manualmente los datos del cliente, características del equipo y problema reportado en el sistema local.</w:t>
       </w:r>
     </w:p>
     <w:p>
@@ -35422,24 +34268,8 @@
     </w:p>
     <w:p>
       <w:pPr>
-        <w:rPr>
-          <w:lang w:val="es-EC"/>
-        </w:rPr>
-      </w:pPr>
-    </w:p>
-    <w:p>
-      <w:pPr>
         <w:jc w:val="center"/>
         <w:rPr>
-          <w:b/>
-          <w:bCs/>
-        </w:rPr>
-      </w:pPr>
-    </w:p>
-    <w:p>
-      <w:pPr>
-        <w:jc w:val="center"/>
-        <w:rPr>
           <w:lang w:val="en-US"/>
         </w:rPr>
       </w:pPr>
@@ -35447,6 +34277,7 @@
         <w:rPr>
           <w:noProof/>
         </w:rPr>
+        <w:lastRenderedPageBreak/>
         <w:drawing>
           <wp:inline distT="0" distB="0" distL="0" distR="0" wp14:anchorId="0BF4FEC1" wp14:editId="50DDE451">
             <wp:extent cx="1238250" cy="1238250"/>
@@ -35796,14 +34627,12 @@
                 <w:lang w:val="es-EC"/>
               </w:rPr>
             </w:pPr>
-            <w:proofErr w:type="gramStart"/>
             <w:r>
               <w:rPr>
                 <w:lang w:val="es-EC"/>
               </w:rPr>
-              <w:t>Título a optar</w:t>
-            </w:r>
-            <w:proofErr w:type="gramEnd"/>
+              <w:t>Título para optar</w:t>
+            </w:r>
             <w:r>
               <w:rPr>
                 <w:lang w:val="es-EC"/>
@@ -44809,6 +43638,7 @@
     <w:rsid w:val="002D1DF9"/>
     <w:rsid w:val="00310074"/>
     <w:rsid w:val="0033582B"/>
+    <w:rsid w:val="0033717A"/>
     <w:rsid w:val="00337D55"/>
     <w:rsid w:val="00363FBA"/>
     <w:rsid w:val="00392FAF"/>
@@ -44902,6 +43732,7 @@
     <w:rsid w:val="00E041F7"/>
     <w:rsid w:val="00E27CE6"/>
     <w:rsid w:val="00E41D55"/>
+    <w:rsid w:val="00E42C5A"/>
     <w:rsid w:val="00E5186E"/>
     <w:rsid w:val="00E662E5"/>
     <w:rsid w:val="00E6661E"/>
